--- a/dosyalar/sinavlar/8-sinif/2026-2027-1d1y/arapca-8-1d1y-cevap-anahtari.docx
+++ b/dosyalar/sinavlar/8-sinif/2026-2027-1d1y/arapca-8-1d1y-cevap-anahtari.docx
@@ -56,8 +56,8 @@
                 <w:i w:val="false"/>
                 <w:iCs w:val="false"/>
                 <w:color w:val="FFFFFF"/>
-                <w:sz w:val="24"/>
-                <w:szCs w:val="24"/>
+                <w:sz w:val="22"/>
+                <w:szCs w:val="22"/>
               </w:rPr>
               <w:t xml:space="preserve">CEVAP ANAHTARI VE PUANLAMA</w:t>
             </w:r>
@@ -77,8 +77,8 @@
                 <w:i w:val="false"/>
                 <w:iCs w:val="false"/>
                 <w:color w:val="E0E0E0"/>
-                <w:sz w:val="17"/>
-                <w:szCs w:val="17"/>
+                <w:sz w:val="15"/>
+                <w:szCs w:val="15"/>
               </w:rPr>
               <w:t xml:space="preserve">2026-2027 · 8. Sınıf Arapça · 1. Dönem 1. Yazılı (A–D)</w:t>
             </w:r>
@@ -98,8 +98,8 @@
           <w:i w:val="false"/>
           <w:iCs w:val="false"/>
           <w:color w:val="000000"/>
-          <w:sz w:val="4"/>
-          <w:szCs w:val="4"/>
+          <w:sz w:val="12"/>
+          <w:szCs w:val="12"/>
         </w:rPr>
         <w:t xml:space="preserve"/>
       </w:r>
@@ -119,8 +119,8 @@
           <w:i w:val="false"/>
           <w:iCs w:val="false"/>
           <w:color w:val="000000"/>
-          <w:sz w:val="21"/>
-          <w:szCs w:val="21"/>
+          <w:sz w:val="19"/>
+          <w:szCs w:val="19"/>
         </w:rPr>
         <w:t xml:space="preserve">Puanlama ilkeleri</w:t>
       </w:r>
@@ -129,7 +129,7 @@
       <w:pPr>
         <w:keepNext w:val="false"/>
         <w:keepLines/>
-        <w:spacing w:after="0" w:before="30"/>
+        <w:spacing w:after="0" w:before="15"/>
         <w:ind w:left="280" w:hanging="200"/>
         <w:jc w:val="left"/>
       </w:pPr>
@@ -141,8 +141,8 @@
           <w:i w:val="false"/>
           <w:iCs w:val="false"/>
           <w:color w:val="000000"/>
-          <w:sz w:val="21"/>
-          <w:szCs w:val="21"/>
+          <w:sz w:val="19"/>
+          <w:szCs w:val="19"/>
         </w:rPr>
         <w:t xml:space="preserve">•  </w:t>
       </w:r>
@@ -154,8 +154,8 @@
           <w:i w:val="false"/>
           <w:iCs w:val="false"/>
           <w:color w:val="000000"/>
-          <w:sz w:val="19"/>
-          <w:szCs w:val="19"/>
+          <w:sz w:val="17"/>
+          <w:szCs w:val="17"/>
         </w:rPr>
         <w:t xml:space="preserve">Türkçe cevaplarda anlamca doğru her ifade kabul edilir (ör. "doğa" / "tabiat", "tiyatro binası" / "tiyatro").</w:t>
       </w:r>
@@ -164,7 +164,7 @@
       <w:pPr>
         <w:keepNext w:val="false"/>
         <w:keepLines/>
-        <w:spacing w:after="0" w:before="30"/>
+        <w:spacing w:after="0" w:before="15"/>
         <w:ind w:left="280" w:hanging="200"/>
         <w:jc w:val="left"/>
       </w:pPr>
@@ -176,8 +176,8 @@
           <w:i w:val="false"/>
           <w:iCs w:val="false"/>
           <w:color w:val="000000"/>
-          <w:sz w:val="21"/>
-          <w:szCs w:val="21"/>
+          <w:sz w:val="19"/>
+          <w:szCs w:val="19"/>
         </w:rPr>
         <w:t xml:space="preserve">•  </w:t>
       </w:r>
@@ -189,8 +189,8 @@
           <w:i w:val="false"/>
           <w:iCs w:val="false"/>
           <w:color w:val="000000"/>
-          <w:sz w:val="19"/>
-          <w:szCs w:val="19"/>
+          <w:sz w:val="17"/>
+          <w:szCs w:val="17"/>
         </w:rPr>
         <w:t xml:space="preserve">Arapça cevaplarda hareke eksikliği puan kırdırmaz; anlamı değiştiren harf hatasında maddenin yarı puanı verilir.</w:t>
       </w:r>
@@ -199,7 +199,7 @@
       <w:pPr>
         <w:keepNext w:val="false"/>
         <w:keepLines/>
-        <w:spacing w:after="0" w:before="30"/>
+        <w:spacing w:after="0" w:before="15"/>
         <w:ind w:left="280" w:hanging="200"/>
         <w:jc w:val="left"/>
       </w:pPr>
@@ -211,8 +211,8 @@
           <w:i w:val="false"/>
           <w:iCs w:val="false"/>
           <w:color w:val="000000"/>
-          <w:sz w:val="21"/>
-          <w:szCs w:val="21"/>
+          <w:sz w:val="19"/>
+          <w:szCs w:val="19"/>
         </w:rPr>
         <w:t xml:space="preserve">•  </w:t>
       </w:r>
@@ -224,8 +224,8 @@
           <w:i w:val="false"/>
           <w:iCs w:val="false"/>
           <w:color w:val="000000"/>
-          <w:sz w:val="19"/>
-          <w:szCs w:val="19"/>
+          <w:sz w:val="17"/>
+          <w:szCs w:val="17"/>
         </w:rPr>
         <w:t xml:space="preserve">1. soruda tablodaki her hücre 2 puandır; yalnız kulübün adı ("teknoloji") yazılmışsa da tam puan verilir.</w:t>
       </w:r>
@@ -234,7 +234,7 @@
       <w:pPr>
         <w:keepNext w:val="false"/>
         <w:keepLines/>
-        <w:spacing w:after="0" w:before="30"/>
+        <w:spacing w:after="0" w:before="15"/>
         <w:ind w:left="280" w:hanging="200"/>
         <w:jc w:val="left"/>
       </w:pPr>
@@ -246,8 +246,8 @@
           <w:i w:val="false"/>
           <w:iCs w:val="false"/>
           <w:color w:val="000000"/>
-          <w:sz w:val="21"/>
-          <w:szCs w:val="21"/>
+          <w:sz w:val="19"/>
+          <w:szCs w:val="19"/>
         </w:rPr>
         <w:t xml:space="preserve">•  </w:t>
       </w:r>
@@ -259,8 +259,8 @@
           <w:i w:val="false"/>
           <w:iCs w:val="false"/>
           <w:color w:val="000000"/>
-          <w:sz w:val="19"/>
-          <w:szCs w:val="19"/>
+          <w:sz w:val="17"/>
+          <w:szCs w:val="17"/>
         </w:rPr>
         <w:t xml:space="preserve">5. soru 3–4: 14:30 gibi 24 saatlik yazım ve Arapça rakamlarla yazım da doğrudur.</w:t>
       </w:r>
@@ -269,7 +269,7 @@
       <w:pPr>
         <w:keepNext w:val="false"/>
         <w:keepLines/>
-        <w:spacing w:after="0" w:before="30"/>
+        <w:spacing w:after="0" w:before="15"/>
         <w:ind w:left="280" w:hanging="200"/>
         <w:jc w:val="left"/>
       </w:pPr>
@@ -281,8 +281,8 @@
           <w:i w:val="false"/>
           <w:iCs w:val="false"/>
           <w:color w:val="000000"/>
-          <w:sz w:val="21"/>
-          <w:szCs w:val="21"/>
+          <w:sz w:val="19"/>
+          <w:szCs w:val="19"/>
         </w:rPr>
         <w:t xml:space="preserve">•  </w:t>
       </w:r>
@@ -294,8 +294,8 @@
           <w:i w:val="false"/>
           <w:iCs w:val="false"/>
           <w:color w:val="000000"/>
-          <w:sz w:val="19"/>
-          <w:szCs w:val="19"/>
+          <w:sz w:val="17"/>
+          <w:szCs w:val="17"/>
         </w:rPr>
         <w:t xml:space="preserve">6. soru 3 ve 7. soruda cümlenin anlamı korunmuşsa kelimesi kelimesine çeviri aranmaz.</w:t>
       </w:r>
@@ -304,7 +304,7 @@
       <w:pPr>
         <w:keepNext w:val="false"/>
         <w:keepLines/>
-        <w:spacing w:after="0" w:before="30"/>
+        <w:spacing w:after="0" w:before="15"/>
         <w:ind w:left="280" w:hanging="200"/>
         <w:jc w:val="left"/>
       </w:pPr>
@@ -316,8 +316,8 @@
           <w:i w:val="false"/>
           <w:iCs w:val="false"/>
           <w:color w:val="000000"/>
-          <w:sz w:val="21"/>
-          <w:szCs w:val="21"/>
+          <w:sz w:val="19"/>
+          <w:szCs w:val="19"/>
         </w:rPr>
         <w:t xml:space="preserve">•  </w:t>
       </w:r>
@@ -329,8 +329,8 @@
           <w:i w:val="false"/>
           <w:iCs w:val="false"/>
           <w:color w:val="000000"/>
-          <w:sz w:val="19"/>
-          <w:szCs w:val="19"/>
+          <w:sz w:val="17"/>
+          <w:szCs w:val="17"/>
         </w:rPr>
         <w:t xml:space="preserve">Yabancı dil sınav puanı: yazılı %50 + dinleme %25 + konuşma %25 (Yazılı ve Uygulamalı Sınavlar Yönergesi, m.6/1-ç). Dinleme ve konuşma uygulamalı sınavları ayrıca yapılır.</w:t>
       </w:r>
@@ -347,8 +347,8 @@
           <w:i w:val="false"/>
           <w:iCs w:val="false"/>
           <w:color w:val="000000"/>
-          <w:sz w:val="4"/>
-          <w:szCs w:val="4"/>
+          <w:sz w:val="12"/>
+          <w:szCs w:val="12"/>
         </w:rPr>
         <w:t xml:space="preserve"/>
       </w:r>
@@ -407,8 +407,8 @@
                 <w:i w:val="false"/>
                 <w:iCs w:val="false"/>
                 <w:color w:val="FFFFFF"/>
-                <w:sz w:val="24"/>
-                <w:szCs w:val="24"/>
+                <w:sz w:val="22"/>
+                <w:szCs w:val="22"/>
               </w:rPr>
               <w:t xml:space="preserve">A GRUBU</w:t>
             </w:r>
@@ -428,8 +428,8 @@
           <w:i w:val="false"/>
           <w:iCs w:val="false"/>
           <w:color w:val="000000"/>
-          <w:sz w:val="4"/>
-          <w:szCs w:val="4"/>
+          <w:sz w:val="12"/>
+          <w:szCs w:val="12"/>
         </w:rPr>
         <w:t xml:space="preserve"/>
       </w:r>
@@ -490,8 +490,8 @@
                 <w:i w:val="false"/>
                 <w:iCs w:val="false"/>
                 <w:color w:val="000000"/>
-                <w:sz w:val="18"/>
-                <w:szCs w:val="18"/>
+                <w:sz w:val="16"/>
+                <w:szCs w:val="16"/>
               </w:rPr>
               <w:t xml:space="preserve">Soru</w:t>
             </w:r>
@@ -530,8 +530,8 @@
                 <w:i w:val="false"/>
                 <w:iCs w:val="false"/>
                 <w:color w:val="000000"/>
-                <w:sz w:val="18"/>
-                <w:szCs w:val="18"/>
+                <w:sz w:val="16"/>
+                <w:szCs w:val="16"/>
               </w:rPr>
               <w:t xml:space="preserve">Cevap</w:t>
             </w:r>
@@ -570,8 +570,8 @@
                 <w:i w:val="false"/>
                 <w:iCs w:val="false"/>
                 <w:color w:val="000000"/>
-                <w:sz w:val="18"/>
-                <w:szCs w:val="18"/>
+                <w:sz w:val="16"/>
+                <w:szCs w:val="16"/>
               </w:rPr>
               <w:t xml:space="preserve">Puan</w:t>
             </w:r>
@@ -615,8 +615,8 @@
                 <w:i w:val="false"/>
                 <w:iCs w:val="false"/>
                 <w:color w:val="000000"/>
-                <w:sz w:val="22"/>
-                <w:szCs w:val="22"/>
+                <w:sz w:val="20"/>
+                <w:szCs w:val="20"/>
               </w:rPr>
               <w:t xml:space="preserve">1</w:t>
             </w:r>
@@ -654,8 +654,8 @@
                 <w:i w:val="false"/>
                 <w:iCs w:val="false"/>
                 <w:color w:val="000000"/>
-                <w:sz w:val="21"/>
-                <w:szCs w:val="21"/>
+                <w:sz w:val="19"/>
+                <w:szCs w:val="19"/>
               </w:rPr>
               <w:t xml:space="preserve">Tablo: </w:t>
             </w:r>
@@ -667,8 +667,8 @@
                 <w:i w:val="false"/>
                 <w:iCs w:val="false"/>
                 <w:color w:val="000000"/>
-                <w:sz w:val="21"/>
-                <w:szCs w:val="21"/>
+                <w:sz w:val="19"/>
+                <w:szCs w:val="19"/>
               </w:rPr>
               <w:t xml:space="preserve">Meryem: </w:t>
             </w:r>
@@ -680,8 +680,8 @@
                 <w:i w:val="false"/>
                 <w:iCs w:val="false"/>
                 <w:color w:val="000000"/>
-                <w:sz w:val="21"/>
-                <w:szCs w:val="21"/>
+                <w:sz w:val="19"/>
+                <w:szCs w:val="19"/>
               </w:rPr>
               <w:t xml:space="preserve">müzik — teknoloji kulübü</w:t>
             </w:r>
@@ -693,8 +693,8 @@
                 <w:i w:val="false"/>
                 <w:iCs w:val="false"/>
                 <w:color w:val="595959"/>
-                <w:sz w:val="21"/>
-                <w:szCs w:val="21"/>
+                <w:sz w:val="19"/>
+                <w:szCs w:val="19"/>
               </w:rPr>
               <w:t xml:space="preserve">   ·   </w:t>
             </w:r>
@@ -706,8 +706,8 @@
                 <w:i w:val="false"/>
                 <w:iCs w:val="false"/>
                 <w:color w:val="000000"/>
-                <w:sz w:val="21"/>
-                <w:szCs w:val="21"/>
+                <w:sz w:val="19"/>
+                <w:szCs w:val="19"/>
               </w:rPr>
               <w:t xml:space="preserve">Furkan: </w:t>
             </w:r>
@@ -719,8 +719,8 @@
                 <w:i w:val="false"/>
                 <w:iCs w:val="false"/>
                 <w:color w:val="000000"/>
-                <w:sz w:val="21"/>
-                <w:szCs w:val="21"/>
+                <w:sz w:val="19"/>
+                <w:szCs w:val="19"/>
               </w:rPr>
               <w:t xml:space="preserve">kitap okuma — kütüphane kulübü</w:t>
             </w:r>
@@ -732,8 +732,8 @@
                 <w:i w:val="false"/>
                 <w:iCs w:val="false"/>
                 <w:color w:val="595959"/>
-                <w:sz w:val="21"/>
-                <w:szCs w:val="21"/>
+                <w:sz w:val="19"/>
+                <w:szCs w:val="19"/>
               </w:rPr>
               <w:t xml:space="preserve">   ·   </w:t>
             </w:r>
@@ -745,8 +745,8 @@
                 <w:i w:val="false"/>
                 <w:iCs w:val="false"/>
                 <w:color w:val="000000"/>
-                <w:sz w:val="21"/>
-                <w:szCs w:val="21"/>
+                <w:sz w:val="19"/>
+                <w:szCs w:val="19"/>
               </w:rPr>
               <w:t xml:space="preserve">Ferid: </w:t>
             </w:r>
@@ -758,8 +758,8 @@
                 <w:i w:val="false"/>
                 <w:iCs w:val="false"/>
                 <w:color w:val="000000"/>
-                <w:sz w:val="21"/>
-                <w:szCs w:val="21"/>
+                <w:sz w:val="19"/>
+                <w:szCs w:val="19"/>
               </w:rPr>
               <w:t xml:space="preserve">resim — temizlik kulübü</w:t>
             </w:r>
@@ -771,8 +771,8 @@
                 <w:i w:val="false"/>
                 <w:iCs w:val="false"/>
                 <w:color w:val="595959"/>
-                <w:sz w:val="21"/>
-                <w:szCs w:val="21"/>
+                <w:sz w:val="19"/>
+                <w:szCs w:val="19"/>
               </w:rPr>
               <w:t xml:space="preserve">   ·   </w:t>
             </w:r>
@@ -784,8 +784,8 @@
                 <w:i w:val="false"/>
                 <w:iCs w:val="false"/>
                 <w:color w:val="000000"/>
-                <w:sz w:val="21"/>
-                <w:szCs w:val="21"/>
+                <w:sz w:val="19"/>
+                <w:szCs w:val="19"/>
               </w:rPr>
               <w:t xml:space="preserve">Meral: </w:t>
             </w:r>
@@ -797,8 +797,8 @@
                 <w:i w:val="false"/>
                 <w:iCs w:val="false"/>
                 <w:color w:val="000000"/>
-                <w:sz w:val="21"/>
-                <w:szCs w:val="21"/>
+                <w:sz w:val="19"/>
+                <w:szCs w:val="19"/>
               </w:rPr>
               <w:t xml:space="preserve">spor — spor kulübü</w:t>
             </w:r>
@@ -807,7 +807,7 @@
             <w:pPr>
               <w:keepNext w:val="false"/>
               <w:keepLines/>
-              <w:spacing w:after="0" w:before="40"/>
+              <w:spacing w:after="0" w:before="20"/>
               <w:jc w:val="left"/>
             </w:pPr>
             <w:r>
@@ -818,8 +818,8 @@
                 <w:i w:val="false"/>
                 <w:iCs w:val="false"/>
                 <w:color w:val="000000"/>
-                <w:sz w:val="21"/>
-                <w:szCs w:val="21"/>
+                <w:sz w:val="19"/>
+                <w:szCs w:val="19"/>
               </w:rPr>
               <w:t xml:space="preserve">Soru: </w:t>
             </w:r>
@@ -831,8 +831,8 @@
                 <w:i w:val="false"/>
                 <w:iCs w:val="false"/>
                 <w:color w:val="000000"/>
-                <w:sz w:val="21"/>
-                <w:szCs w:val="21"/>
+                <w:sz w:val="19"/>
+                <w:szCs w:val="19"/>
               </w:rPr>
               <w:t xml:space="preserve">Müzik kulübünü seçiyor (2); çünkü müziği seviyor (2).</w:t>
             </w:r>
@@ -870,8 +870,8 @@
                 <w:i w:val="false"/>
                 <w:iCs w:val="false"/>
                 <w:color w:val="595959"/>
-                <w:sz w:val="18"/>
-                <w:szCs w:val="18"/>
+                <w:sz w:val="16"/>
+                <w:szCs w:val="16"/>
               </w:rPr>
               <w:t xml:space="preserve">8 × 2 + 4 = 20</w:t>
             </w:r>
@@ -915,8 +915,8 @@
                 <w:i w:val="false"/>
                 <w:iCs w:val="false"/>
                 <w:color w:val="000000"/>
-                <w:sz w:val="22"/>
-                <w:szCs w:val="22"/>
+                <w:sz w:val="20"/>
+                <w:szCs w:val="20"/>
               </w:rPr>
               <w:t xml:space="preserve">2</w:t>
             </w:r>
@@ -995,8 +995,8 @@
                       <w:rFonts w:ascii="Arakom" w:cs="Arakom" w:eastAsia="Arakom" w:hAnsi="Arakom"/>
                       <w:b w:val="false"/>
                       <w:color w:val="000000"/>
-                      <w:sz w:val="30"/>
-                      <w:szCs w:val="30"/>
+                      <w:sz w:val="28"/>
+                      <w:szCs w:val="28"/>
                       <w:rtl/>
                       <w:lang w:bidi="ar-SA"/>
                     </w:rPr>
@@ -1018,8 +1018,8 @@
                       <w:i w:val="false"/>
                       <w:iCs w:val="false"/>
                       <w:color w:val="000000"/>
-                      <w:sz w:val="18"/>
-                      <w:szCs w:val="18"/>
+                      <w:sz w:val="16"/>
+                      <w:szCs w:val="16"/>
                     </w:rPr>
                     <w:t xml:space="preserve">sorumlu</w:t>
                   </w:r>
@@ -1055,8 +1055,8 @@
                       <w:rFonts w:ascii="Arakom" w:cs="Arakom" w:eastAsia="Arakom" w:hAnsi="Arakom"/>
                       <w:b w:val="false"/>
                       <w:color w:val="000000"/>
-                      <w:sz w:val="30"/>
-                      <w:szCs w:val="30"/>
+                      <w:sz w:val="28"/>
+                      <w:szCs w:val="28"/>
                       <w:rtl/>
                       <w:lang w:bidi="ar-SA"/>
                     </w:rPr>
@@ -1078,8 +1078,8 @@
                       <w:i w:val="false"/>
                       <w:iCs w:val="false"/>
                       <w:color w:val="000000"/>
-                      <w:sz w:val="18"/>
-                      <w:szCs w:val="18"/>
+                      <w:sz w:val="16"/>
+                      <w:szCs w:val="16"/>
                     </w:rPr>
                     <w:t xml:space="preserve">oda</w:t>
                   </w:r>
@@ -1115,8 +1115,8 @@
                       <w:rFonts w:ascii="Arakom" w:cs="Arakom" w:eastAsia="Arakom" w:hAnsi="Arakom"/>
                       <w:b w:val="false"/>
                       <w:color w:val="000000"/>
-                      <w:sz w:val="30"/>
-                      <w:szCs w:val="30"/>
+                      <w:sz w:val="28"/>
+                      <w:szCs w:val="28"/>
                       <w:rtl/>
                       <w:lang w:bidi="ar-SA"/>
                     </w:rPr>
@@ -1138,8 +1138,8 @@
                       <w:i w:val="false"/>
                       <w:iCs w:val="false"/>
                       <w:color w:val="000000"/>
-                      <w:sz w:val="18"/>
-                      <w:szCs w:val="18"/>
+                      <w:sz w:val="16"/>
+                      <w:szCs w:val="16"/>
                     </w:rPr>
                     <w:t xml:space="preserve">sahne</w:t>
                   </w:r>
@@ -1175,8 +1175,8 @@
                       <w:rFonts w:ascii="Arakom" w:cs="Arakom" w:eastAsia="Arakom" w:hAnsi="Arakom"/>
                       <w:b w:val="false"/>
                       <w:color w:val="000000"/>
-                      <w:sz w:val="30"/>
-                      <w:szCs w:val="30"/>
+                      <w:sz w:val="28"/>
+                      <w:szCs w:val="28"/>
                       <w:rtl/>
                       <w:lang w:bidi="ar-SA"/>
                     </w:rPr>
@@ -1198,8 +1198,8 @@
                       <w:i w:val="false"/>
                       <w:iCs w:val="false"/>
                       <w:color w:val="000000"/>
-                      <w:sz w:val="18"/>
-                      <w:szCs w:val="18"/>
+                      <w:sz w:val="16"/>
+                      <w:szCs w:val="16"/>
                     </w:rPr>
                     <w:t xml:space="preserve">afiş</w:t>
                   </w:r>
@@ -1235,8 +1235,8 @@
                       <w:rFonts w:ascii="Arakom" w:cs="Arakom" w:eastAsia="Arakom" w:hAnsi="Arakom"/>
                       <w:b w:val="false"/>
                       <w:color w:val="000000"/>
-                      <w:sz w:val="30"/>
-                      <w:szCs w:val="30"/>
+                      <w:sz w:val="28"/>
+                      <w:szCs w:val="28"/>
                       <w:rtl/>
                       <w:lang w:bidi="ar-SA"/>
                     </w:rPr>
@@ -1258,8 +1258,8 @@
                       <w:i w:val="false"/>
                       <w:iCs w:val="false"/>
                       <w:color w:val="000000"/>
-                      <w:sz w:val="18"/>
-                      <w:szCs w:val="18"/>
+                      <w:sz w:val="16"/>
+                      <w:szCs w:val="16"/>
                     </w:rPr>
                     <w:t xml:space="preserve">yakın</w:t>
                   </w:r>
@@ -1295,8 +1295,8 @@
                       <w:rFonts w:ascii="Arakom" w:cs="Arakom" w:eastAsia="Arakom" w:hAnsi="Arakom"/>
                       <w:b w:val="false"/>
                       <w:color w:val="000000"/>
-                      <w:sz w:val="30"/>
-                      <w:szCs w:val="30"/>
+                      <w:sz w:val="28"/>
+                      <w:szCs w:val="28"/>
                       <w:rtl/>
                       <w:lang w:bidi="ar-SA"/>
                     </w:rPr>
@@ -1318,8 +1318,8 @@
                       <w:i w:val="false"/>
                       <w:iCs w:val="false"/>
                       <w:color w:val="000000"/>
-                      <w:sz w:val="18"/>
-                      <w:szCs w:val="18"/>
+                      <w:sz w:val="16"/>
+                      <w:szCs w:val="16"/>
                     </w:rPr>
                     <w:t xml:space="preserve">çanta</w:t>
                   </w:r>
@@ -1361,8 +1361,8 @@
                 <w:i w:val="false"/>
                 <w:iCs w:val="false"/>
                 <w:color w:val="595959"/>
-                <w:sz w:val="18"/>
-                <w:szCs w:val="18"/>
+                <w:sz w:val="16"/>
+                <w:szCs w:val="16"/>
               </w:rPr>
               <w:t xml:space="preserve">6 × 2 = 12</w:t>
             </w:r>
@@ -1406,8 +1406,8 @@
                 <w:i w:val="false"/>
                 <w:iCs w:val="false"/>
                 <w:color w:val="000000"/>
-                <w:sz w:val="22"/>
-                <w:szCs w:val="22"/>
+                <w:sz w:val="20"/>
+                <w:szCs w:val="20"/>
               </w:rPr>
               <w:t xml:space="preserve">3</w:t>
             </w:r>
@@ -1443,49 +1443,49 @@
                 <w:b/>
                 <w:bCs/>
                 <w:color w:val="595959"/>
+                <w:sz w:val="26"/>
+                <w:szCs w:val="26"/>
+                <w:rtl/>
+                <w:lang w:bidi="ar-SA"/>
+              </w:rPr>
+              <w:t xml:space="preserve">١  </w:t>
+            </w:r>
+            <w:r>
+              <w:rPr>
+                <w:rFonts w:ascii="Arakom" w:cs="Arakom" w:eastAsia="Arakom" w:hAnsi="Arakom"/>
+                <w:b/>
+                <w:bCs/>
+                <w:color w:val="000000"/>
                 <w:sz w:val="28"/>
                 <w:szCs w:val="28"/>
                 <w:rtl/>
                 <w:lang w:bidi="ar-SA"/>
               </w:rPr>
-              <w:t xml:space="preserve">١  </w:t>
-            </w:r>
-            <w:r>
-              <w:rPr>
-                <w:rFonts w:ascii="Arakom" w:cs="Arakom" w:eastAsia="Arakom" w:hAnsi="Arakom"/>
-                <w:b/>
-                <w:bCs/>
-                <w:color w:val="000000"/>
-                <w:sz w:val="30"/>
-                <w:szCs w:val="30"/>
-                <w:rtl/>
-                <w:lang w:bidi="ar-SA"/>
-              </w:rPr>
               <w:t xml:space="preserve">لَكِنْ</w:t>
             </w:r>
             <w:r>
               <w:rPr>
                 <w:rFonts w:ascii="Arakom" w:cs="Arakom" w:eastAsia="Arakom" w:hAnsi="Arakom"/>
                 <w:b w:val="false"/>
-                <w:color w:val="595959"/>
-                <w:sz w:val="30"/>
-                <w:szCs w:val="30"/>
-                <w:rtl/>
-                <w:lang w:bidi="ar-SA"/>
-              </w:rPr>
-              <w:t xml:space="preserve">   ·   </w:t>
-            </w:r>
-            <w:r>
-              <w:rPr>
-                <w:rFonts w:ascii="Arakom" w:cs="Arakom" w:eastAsia="Arakom" w:hAnsi="Arakom"/>
-                <w:b/>
-                <w:bCs/>
                 <w:color w:val="595959"/>
                 <w:sz w:val="28"/>
                 <w:szCs w:val="28"/>
                 <w:rtl/>
                 <w:lang w:bidi="ar-SA"/>
               </w:rPr>
+              <w:t xml:space="preserve">   ·   </w:t>
+            </w:r>
+            <w:r>
+              <w:rPr>
+                <w:rFonts w:ascii="Arakom" w:cs="Arakom" w:eastAsia="Arakom" w:hAnsi="Arakom"/>
+                <w:b/>
+                <w:bCs/>
+                <w:color w:val="595959"/>
+                <w:sz w:val="26"/>
+                <w:szCs w:val="26"/>
+                <w:rtl/>
+                <w:lang w:bidi="ar-SA"/>
+              </w:rPr>
               <w:t xml:space="preserve">٢  </w:t>
             </w:r>
             <w:r>
@@ -1494,74 +1494,74 @@
                 <w:b/>
                 <w:bCs/>
                 <w:color w:val="000000"/>
-                <w:sz w:val="30"/>
-                <w:szCs w:val="30"/>
-                <w:rtl/>
-                <w:lang w:bidi="ar-SA"/>
-              </w:rPr>
-              <w:t xml:space="preserve">لِأَنَّني</w:t>
-            </w:r>
-            <w:r>
-              <w:rPr>
-                <w:rFonts w:ascii="Arakom" w:cs="Arakom" w:eastAsia="Arakom" w:hAnsi="Arakom"/>
-                <w:b w:val="false"/>
-                <w:color w:val="595959"/>
-                <w:sz w:val="30"/>
-                <w:szCs w:val="30"/>
-                <w:rtl/>
-                <w:lang w:bidi="ar-SA"/>
-              </w:rPr>
-              <w:t xml:space="preserve">   ·   </w:t>
-            </w:r>
-            <w:r>
-              <w:rPr>
-                <w:rFonts w:ascii="Arakom" w:cs="Arakom" w:eastAsia="Arakom" w:hAnsi="Arakom"/>
-                <w:b/>
-                <w:bCs/>
-                <w:color w:val="595959"/>
                 <w:sz w:val="28"/>
                 <w:szCs w:val="28"/>
                 <w:rtl/>
                 <w:lang w:bidi="ar-SA"/>
               </w:rPr>
-              <w:t xml:space="preserve">٣  </w:t>
-            </w:r>
-            <w:r>
-              <w:rPr>
-                <w:rFonts w:ascii="Arakom" w:cs="Arakom" w:eastAsia="Arakom" w:hAnsi="Arakom"/>
-                <w:b/>
-                <w:bCs/>
-                <w:color w:val="000000"/>
-                <w:sz w:val="30"/>
-                <w:szCs w:val="30"/>
-                <w:rtl/>
-                <w:lang w:bidi="ar-SA"/>
-              </w:rPr>
-              <w:t xml:space="preserve">أَمْ</w:t>
-            </w:r>
-            <w:r>
-              <w:rPr>
-                <w:rFonts w:ascii="Arakom" w:cs="Arakom" w:eastAsia="Arakom" w:hAnsi="Arakom"/>
-                <w:b w:val="false"/>
-                <w:color w:val="595959"/>
-                <w:sz w:val="30"/>
-                <w:szCs w:val="30"/>
-                <w:rtl/>
-                <w:lang w:bidi="ar-SA"/>
-              </w:rPr>
-              <w:t xml:space="preserve">   ·   </w:t>
-            </w:r>
-            <w:r>
-              <w:rPr>
-                <w:rFonts w:ascii="Arakom" w:cs="Arakom" w:eastAsia="Arakom" w:hAnsi="Arakom"/>
-                <w:b/>
-                <w:bCs/>
+              <w:t xml:space="preserve">لِأَنَّني</w:t>
+            </w:r>
+            <w:r>
+              <w:rPr>
+                <w:rFonts w:ascii="Arakom" w:cs="Arakom" w:eastAsia="Arakom" w:hAnsi="Arakom"/>
+                <w:b w:val="false"/>
                 <w:color w:val="595959"/>
                 <w:sz w:val="28"/>
                 <w:szCs w:val="28"/>
                 <w:rtl/>
                 <w:lang w:bidi="ar-SA"/>
               </w:rPr>
+              <w:t xml:space="preserve">   ·   </w:t>
+            </w:r>
+            <w:r>
+              <w:rPr>
+                <w:rFonts w:ascii="Arakom" w:cs="Arakom" w:eastAsia="Arakom" w:hAnsi="Arakom"/>
+                <w:b/>
+                <w:bCs/>
+                <w:color w:val="595959"/>
+                <w:sz w:val="26"/>
+                <w:szCs w:val="26"/>
+                <w:rtl/>
+                <w:lang w:bidi="ar-SA"/>
+              </w:rPr>
+              <w:t xml:space="preserve">٣  </w:t>
+            </w:r>
+            <w:r>
+              <w:rPr>
+                <w:rFonts w:ascii="Arakom" w:cs="Arakom" w:eastAsia="Arakom" w:hAnsi="Arakom"/>
+                <w:b/>
+                <w:bCs/>
+                <w:color w:val="000000"/>
+                <w:sz w:val="28"/>
+                <w:szCs w:val="28"/>
+                <w:rtl/>
+                <w:lang w:bidi="ar-SA"/>
+              </w:rPr>
+              <w:t xml:space="preserve">أَمْ</w:t>
+            </w:r>
+            <w:r>
+              <w:rPr>
+                <w:rFonts w:ascii="Arakom" w:cs="Arakom" w:eastAsia="Arakom" w:hAnsi="Arakom"/>
+                <w:b w:val="false"/>
+                <w:color w:val="595959"/>
+                <w:sz w:val="28"/>
+                <w:szCs w:val="28"/>
+                <w:rtl/>
+                <w:lang w:bidi="ar-SA"/>
+              </w:rPr>
+              <w:t xml:space="preserve">   ·   </w:t>
+            </w:r>
+            <w:r>
+              <w:rPr>
+                <w:rFonts w:ascii="Arakom" w:cs="Arakom" w:eastAsia="Arakom" w:hAnsi="Arakom"/>
+                <w:b/>
+                <w:bCs/>
+                <w:color w:val="595959"/>
+                <w:sz w:val="26"/>
+                <w:szCs w:val="26"/>
+                <w:rtl/>
+                <w:lang w:bidi="ar-SA"/>
+              </w:rPr>
               <w:t xml:space="preserve">٤  </w:t>
             </w:r>
             <w:r>
@@ -1570,8 +1570,8 @@
                 <w:b/>
                 <w:bCs/>
                 <w:color w:val="000000"/>
-                <w:sz w:val="30"/>
-                <w:szCs w:val="30"/>
+                <w:sz w:val="28"/>
+                <w:szCs w:val="28"/>
                 <w:rtl/>
                 <w:lang w:bidi="ar-SA"/>
               </w:rPr>
@@ -1611,8 +1611,8 @@
                 <w:i w:val="false"/>
                 <w:iCs w:val="false"/>
                 <w:color w:val="595959"/>
-                <w:sz w:val="18"/>
-                <w:szCs w:val="18"/>
+                <w:sz w:val="16"/>
+                <w:szCs w:val="16"/>
               </w:rPr>
               <w:t xml:space="preserve">4 × 3 = 12</w:t>
             </w:r>
@@ -1656,8 +1656,8 @@
                 <w:i w:val="false"/>
                 <w:iCs w:val="false"/>
                 <w:color w:val="000000"/>
-                <w:sz w:val="22"/>
-                <w:szCs w:val="22"/>
+                <w:sz w:val="20"/>
+                <w:szCs w:val="20"/>
               </w:rPr>
               <w:t xml:space="preserve">4</w:t>
             </w:r>
@@ -1693,49 +1693,49 @@
                 <w:b/>
                 <w:bCs/>
                 <w:color w:val="595959"/>
+                <w:sz w:val="26"/>
+                <w:szCs w:val="26"/>
+                <w:rtl/>
+                <w:lang w:bidi="ar-SA"/>
+              </w:rPr>
+              <w:t xml:space="preserve">١  </w:t>
+            </w:r>
+            <w:r>
+              <w:rPr>
+                <w:rFonts w:ascii="Arakom" w:cs="Arakom" w:eastAsia="Arakom" w:hAnsi="Arakom"/>
+                <w:b/>
+                <w:bCs/>
+                <w:color w:val="000000"/>
                 <w:sz w:val="28"/>
                 <w:szCs w:val="28"/>
                 <w:rtl/>
                 <w:lang w:bidi="ar-SA"/>
               </w:rPr>
-              <w:t xml:space="preserve">١  </w:t>
-            </w:r>
-            <w:r>
-              <w:rPr>
-                <w:rFonts w:ascii="Arakom" w:cs="Arakom" w:eastAsia="Arakom" w:hAnsi="Arakom"/>
-                <w:b/>
-                <w:bCs/>
-                <w:color w:val="000000"/>
-                <w:sz w:val="30"/>
-                <w:szCs w:val="30"/>
-                <w:rtl/>
-                <w:lang w:bidi="ar-SA"/>
-              </w:rPr>
               <w:t xml:space="preserve">مَنْ</w:t>
             </w:r>
             <w:r>
               <w:rPr>
                 <w:rFonts w:ascii="Arakom" w:cs="Arakom" w:eastAsia="Arakom" w:hAnsi="Arakom"/>
                 <w:b w:val="false"/>
-                <w:color w:val="595959"/>
-                <w:sz w:val="30"/>
-                <w:szCs w:val="30"/>
-                <w:rtl/>
-                <w:lang w:bidi="ar-SA"/>
-              </w:rPr>
-              <w:t xml:space="preserve">   ·   </w:t>
-            </w:r>
-            <w:r>
-              <w:rPr>
-                <w:rFonts w:ascii="Arakom" w:cs="Arakom" w:eastAsia="Arakom" w:hAnsi="Arakom"/>
-                <w:b/>
-                <w:bCs/>
                 <w:color w:val="595959"/>
                 <w:sz w:val="28"/>
                 <w:szCs w:val="28"/>
                 <w:rtl/>
                 <w:lang w:bidi="ar-SA"/>
               </w:rPr>
+              <w:t xml:space="preserve">   ·   </w:t>
+            </w:r>
+            <w:r>
+              <w:rPr>
+                <w:rFonts w:ascii="Arakom" w:cs="Arakom" w:eastAsia="Arakom" w:hAnsi="Arakom"/>
+                <w:b/>
+                <w:bCs/>
+                <w:color w:val="595959"/>
+                <w:sz w:val="26"/>
+                <w:szCs w:val="26"/>
+                <w:rtl/>
+                <w:lang w:bidi="ar-SA"/>
+              </w:rPr>
               <w:t xml:space="preserve">٢  </w:t>
             </w:r>
             <w:r>
@@ -1744,74 +1744,74 @@
                 <w:b/>
                 <w:bCs/>
                 <w:color w:val="000000"/>
-                <w:sz w:val="30"/>
-                <w:szCs w:val="30"/>
-                <w:rtl/>
-                <w:lang w:bidi="ar-SA"/>
-              </w:rPr>
-              <w:t xml:space="preserve">مَتى</w:t>
-            </w:r>
-            <w:r>
-              <w:rPr>
-                <w:rFonts w:ascii="Arakom" w:cs="Arakom" w:eastAsia="Arakom" w:hAnsi="Arakom"/>
-                <w:b w:val="false"/>
-                <w:color w:val="595959"/>
-                <w:sz w:val="30"/>
-                <w:szCs w:val="30"/>
-                <w:rtl/>
-                <w:lang w:bidi="ar-SA"/>
-              </w:rPr>
-              <w:t xml:space="preserve">   ·   </w:t>
-            </w:r>
-            <w:r>
-              <w:rPr>
-                <w:rFonts w:ascii="Arakom" w:cs="Arakom" w:eastAsia="Arakom" w:hAnsi="Arakom"/>
-                <w:b/>
-                <w:bCs/>
-                <w:color w:val="595959"/>
                 <w:sz w:val="28"/>
                 <w:szCs w:val="28"/>
                 <w:rtl/>
                 <w:lang w:bidi="ar-SA"/>
               </w:rPr>
-              <w:t xml:space="preserve">٣  </w:t>
-            </w:r>
-            <w:r>
-              <w:rPr>
-                <w:rFonts w:ascii="Arakom" w:cs="Arakom" w:eastAsia="Arakom" w:hAnsi="Arakom"/>
-                <w:b/>
-                <w:bCs/>
-                <w:color w:val="000000"/>
-                <w:sz w:val="30"/>
-                <w:szCs w:val="30"/>
-                <w:rtl/>
-                <w:lang w:bidi="ar-SA"/>
-              </w:rPr>
-              <w:t xml:space="preserve">إلى أَيْنَ</w:t>
-            </w:r>
-            <w:r>
-              <w:rPr>
-                <w:rFonts w:ascii="Arakom" w:cs="Arakom" w:eastAsia="Arakom" w:hAnsi="Arakom"/>
-                <w:b w:val="false"/>
-                <w:color w:val="595959"/>
-                <w:sz w:val="30"/>
-                <w:szCs w:val="30"/>
-                <w:rtl/>
-                <w:lang w:bidi="ar-SA"/>
-              </w:rPr>
-              <w:t xml:space="preserve">   ·   </w:t>
-            </w:r>
-            <w:r>
-              <w:rPr>
-                <w:rFonts w:ascii="Arakom" w:cs="Arakom" w:eastAsia="Arakom" w:hAnsi="Arakom"/>
-                <w:b/>
-                <w:bCs/>
+              <w:t xml:space="preserve">مَتى</w:t>
+            </w:r>
+            <w:r>
+              <w:rPr>
+                <w:rFonts w:ascii="Arakom" w:cs="Arakom" w:eastAsia="Arakom" w:hAnsi="Arakom"/>
+                <w:b w:val="false"/>
                 <w:color w:val="595959"/>
                 <w:sz w:val="28"/>
                 <w:szCs w:val="28"/>
                 <w:rtl/>
                 <w:lang w:bidi="ar-SA"/>
               </w:rPr>
+              <w:t xml:space="preserve">   ·   </w:t>
+            </w:r>
+            <w:r>
+              <w:rPr>
+                <w:rFonts w:ascii="Arakom" w:cs="Arakom" w:eastAsia="Arakom" w:hAnsi="Arakom"/>
+                <w:b/>
+                <w:bCs/>
+                <w:color w:val="595959"/>
+                <w:sz w:val="26"/>
+                <w:szCs w:val="26"/>
+                <w:rtl/>
+                <w:lang w:bidi="ar-SA"/>
+              </w:rPr>
+              <w:t xml:space="preserve">٣  </w:t>
+            </w:r>
+            <w:r>
+              <w:rPr>
+                <w:rFonts w:ascii="Arakom" w:cs="Arakom" w:eastAsia="Arakom" w:hAnsi="Arakom"/>
+                <w:b/>
+                <w:bCs/>
+                <w:color w:val="000000"/>
+                <w:sz w:val="28"/>
+                <w:szCs w:val="28"/>
+                <w:rtl/>
+                <w:lang w:bidi="ar-SA"/>
+              </w:rPr>
+              <w:t xml:space="preserve">إلى أَيْنَ</w:t>
+            </w:r>
+            <w:r>
+              <w:rPr>
+                <w:rFonts w:ascii="Arakom" w:cs="Arakom" w:eastAsia="Arakom" w:hAnsi="Arakom"/>
+                <w:b w:val="false"/>
+                <w:color w:val="595959"/>
+                <w:sz w:val="28"/>
+                <w:szCs w:val="28"/>
+                <w:rtl/>
+                <w:lang w:bidi="ar-SA"/>
+              </w:rPr>
+              <w:t xml:space="preserve">   ·   </w:t>
+            </w:r>
+            <w:r>
+              <w:rPr>
+                <w:rFonts w:ascii="Arakom" w:cs="Arakom" w:eastAsia="Arakom" w:hAnsi="Arakom"/>
+                <w:b/>
+                <w:bCs/>
+                <w:color w:val="595959"/>
+                <w:sz w:val="26"/>
+                <w:szCs w:val="26"/>
+                <w:rtl/>
+                <w:lang w:bidi="ar-SA"/>
+              </w:rPr>
               <w:t xml:space="preserve">٤  </w:t>
             </w:r>
             <w:r>
@@ -1820,8 +1820,8 @@
                 <w:b/>
                 <w:bCs/>
                 <w:color w:val="000000"/>
-                <w:sz w:val="30"/>
-                <w:szCs w:val="30"/>
+                <w:sz w:val="28"/>
+                <w:szCs w:val="28"/>
                 <w:rtl/>
                 <w:lang w:bidi="ar-SA"/>
               </w:rPr>
@@ -1861,8 +1861,8 @@
                 <w:i w:val="false"/>
                 <w:iCs w:val="false"/>
                 <w:color w:val="595959"/>
-                <w:sz w:val="18"/>
-                <w:szCs w:val="18"/>
+                <w:sz w:val="16"/>
+                <w:szCs w:val="16"/>
               </w:rPr>
               <w:t xml:space="preserve">4 × 3 = 12</w:t>
             </w:r>
@@ -1906,8 +1906,8 @@
                 <w:i w:val="false"/>
                 <w:iCs w:val="false"/>
                 <w:color w:val="000000"/>
-                <w:sz w:val="22"/>
-                <w:szCs w:val="22"/>
+                <w:sz w:val="20"/>
+                <w:szCs w:val="20"/>
               </w:rPr>
               <w:t xml:space="preserve">5</w:t>
             </w:r>
@@ -1943,49 +1943,49 @@
                 <w:b/>
                 <w:bCs/>
                 <w:color w:val="595959"/>
+                <w:sz w:val="26"/>
+                <w:szCs w:val="26"/>
+                <w:rtl/>
+                <w:lang w:bidi="ar-SA"/>
+              </w:rPr>
+              <w:t xml:space="preserve">١  </w:t>
+            </w:r>
+            <w:r>
+              <w:rPr>
+                <w:rFonts w:ascii="Arakom" w:cs="Arakom" w:eastAsia="Arakom" w:hAnsi="Arakom"/>
+                <w:b/>
+                <w:bCs/>
+                <w:color w:val="000000"/>
                 <w:sz w:val="28"/>
                 <w:szCs w:val="28"/>
                 <w:rtl/>
                 <w:lang w:bidi="ar-SA"/>
               </w:rPr>
-              <w:t xml:space="preserve">١  </w:t>
-            </w:r>
-            <w:r>
-              <w:rPr>
-                <w:rFonts w:ascii="Arakom" w:cs="Arakom" w:eastAsia="Arakom" w:hAnsi="Arakom"/>
-                <w:b/>
-                <w:bCs/>
-                <w:color w:val="000000"/>
-                <w:sz w:val="30"/>
-                <w:szCs w:val="30"/>
-                <w:rtl/>
-                <w:lang w:bidi="ar-SA"/>
-              </w:rPr>
               <w:t xml:space="preserve">السّادِسَة والرُّبْع</w:t>
             </w:r>
             <w:r>
               <w:rPr>
                 <w:rFonts w:ascii="Arakom" w:cs="Arakom" w:eastAsia="Arakom" w:hAnsi="Arakom"/>
                 <w:b w:val="false"/>
-                <w:color w:val="595959"/>
-                <w:sz w:val="30"/>
-                <w:szCs w:val="30"/>
-                <w:rtl/>
-                <w:lang w:bidi="ar-SA"/>
-              </w:rPr>
-              <w:t xml:space="preserve">   ·   </w:t>
-            </w:r>
-            <w:r>
-              <w:rPr>
-                <w:rFonts w:ascii="Arakom" w:cs="Arakom" w:eastAsia="Arakom" w:hAnsi="Arakom"/>
-                <w:b/>
-                <w:bCs/>
                 <w:color w:val="595959"/>
                 <w:sz w:val="28"/>
                 <w:szCs w:val="28"/>
                 <w:rtl/>
                 <w:lang w:bidi="ar-SA"/>
               </w:rPr>
+              <w:t xml:space="preserve">   ·   </w:t>
+            </w:r>
+            <w:r>
+              <w:rPr>
+                <w:rFonts w:ascii="Arakom" w:cs="Arakom" w:eastAsia="Arakom" w:hAnsi="Arakom"/>
+                <w:b/>
+                <w:bCs/>
+                <w:color w:val="595959"/>
+                <w:sz w:val="26"/>
+                <w:szCs w:val="26"/>
+                <w:rtl/>
+                <w:lang w:bidi="ar-SA"/>
+              </w:rPr>
               <w:t xml:space="preserve">٢  </w:t>
             </w:r>
             <w:r>
@@ -1994,8 +1994,8 @@
                 <w:b/>
                 <w:bCs/>
                 <w:color w:val="000000"/>
-                <w:sz w:val="30"/>
-                <w:szCs w:val="30"/>
+                <w:sz w:val="28"/>
+                <w:szCs w:val="28"/>
                 <w:rtl/>
                 <w:lang w:bidi="ar-SA"/>
               </w:rPr>
@@ -2006,7 +2006,7 @@
             <w:pPr>
               <w:keepNext w:val="false"/>
               <w:keepLines/>
-              <w:spacing w:after="0" w:before="30"/>
+              <w:spacing w:after="0" w:before="15"/>
               <w:jc w:val="left"/>
             </w:pPr>
             <w:r>
@@ -2017,8 +2017,8 @@
                 <w:i w:val="false"/>
                 <w:iCs w:val="false"/>
                 <w:color w:val="000000"/>
-                <w:sz w:val="21"/>
-                <w:szCs w:val="21"/>
+                <w:sz w:val="19"/>
+                <w:szCs w:val="19"/>
               </w:rPr>
               <w:t xml:space="preserve">3) </w:t>
             </w:r>
@@ -2030,8 +2030,8 @@
                 <w:i w:val="false"/>
                 <w:iCs w:val="false"/>
                 <w:color w:val="000000"/>
-                <w:sz w:val="21"/>
-                <w:szCs w:val="21"/>
+                <w:sz w:val="19"/>
+                <w:szCs w:val="19"/>
               </w:rPr>
               <w:t xml:space="preserve">2:30  (14:30)</w:t>
             </w:r>
@@ -2043,8 +2043,8 @@
                 <w:i w:val="false"/>
                 <w:iCs w:val="false"/>
                 <w:color w:val="595959"/>
-                <w:sz w:val="21"/>
-                <w:szCs w:val="21"/>
+                <w:sz w:val="19"/>
+                <w:szCs w:val="19"/>
               </w:rPr>
               <w:t xml:space="preserve">   ·   </w:t>
             </w:r>
@@ -2056,8 +2056,8 @@
                 <w:i w:val="false"/>
                 <w:iCs w:val="false"/>
                 <w:color w:val="000000"/>
-                <w:sz w:val="21"/>
-                <w:szCs w:val="21"/>
+                <w:sz w:val="19"/>
+                <w:szCs w:val="19"/>
               </w:rPr>
               <w:t xml:space="preserve">4) </w:t>
             </w:r>
@@ -2069,8 +2069,8 @@
                 <w:i w:val="false"/>
                 <w:iCs w:val="false"/>
                 <w:color w:val="000000"/>
-                <w:sz w:val="21"/>
-                <w:szCs w:val="21"/>
+                <w:sz w:val="19"/>
+                <w:szCs w:val="19"/>
               </w:rPr>
               <w:t xml:space="preserve">5:15  (17:15)</w:t>
             </w:r>
@@ -2108,8 +2108,8 @@
                 <w:i w:val="false"/>
                 <w:iCs w:val="false"/>
                 <w:color w:val="595959"/>
-                <w:sz w:val="18"/>
-                <w:szCs w:val="18"/>
+                <w:sz w:val="16"/>
+                <w:szCs w:val="16"/>
               </w:rPr>
               <w:t xml:space="preserve">4 × 3 = 12</w:t>
             </w:r>
@@ -2153,8 +2153,8 @@
                 <w:i w:val="false"/>
                 <w:iCs w:val="false"/>
                 <w:color w:val="000000"/>
-                <w:sz w:val="22"/>
-                <w:szCs w:val="22"/>
+                <w:sz w:val="20"/>
+                <w:szCs w:val="20"/>
               </w:rPr>
               <w:t xml:space="preserve">6</w:t>
             </w:r>
@@ -2190,49 +2190,49 @@
                 <w:b/>
                 <w:bCs/>
                 <w:color w:val="595959"/>
+                <w:sz w:val="26"/>
+                <w:szCs w:val="26"/>
+                <w:rtl/>
+                <w:lang w:bidi="ar-SA"/>
+              </w:rPr>
+              <w:t xml:space="preserve">١  </w:t>
+            </w:r>
+            <w:r>
+              <w:rPr>
+                <w:rFonts w:ascii="Arakom" w:cs="Arakom" w:eastAsia="Arakom" w:hAnsi="Arakom"/>
+                <w:b/>
+                <w:bCs/>
+                <w:color w:val="000000"/>
                 <w:sz w:val="28"/>
                 <w:szCs w:val="28"/>
                 <w:rtl/>
                 <w:lang w:bidi="ar-SA"/>
               </w:rPr>
-              <w:t xml:space="preserve">١  </w:t>
-            </w:r>
-            <w:r>
-              <w:rPr>
-                <w:rFonts w:ascii="Arakom" w:cs="Arakom" w:eastAsia="Arakom" w:hAnsi="Arakom"/>
-                <w:b/>
-                <w:bCs/>
-                <w:color w:val="000000"/>
-                <w:sz w:val="30"/>
-                <w:szCs w:val="30"/>
-                <w:rtl/>
-                <w:lang w:bidi="ar-SA"/>
-              </w:rPr>
               <w:t xml:space="preserve">شَمال</w:t>
             </w:r>
             <w:r>
               <w:rPr>
                 <w:rFonts w:ascii="Arakom" w:cs="Arakom" w:eastAsia="Arakom" w:hAnsi="Arakom"/>
                 <w:b w:val="false"/>
-                <w:color w:val="595959"/>
-                <w:sz w:val="30"/>
-                <w:szCs w:val="30"/>
-                <w:rtl/>
-                <w:lang w:bidi="ar-SA"/>
-              </w:rPr>
-              <w:t xml:space="preserve">   ·   </w:t>
-            </w:r>
-            <w:r>
-              <w:rPr>
-                <w:rFonts w:ascii="Arakom" w:cs="Arakom" w:eastAsia="Arakom" w:hAnsi="Arakom"/>
-                <w:b/>
-                <w:bCs/>
                 <w:color w:val="595959"/>
                 <w:sz w:val="28"/>
                 <w:szCs w:val="28"/>
                 <w:rtl/>
                 <w:lang w:bidi="ar-SA"/>
               </w:rPr>
+              <w:t xml:space="preserve">   ·   </w:t>
+            </w:r>
+            <w:r>
+              <w:rPr>
+                <w:rFonts w:ascii="Arakom" w:cs="Arakom" w:eastAsia="Arakom" w:hAnsi="Arakom"/>
+                <w:b/>
+                <w:bCs/>
+                <w:color w:val="595959"/>
+                <w:sz w:val="26"/>
+                <w:szCs w:val="26"/>
+                <w:rtl/>
+                <w:lang w:bidi="ar-SA"/>
+              </w:rPr>
               <w:t xml:space="preserve">٢  </w:t>
             </w:r>
             <w:r>
@@ -2241,8 +2241,8 @@
                 <w:b/>
                 <w:bCs/>
                 <w:color w:val="000000"/>
-                <w:sz w:val="30"/>
-                <w:szCs w:val="30"/>
+                <w:sz w:val="28"/>
+                <w:szCs w:val="28"/>
                 <w:rtl/>
                 <w:lang w:bidi="ar-SA"/>
               </w:rPr>
@@ -2253,7 +2253,7 @@
             <w:pPr>
               <w:keepNext w:val="false"/>
               <w:keepLines/>
-              <w:spacing w:after="0" w:before="30"/>
+              <w:spacing w:after="0" w:before="15"/>
               <w:jc w:val="left"/>
             </w:pPr>
             <w:r>
@@ -2264,8 +2264,8 @@
                 <w:i w:val="false"/>
                 <w:iCs w:val="false"/>
                 <w:color w:val="000000"/>
-                <w:sz w:val="21"/>
-                <w:szCs w:val="21"/>
+                <w:sz w:val="19"/>
+                <w:szCs w:val="19"/>
               </w:rPr>
               <w:t xml:space="preserve">3) </w:t>
             </w:r>
@@ -2277,8 +2277,8 @@
                 <w:i/>
                 <w:iCs/>
                 <w:color w:val="000000"/>
-                <w:sz w:val="21"/>
-                <w:szCs w:val="21"/>
+                <w:sz w:val="19"/>
+                <w:szCs w:val="19"/>
               </w:rPr>
               <w:t xml:space="preserve">Yolu geç, sonra sağa dön, onu karşında bulacaksın.</w:t>
             </w:r>
@@ -2290,8 +2290,8 @@
                 <w:i w:val="false"/>
                 <w:iCs w:val="false"/>
                 <w:color w:val="595959"/>
-                <w:sz w:val="17"/>
-                <w:szCs w:val="17"/>
+                <w:sz w:val="15"/>
+                <w:szCs w:val="15"/>
               </w:rPr>
               <w:t xml:space="preserve">   (her bölüm 2 puan)</w:t>
             </w:r>
@@ -2329,8 +2329,8 @@
                 <w:i w:val="false"/>
                 <w:iCs w:val="false"/>
                 <w:color w:val="595959"/>
-                <w:sz w:val="18"/>
-                <w:szCs w:val="18"/>
+                <w:sz w:val="16"/>
+                <w:szCs w:val="16"/>
               </w:rPr>
               <w:t xml:space="preserve">3 + 3 + 6 = 12</w:t>
             </w:r>
@@ -2374,8 +2374,8 @@
                 <w:i w:val="false"/>
                 <w:iCs w:val="false"/>
                 <w:color w:val="000000"/>
-                <w:sz w:val="22"/>
-                <w:szCs w:val="22"/>
+                <w:sz w:val="20"/>
+                <w:szCs w:val="20"/>
               </w:rPr>
               <w:t xml:space="preserve">7</w:t>
             </w:r>
@@ -2413,8 +2413,8 @@
                 <w:i w:val="false"/>
                 <w:iCs w:val="false"/>
                 <w:color w:val="000000"/>
-                <w:sz w:val="21"/>
-                <w:szCs w:val="21"/>
+                <w:sz w:val="19"/>
+                <w:szCs w:val="19"/>
               </w:rPr>
               <w:t xml:space="preserve">1) </w:t>
             </w:r>
@@ -2426,8 +2426,8 @@
                 <w:i w:val="false"/>
                 <w:iCs w:val="false"/>
                 <w:color w:val="000000"/>
-                <w:sz w:val="21"/>
-                <w:szCs w:val="21"/>
+                <w:sz w:val="19"/>
+                <w:szCs w:val="19"/>
               </w:rPr>
               <w:t xml:space="preserve">Ayşe prova için okula gitti.</w:t>
             </w:r>
@@ -2436,7 +2436,7 @@
             <w:pPr>
               <w:keepNext w:val="false"/>
               <w:keepLines/>
-              <w:spacing w:after="0" w:before="30"/>
+              <w:spacing w:after="0" w:before="15"/>
               <w:jc w:val="left"/>
             </w:pPr>
             <w:r>
@@ -2447,8 +2447,8 @@
                 <w:i w:val="false"/>
                 <w:iCs w:val="false"/>
                 <w:color w:val="000000"/>
-                <w:sz w:val="21"/>
-                <w:szCs w:val="21"/>
+                <w:sz w:val="19"/>
+                <w:szCs w:val="19"/>
               </w:rPr>
               <w:t xml:space="preserve">2) </w:t>
             </w:r>
@@ -2460,8 +2460,8 @@
                 <w:i w:val="false"/>
                 <w:iCs w:val="false"/>
                 <w:color w:val="000000"/>
-                <w:sz w:val="21"/>
-                <w:szCs w:val="21"/>
+                <w:sz w:val="19"/>
+                <w:szCs w:val="19"/>
               </w:rPr>
               <w:t xml:space="preserve">İki gün önce İstanbul'a seyahat ettim.</w:t>
             </w:r>
@@ -2499,8 +2499,8 @@
                 <w:i w:val="false"/>
                 <w:iCs w:val="false"/>
                 <w:color w:val="595959"/>
-                <w:sz w:val="18"/>
-                <w:szCs w:val="18"/>
+                <w:sz w:val="16"/>
+                <w:szCs w:val="16"/>
               </w:rPr>
               <w:t xml:space="preserve">2 × 4 = 8</w:t>
             </w:r>
@@ -2544,8 +2544,8 @@
                 <w:i w:val="false"/>
                 <w:iCs w:val="false"/>
                 <w:color w:val="000000"/>
-                <w:sz w:val="22"/>
-                <w:szCs w:val="22"/>
+                <w:sz w:val="20"/>
+                <w:szCs w:val="20"/>
               </w:rPr>
               <w:t xml:space="preserve">8</w:t>
             </w:r>
@@ -2583,8 +2583,8 @@
                 <w:i/>
                 <w:iCs/>
                 <w:color w:val="595959"/>
-                <w:sz w:val="18"/>
-                <w:szCs w:val="18"/>
+                <w:sz w:val="16"/>
+                <w:szCs w:val="16"/>
               </w:rPr>
               <w:t xml:space="preserve">Örnek cevaplar (öğrencinin kendi cümlesi dereceli puanlama anahtarıyla puanlanır):</w:t>
             </w:r>
@@ -2640,8 +2640,8 @@
                       <w:rFonts w:ascii="Arakom" w:cs="Arakom" w:eastAsia="Arakom" w:hAnsi="Arakom"/>
                       <w:b w:val="false"/>
                       <w:color w:val="000000"/>
-                      <w:sz w:val="30"/>
-                      <w:szCs w:val="30"/>
+                      <w:sz w:val="28"/>
+                      <w:szCs w:val="28"/>
                       <w:rtl/>
                       <w:lang w:bidi="ar-SA"/>
                     </w:rPr>
@@ -2681,8 +2681,8 @@
                       <w:i w:val="false"/>
                       <w:iCs w:val="false"/>
                       <w:color w:val="000000"/>
-                      <w:sz w:val="21"/>
-                      <w:szCs w:val="21"/>
+                      <w:sz w:val="19"/>
+                      <w:szCs w:val="19"/>
                     </w:rPr>
                     <w:t xml:space="preserve">a)</w:t>
                   </w:r>
@@ -2722,8 +2722,8 @@
                       <w:rFonts w:ascii="Arakom" w:cs="Arakom" w:eastAsia="Arakom" w:hAnsi="Arakom"/>
                       <w:b w:val="false"/>
                       <w:color w:val="000000"/>
-                      <w:sz w:val="30"/>
-                      <w:szCs w:val="30"/>
+                      <w:sz w:val="28"/>
+                      <w:szCs w:val="28"/>
                       <w:rtl/>
                       <w:lang w:bidi="ar-SA"/>
                     </w:rPr>
@@ -2763,8 +2763,8 @@
                       <w:i w:val="false"/>
                       <w:iCs w:val="false"/>
                       <w:color w:val="000000"/>
-                      <w:sz w:val="21"/>
-                      <w:szCs w:val="21"/>
+                      <w:sz w:val="19"/>
+                      <w:szCs w:val="19"/>
                     </w:rPr>
                     <w:t xml:space="preserve">b)</w:t>
                   </w:r>
@@ -2804,8 +2804,8 @@
                       <w:rFonts w:ascii="Arakom" w:cs="Arakom" w:eastAsia="Arakom" w:hAnsi="Arakom"/>
                       <w:b w:val="false"/>
                       <w:color w:val="000000"/>
-                      <w:sz w:val="30"/>
-                      <w:szCs w:val="30"/>
+                      <w:sz w:val="28"/>
+                      <w:szCs w:val="28"/>
                       <w:rtl/>
                       <w:lang w:bidi="ar-SA"/>
                     </w:rPr>
@@ -2845,8 +2845,8 @@
                       <w:i w:val="false"/>
                       <w:iCs w:val="false"/>
                       <w:color w:val="000000"/>
-                      <w:sz w:val="21"/>
-                      <w:szCs w:val="21"/>
+                      <w:sz w:val="19"/>
+                      <w:szCs w:val="19"/>
                     </w:rPr>
                     <w:t xml:space="preserve">c)</w:t>
                   </w:r>
@@ -2888,8 +2888,8 @@
                 <w:i w:val="false"/>
                 <w:iCs w:val="false"/>
                 <w:color w:val="595959"/>
-                <w:sz w:val="18"/>
-                <w:szCs w:val="18"/>
+                <w:sz w:val="16"/>
+                <w:szCs w:val="16"/>
               </w:rPr>
               <w:t xml:space="preserve">3 × 4 = 12</w:t>
             </w:r>
@@ -2899,7 +2899,7 @@
     </w:tbl>
     <w:p>
       <w:pPr>
-        <w:spacing w:after="0" w:before="0" w:line="260" w:lineRule="exact"/>
+        <w:spacing w:after="0" w:before="0" w:line="230" w:lineRule="exact"/>
       </w:pPr>
       <w:r>
         <w:rPr>
@@ -2909,27 +2909,8 @@
           <w:i w:val="false"/>
           <w:iCs w:val="false"/>
           <w:color w:val="000000"/>
-          <w:sz w:val="4"/>
-          <w:szCs w:val="4"/>
-        </w:rPr>
-        <w:t xml:space="preserve"/>
-      </w:r>
-    </w:p>
-    <w:p>
-      <w:pPr>
-        <w:pageBreakBefore/>
-        <w:spacing w:after="0" w:before="0" w:line="20" w:lineRule="exact"/>
-      </w:pPr>
-      <w:r>
-        <w:rPr>
-          <w:rFonts w:ascii="Calibri" w:cs="Calibri" w:eastAsia="Calibri" w:hAnsi="Calibri"/>
-          <w:b w:val="false"/>
-          <w:bCs w:val="false"/>
-          <w:i w:val="false"/>
-          <w:iCs w:val="false"/>
-          <w:color w:val="000000"/>
-          <w:sz w:val="4"/>
-          <w:szCs w:val="4"/>
+          <w:sz w:val="12"/>
+          <w:szCs w:val="12"/>
         </w:rPr>
         <w:t xml:space="preserve"/>
       </w:r>
@@ -2988,8 +2969,8 @@
                 <w:i w:val="false"/>
                 <w:iCs w:val="false"/>
                 <w:color w:val="FFFFFF"/>
-                <w:sz w:val="24"/>
-                <w:szCs w:val="24"/>
+                <w:sz w:val="22"/>
+                <w:szCs w:val="22"/>
               </w:rPr>
               <w:t xml:space="preserve">B GRUBU</w:t>
             </w:r>
@@ -3009,8 +2990,8 @@
           <w:i w:val="false"/>
           <w:iCs w:val="false"/>
           <w:color w:val="000000"/>
-          <w:sz w:val="4"/>
-          <w:szCs w:val="4"/>
+          <w:sz w:val="12"/>
+          <w:szCs w:val="12"/>
         </w:rPr>
         <w:t xml:space="preserve"/>
       </w:r>
@@ -3071,8 +3052,8 @@
                 <w:i w:val="false"/>
                 <w:iCs w:val="false"/>
                 <w:color w:val="000000"/>
-                <w:sz w:val="18"/>
-                <w:szCs w:val="18"/>
+                <w:sz w:val="16"/>
+                <w:szCs w:val="16"/>
               </w:rPr>
               <w:t xml:space="preserve">Soru</w:t>
             </w:r>
@@ -3111,8 +3092,8 @@
                 <w:i w:val="false"/>
                 <w:iCs w:val="false"/>
                 <w:color w:val="000000"/>
-                <w:sz w:val="18"/>
-                <w:szCs w:val="18"/>
+                <w:sz w:val="16"/>
+                <w:szCs w:val="16"/>
               </w:rPr>
               <w:t xml:space="preserve">Cevap</w:t>
             </w:r>
@@ -3151,8 +3132,8 @@
                 <w:i w:val="false"/>
                 <w:iCs w:val="false"/>
                 <w:color w:val="000000"/>
-                <w:sz w:val="18"/>
-                <w:szCs w:val="18"/>
+                <w:sz w:val="16"/>
+                <w:szCs w:val="16"/>
               </w:rPr>
               <w:t xml:space="preserve">Puan</w:t>
             </w:r>
@@ -3196,8 +3177,8 @@
                 <w:i w:val="false"/>
                 <w:iCs w:val="false"/>
                 <w:color w:val="000000"/>
-                <w:sz w:val="22"/>
-                <w:szCs w:val="22"/>
+                <w:sz w:val="20"/>
+                <w:szCs w:val="20"/>
               </w:rPr>
               <w:t xml:space="preserve">1</w:t>
             </w:r>
@@ -3235,8 +3216,8 @@
                 <w:i w:val="false"/>
                 <w:iCs w:val="false"/>
                 <w:color w:val="000000"/>
-                <w:sz w:val="21"/>
-                <w:szCs w:val="21"/>
+                <w:sz w:val="19"/>
+                <w:szCs w:val="19"/>
               </w:rPr>
               <w:t xml:space="preserve">Tablo: </w:t>
             </w:r>
@@ -3248,8 +3229,8 @@
                 <w:i w:val="false"/>
                 <w:iCs w:val="false"/>
                 <w:color w:val="000000"/>
-                <w:sz w:val="21"/>
-                <w:szCs w:val="21"/>
+                <w:sz w:val="19"/>
+                <w:szCs w:val="19"/>
               </w:rPr>
               <w:t xml:space="preserve">Hâlid: </w:t>
             </w:r>
@@ -3261,8 +3242,8 @@
                 <w:i w:val="false"/>
                 <w:iCs w:val="false"/>
                 <w:color w:val="000000"/>
-                <w:sz w:val="21"/>
-                <w:szCs w:val="21"/>
+                <w:sz w:val="19"/>
+                <w:szCs w:val="19"/>
               </w:rPr>
               <w:t xml:space="preserve">basketbol — tiyatro kulübü</w:t>
             </w:r>
@@ -3274,8 +3255,8 @@
                 <w:i w:val="false"/>
                 <w:iCs w:val="false"/>
                 <w:color w:val="595959"/>
-                <w:sz w:val="21"/>
-                <w:szCs w:val="21"/>
+                <w:sz w:val="19"/>
+                <w:szCs w:val="19"/>
               </w:rPr>
               <w:t xml:space="preserve">   ·   </w:t>
             </w:r>
@@ -3287,8 +3268,8 @@
                 <w:i w:val="false"/>
                 <w:iCs w:val="false"/>
                 <w:color w:val="000000"/>
-                <w:sz w:val="21"/>
-                <w:szCs w:val="21"/>
+                <w:sz w:val="19"/>
+                <w:szCs w:val="19"/>
               </w:rPr>
               <w:t xml:space="preserve">Ayşe: </w:t>
             </w:r>
@@ -3300,8 +3281,8 @@
                 <w:i w:val="false"/>
                 <w:iCs w:val="false"/>
                 <w:color w:val="000000"/>
-                <w:sz w:val="21"/>
-                <w:szCs w:val="21"/>
+                <w:sz w:val="19"/>
+                <w:szCs w:val="19"/>
               </w:rPr>
               <w:t xml:space="preserve">doğa — doğa kulübü</w:t>
             </w:r>
@@ -3313,8 +3294,8 @@
                 <w:i w:val="false"/>
                 <w:iCs w:val="false"/>
                 <w:color w:val="595959"/>
-                <w:sz w:val="21"/>
-                <w:szCs w:val="21"/>
+                <w:sz w:val="19"/>
+                <w:szCs w:val="19"/>
               </w:rPr>
               <w:t xml:space="preserve">   ·   </w:t>
             </w:r>
@@ -3326,8 +3307,8 @@
                 <w:i w:val="false"/>
                 <w:iCs w:val="false"/>
                 <w:color w:val="000000"/>
-                <w:sz w:val="21"/>
-                <w:szCs w:val="21"/>
+                <w:sz w:val="19"/>
+                <w:szCs w:val="19"/>
               </w:rPr>
               <w:t xml:space="preserve">Büşra: </w:t>
             </w:r>
@@ -3339,8 +3320,8 @@
                 <w:i w:val="false"/>
                 <w:iCs w:val="false"/>
                 <w:color w:val="000000"/>
-                <w:sz w:val="21"/>
-                <w:szCs w:val="21"/>
+                <w:sz w:val="19"/>
+                <w:szCs w:val="19"/>
               </w:rPr>
               <w:t xml:space="preserve">resim — satranç kulübü</w:t>
             </w:r>
@@ -3352,8 +3333,8 @@
                 <w:i w:val="false"/>
                 <w:iCs w:val="false"/>
                 <w:color w:val="595959"/>
-                <w:sz w:val="21"/>
-                <w:szCs w:val="21"/>
+                <w:sz w:val="19"/>
+                <w:szCs w:val="19"/>
               </w:rPr>
               <w:t xml:space="preserve">   ·   </w:t>
             </w:r>
@@ -3365,8 +3346,8 @@
                 <w:i w:val="false"/>
                 <w:iCs w:val="false"/>
                 <w:color w:val="000000"/>
-                <w:sz w:val="21"/>
-                <w:szCs w:val="21"/>
+                <w:sz w:val="19"/>
+                <w:szCs w:val="19"/>
               </w:rPr>
               <w:t xml:space="preserve">Ahmet: </w:t>
             </w:r>
@@ -3378,8 +3359,8 @@
                 <w:i w:val="false"/>
                 <w:iCs w:val="false"/>
                 <w:color w:val="000000"/>
-                <w:sz w:val="21"/>
-                <w:szCs w:val="21"/>
+                <w:sz w:val="19"/>
+                <w:szCs w:val="19"/>
               </w:rPr>
               <w:t xml:space="preserve">müzik — müzik kulübü</w:t>
             </w:r>
@@ -3388,7 +3369,7 @@
             <w:pPr>
               <w:keepNext w:val="false"/>
               <w:keepLines/>
-              <w:spacing w:after="0" w:before="40"/>
+              <w:spacing w:after="0" w:before="20"/>
               <w:jc w:val="left"/>
             </w:pPr>
             <w:r>
@@ -3399,8 +3380,8 @@
                 <w:i w:val="false"/>
                 <w:iCs w:val="false"/>
                 <w:color w:val="000000"/>
-                <w:sz w:val="21"/>
-                <w:szCs w:val="21"/>
+                <w:sz w:val="19"/>
+                <w:szCs w:val="19"/>
               </w:rPr>
               <w:t xml:space="preserve">Soru: </w:t>
             </w:r>
@@ -3412,8 +3393,8 @@
                 <w:i w:val="false"/>
                 <w:iCs w:val="false"/>
                 <w:color w:val="000000"/>
-                <w:sz w:val="21"/>
-                <w:szCs w:val="21"/>
+                <w:sz w:val="19"/>
+                <w:szCs w:val="19"/>
               </w:rPr>
               <w:t xml:space="preserve">Kütüphane kulübünü seçiyor (2); çünkü kitap okumayı seviyor (2).</w:t>
             </w:r>
@@ -3451,8 +3432,8 @@
                 <w:i w:val="false"/>
                 <w:iCs w:val="false"/>
                 <w:color w:val="595959"/>
-                <w:sz w:val="18"/>
-                <w:szCs w:val="18"/>
+                <w:sz w:val="16"/>
+                <w:szCs w:val="16"/>
               </w:rPr>
               <w:t xml:space="preserve">8 × 2 + 4 = 20</w:t>
             </w:r>
@@ -3496,8 +3477,8 @@
                 <w:i w:val="false"/>
                 <w:iCs w:val="false"/>
                 <w:color w:val="000000"/>
-                <w:sz w:val="22"/>
-                <w:szCs w:val="22"/>
+                <w:sz w:val="20"/>
+                <w:szCs w:val="20"/>
               </w:rPr>
               <w:t xml:space="preserve">2</w:t>
             </w:r>
@@ -3576,8 +3557,8 @@
                       <w:rFonts w:ascii="Arakom" w:cs="Arakom" w:eastAsia="Arakom" w:hAnsi="Arakom"/>
                       <w:b w:val="false"/>
                       <w:color w:val="000000"/>
-                      <w:sz w:val="30"/>
-                      <w:szCs w:val="30"/>
+                      <w:sz w:val="28"/>
+                      <w:szCs w:val="28"/>
                       <w:rtl/>
                       <w:lang w:bidi="ar-SA"/>
                     </w:rPr>
@@ -3599,8 +3580,8 @@
                       <w:i w:val="false"/>
                       <w:iCs w:val="false"/>
                       <w:color w:val="000000"/>
-                      <w:sz w:val="18"/>
-                      <w:szCs w:val="18"/>
+                      <w:sz w:val="16"/>
+                      <w:szCs w:val="16"/>
                     </w:rPr>
                     <w:t xml:space="preserve">üye</w:t>
                   </w:r>
@@ -3636,8 +3617,8 @@
                       <w:rFonts w:ascii="Arakom" w:cs="Arakom" w:eastAsia="Arakom" w:hAnsi="Arakom"/>
                       <w:b w:val="false"/>
                       <w:color w:val="000000"/>
-                      <w:sz w:val="30"/>
-                      <w:szCs w:val="30"/>
+                      <w:sz w:val="28"/>
+                      <w:szCs w:val="28"/>
                       <w:rtl/>
                       <w:lang w:bidi="ar-SA"/>
                     </w:rPr>
@@ -3659,8 +3640,8 @@
                       <w:i w:val="false"/>
                       <w:iCs w:val="false"/>
                       <w:color w:val="000000"/>
-                      <w:sz w:val="18"/>
-                      <w:szCs w:val="18"/>
+                      <w:sz w:val="16"/>
+                      <w:szCs w:val="16"/>
                     </w:rPr>
                     <w:t xml:space="preserve">düzen, düzenleme</w:t>
                   </w:r>
@@ -3696,8 +3677,8 @@
                       <w:rFonts w:ascii="Arakom" w:cs="Arakom" w:eastAsia="Arakom" w:hAnsi="Arakom"/>
                       <w:b w:val="false"/>
                       <w:color w:val="000000"/>
-                      <w:sz w:val="30"/>
-                      <w:szCs w:val="30"/>
+                      <w:sz w:val="28"/>
+                      <w:szCs w:val="28"/>
                       <w:rtl/>
                       <w:lang w:bidi="ar-SA"/>
                     </w:rPr>
@@ -3719,8 +3700,8 @@
                       <w:i w:val="false"/>
                       <w:iCs w:val="false"/>
                       <w:color w:val="000000"/>
-                      <w:sz w:val="18"/>
-                      <w:szCs w:val="18"/>
+                      <w:sz w:val="16"/>
+                      <w:szCs w:val="16"/>
                     </w:rPr>
                     <w:t xml:space="preserve">rol</w:t>
                   </w:r>
@@ -3756,8 +3737,8 @@
                       <w:rFonts w:ascii="Arakom" w:cs="Arakom" w:eastAsia="Arakom" w:hAnsi="Arakom"/>
                       <w:b w:val="false"/>
                       <w:color w:val="000000"/>
-                      <w:sz w:val="30"/>
-                      <w:szCs w:val="30"/>
+                      <w:sz w:val="28"/>
+                      <w:szCs w:val="28"/>
                       <w:rtl/>
                       <w:lang w:bidi="ar-SA"/>
                     </w:rPr>
@@ -3779,8 +3760,8 @@
                       <w:i w:val="false"/>
                       <w:iCs w:val="false"/>
                       <w:color w:val="000000"/>
-                      <w:sz w:val="18"/>
-                      <w:szCs w:val="18"/>
+                      <w:sz w:val="16"/>
+                      <w:szCs w:val="16"/>
                     </w:rPr>
                     <w:t xml:space="preserve">prova</w:t>
                   </w:r>
@@ -3816,8 +3797,8 @@
                       <w:rFonts w:ascii="Arakom" w:cs="Arakom" w:eastAsia="Arakom" w:hAnsi="Arakom"/>
                       <w:b w:val="false"/>
                       <w:color w:val="000000"/>
-                      <w:sz w:val="30"/>
-                      <w:szCs w:val="30"/>
+                      <w:sz w:val="28"/>
+                      <w:szCs w:val="28"/>
                       <w:rtl/>
                       <w:lang w:bidi="ar-SA"/>
                     </w:rPr>
@@ -3839,8 +3820,8 @@
                       <w:i w:val="false"/>
                       <w:iCs w:val="false"/>
                       <w:color w:val="000000"/>
-                      <w:sz w:val="18"/>
-                      <w:szCs w:val="18"/>
+                      <w:sz w:val="16"/>
+                      <w:szCs w:val="16"/>
                     </w:rPr>
                     <w:t xml:space="preserve">uzak</w:t>
                   </w:r>
@@ -3876,8 +3857,8 @@
                       <w:rFonts w:ascii="Arakom" w:cs="Arakom" w:eastAsia="Arakom" w:hAnsi="Arakom"/>
                       <w:b w:val="false"/>
                       <w:color w:val="000000"/>
-                      <w:sz w:val="30"/>
-                      <w:szCs w:val="30"/>
+                      <w:sz w:val="28"/>
+                      <w:szCs w:val="28"/>
                       <w:rtl/>
                       <w:lang w:bidi="ar-SA"/>
                     </w:rPr>
@@ -3899,8 +3880,8 @@
                       <w:i w:val="false"/>
                       <w:iCs w:val="false"/>
                       <w:color w:val="000000"/>
-                      <w:sz w:val="18"/>
-                      <w:szCs w:val="18"/>
+                      <w:sz w:val="16"/>
+                      <w:szCs w:val="16"/>
                     </w:rPr>
                     <w:t xml:space="preserve">bilet</w:t>
                   </w:r>
@@ -3942,8 +3923,8 @@
                 <w:i w:val="false"/>
                 <w:iCs w:val="false"/>
                 <w:color w:val="595959"/>
-                <w:sz w:val="18"/>
-                <w:szCs w:val="18"/>
+                <w:sz w:val="16"/>
+                <w:szCs w:val="16"/>
               </w:rPr>
               <w:t xml:space="preserve">6 × 2 = 12</w:t>
             </w:r>
@@ -3987,8 +3968,8 @@
                 <w:i w:val="false"/>
                 <w:iCs w:val="false"/>
                 <w:color w:val="000000"/>
-                <w:sz w:val="22"/>
-                <w:szCs w:val="22"/>
+                <w:sz w:val="20"/>
+                <w:szCs w:val="20"/>
               </w:rPr>
               <w:t xml:space="preserve">3</w:t>
             </w:r>
@@ -4024,49 +4005,49 @@
                 <w:b/>
                 <w:bCs/>
                 <w:color w:val="595959"/>
+                <w:sz w:val="26"/>
+                <w:szCs w:val="26"/>
+                <w:rtl/>
+                <w:lang w:bidi="ar-SA"/>
+              </w:rPr>
+              <w:t xml:space="preserve">١  </w:t>
+            </w:r>
+            <w:r>
+              <w:rPr>
+                <w:rFonts w:ascii="Arakom" w:cs="Arakom" w:eastAsia="Arakom" w:hAnsi="Arakom"/>
+                <w:b/>
+                <w:bCs/>
+                <w:color w:val="000000"/>
                 <w:sz w:val="28"/>
                 <w:szCs w:val="28"/>
                 <w:rtl/>
                 <w:lang w:bidi="ar-SA"/>
               </w:rPr>
-              <w:t xml:space="preserve">١  </w:t>
-            </w:r>
-            <w:r>
-              <w:rPr>
-                <w:rFonts w:ascii="Arakom" w:cs="Arakom" w:eastAsia="Arakom" w:hAnsi="Arakom"/>
-                <w:b/>
-                <w:bCs/>
-                <w:color w:val="000000"/>
-                <w:sz w:val="30"/>
-                <w:szCs w:val="30"/>
-                <w:rtl/>
-                <w:lang w:bidi="ar-SA"/>
-              </w:rPr>
               <w:t xml:space="preserve">أَوْ</w:t>
             </w:r>
             <w:r>
               <w:rPr>
                 <w:rFonts w:ascii="Arakom" w:cs="Arakom" w:eastAsia="Arakom" w:hAnsi="Arakom"/>
                 <w:b w:val="false"/>
-                <w:color w:val="595959"/>
-                <w:sz w:val="30"/>
-                <w:szCs w:val="30"/>
-                <w:rtl/>
-                <w:lang w:bidi="ar-SA"/>
-              </w:rPr>
-              <w:t xml:space="preserve">   ·   </w:t>
-            </w:r>
-            <w:r>
-              <w:rPr>
-                <w:rFonts w:ascii="Arakom" w:cs="Arakom" w:eastAsia="Arakom" w:hAnsi="Arakom"/>
-                <w:b/>
-                <w:bCs/>
                 <w:color w:val="595959"/>
                 <w:sz w:val="28"/>
                 <w:szCs w:val="28"/>
                 <w:rtl/>
                 <w:lang w:bidi="ar-SA"/>
               </w:rPr>
+              <w:t xml:space="preserve">   ·   </w:t>
+            </w:r>
+            <w:r>
+              <w:rPr>
+                <w:rFonts w:ascii="Arakom" w:cs="Arakom" w:eastAsia="Arakom" w:hAnsi="Arakom"/>
+                <w:b/>
+                <w:bCs/>
+                <w:color w:val="595959"/>
+                <w:sz w:val="26"/>
+                <w:szCs w:val="26"/>
+                <w:rtl/>
+                <w:lang w:bidi="ar-SA"/>
+              </w:rPr>
               <w:t xml:space="preserve">٢  </w:t>
             </w:r>
             <w:r>
@@ -4075,74 +4056,74 @@
                 <w:b/>
                 <w:bCs/>
                 <w:color w:val="000000"/>
-                <w:sz w:val="30"/>
-                <w:szCs w:val="30"/>
-                <w:rtl/>
-                <w:lang w:bidi="ar-SA"/>
-              </w:rPr>
-              <w:t xml:space="preserve">لِذَلِكَ</w:t>
-            </w:r>
-            <w:r>
-              <w:rPr>
-                <w:rFonts w:ascii="Arakom" w:cs="Arakom" w:eastAsia="Arakom" w:hAnsi="Arakom"/>
-                <w:b w:val="false"/>
-                <w:color w:val="595959"/>
-                <w:sz w:val="30"/>
-                <w:szCs w:val="30"/>
-                <w:rtl/>
-                <w:lang w:bidi="ar-SA"/>
-              </w:rPr>
-              <w:t xml:space="preserve">   ·   </w:t>
-            </w:r>
-            <w:r>
-              <w:rPr>
-                <w:rFonts w:ascii="Arakom" w:cs="Arakom" w:eastAsia="Arakom" w:hAnsi="Arakom"/>
-                <w:b/>
-                <w:bCs/>
-                <w:color w:val="595959"/>
                 <w:sz w:val="28"/>
                 <w:szCs w:val="28"/>
                 <w:rtl/>
                 <w:lang w:bidi="ar-SA"/>
               </w:rPr>
-              <w:t xml:space="preserve">٣  </w:t>
-            </w:r>
-            <w:r>
-              <w:rPr>
-                <w:rFonts w:ascii="Arakom" w:cs="Arakom" w:eastAsia="Arakom" w:hAnsi="Arakom"/>
-                <w:b/>
-                <w:bCs/>
-                <w:color w:val="000000"/>
-                <w:sz w:val="30"/>
-                <w:szCs w:val="30"/>
-                <w:rtl/>
-                <w:lang w:bidi="ar-SA"/>
-              </w:rPr>
-              <w:t xml:space="preserve">لَكِنْ</w:t>
-            </w:r>
-            <w:r>
-              <w:rPr>
-                <w:rFonts w:ascii="Arakom" w:cs="Arakom" w:eastAsia="Arakom" w:hAnsi="Arakom"/>
-                <w:b w:val="false"/>
-                <w:color w:val="595959"/>
-                <w:sz w:val="30"/>
-                <w:szCs w:val="30"/>
-                <w:rtl/>
-                <w:lang w:bidi="ar-SA"/>
-              </w:rPr>
-              <w:t xml:space="preserve">   ·   </w:t>
-            </w:r>
-            <w:r>
-              <w:rPr>
-                <w:rFonts w:ascii="Arakom" w:cs="Arakom" w:eastAsia="Arakom" w:hAnsi="Arakom"/>
-                <w:b/>
-                <w:bCs/>
+              <w:t xml:space="preserve">لِذَلِكَ</w:t>
+            </w:r>
+            <w:r>
+              <w:rPr>
+                <w:rFonts w:ascii="Arakom" w:cs="Arakom" w:eastAsia="Arakom" w:hAnsi="Arakom"/>
+                <w:b w:val="false"/>
                 <w:color w:val="595959"/>
                 <w:sz w:val="28"/>
                 <w:szCs w:val="28"/>
                 <w:rtl/>
                 <w:lang w:bidi="ar-SA"/>
               </w:rPr>
+              <w:t xml:space="preserve">   ·   </w:t>
+            </w:r>
+            <w:r>
+              <w:rPr>
+                <w:rFonts w:ascii="Arakom" w:cs="Arakom" w:eastAsia="Arakom" w:hAnsi="Arakom"/>
+                <w:b/>
+                <w:bCs/>
+                <w:color w:val="595959"/>
+                <w:sz w:val="26"/>
+                <w:szCs w:val="26"/>
+                <w:rtl/>
+                <w:lang w:bidi="ar-SA"/>
+              </w:rPr>
+              <w:t xml:space="preserve">٣  </w:t>
+            </w:r>
+            <w:r>
+              <w:rPr>
+                <w:rFonts w:ascii="Arakom" w:cs="Arakom" w:eastAsia="Arakom" w:hAnsi="Arakom"/>
+                <w:b/>
+                <w:bCs/>
+                <w:color w:val="000000"/>
+                <w:sz w:val="28"/>
+                <w:szCs w:val="28"/>
+                <w:rtl/>
+                <w:lang w:bidi="ar-SA"/>
+              </w:rPr>
+              <w:t xml:space="preserve">لَكِنْ</w:t>
+            </w:r>
+            <w:r>
+              <w:rPr>
+                <w:rFonts w:ascii="Arakom" w:cs="Arakom" w:eastAsia="Arakom" w:hAnsi="Arakom"/>
+                <w:b w:val="false"/>
+                <w:color w:val="595959"/>
+                <w:sz w:val="28"/>
+                <w:szCs w:val="28"/>
+                <w:rtl/>
+                <w:lang w:bidi="ar-SA"/>
+              </w:rPr>
+              <w:t xml:space="preserve">   ·   </w:t>
+            </w:r>
+            <w:r>
+              <w:rPr>
+                <w:rFonts w:ascii="Arakom" w:cs="Arakom" w:eastAsia="Arakom" w:hAnsi="Arakom"/>
+                <w:b/>
+                <w:bCs/>
+                <w:color w:val="595959"/>
+                <w:sz w:val="26"/>
+                <w:szCs w:val="26"/>
+                <w:rtl/>
+                <w:lang w:bidi="ar-SA"/>
+              </w:rPr>
               <w:t xml:space="preserve">٤  </w:t>
             </w:r>
             <w:r>
@@ -4151,8 +4132,8 @@
                 <w:b/>
                 <w:bCs/>
                 <w:color w:val="000000"/>
-                <w:sz w:val="30"/>
-                <w:szCs w:val="30"/>
+                <w:sz w:val="28"/>
+                <w:szCs w:val="28"/>
                 <w:rtl/>
                 <w:lang w:bidi="ar-SA"/>
               </w:rPr>
@@ -4192,8 +4173,8 @@
                 <w:i w:val="false"/>
                 <w:iCs w:val="false"/>
                 <w:color w:val="595959"/>
-                <w:sz w:val="18"/>
-                <w:szCs w:val="18"/>
+                <w:sz w:val="16"/>
+                <w:szCs w:val="16"/>
               </w:rPr>
               <w:t xml:space="preserve">4 × 3 = 12</w:t>
             </w:r>
@@ -4237,8 +4218,8 @@
                 <w:i w:val="false"/>
                 <w:iCs w:val="false"/>
                 <w:color w:val="000000"/>
-                <w:sz w:val="22"/>
-                <w:szCs w:val="22"/>
+                <w:sz w:val="20"/>
+                <w:szCs w:val="20"/>
               </w:rPr>
               <w:t xml:space="preserve">4</w:t>
             </w:r>
@@ -4274,49 +4255,49 @@
                 <w:b/>
                 <w:bCs/>
                 <w:color w:val="595959"/>
+                <w:sz w:val="26"/>
+                <w:szCs w:val="26"/>
+                <w:rtl/>
+                <w:lang w:bidi="ar-SA"/>
+              </w:rPr>
+              <w:t xml:space="preserve">١  </w:t>
+            </w:r>
+            <w:r>
+              <w:rPr>
+                <w:rFonts w:ascii="Arakom" w:cs="Arakom" w:eastAsia="Arakom" w:hAnsi="Arakom"/>
+                <w:b/>
+                <w:bCs/>
+                <w:color w:val="000000"/>
                 <w:sz w:val="28"/>
                 <w:szCs w:val="28"/>
                 <w:rtl/>
                 <w:lang w:bidi="ar-SA"/>
               </w:rPr>
-              <w:t xml:space="preserve">١  </w:t>
-            </w:r>
-            <w:r>
-              <w:rPr>
-                <w:rFonts w:ascii="Arakom" w:cs="Arakom" w:eastAsia="Arakom" w:hAnsi="Arakom"/>
-                <w:b/>
-                <w:bCs/>
-                <w:color w:val="000000"/>
-                <w:sz w:val="30"/>
-                <w:szCs w:val="30"/>
-                <w:rtl/>
-                <w:lang w:bidi="ar-SA"/>
-              </w:rPr>
               <w:t xml:space="preserve">مَنْ</w:t>
             </w:r>
             <w:r>
               <w:rPr>
                 <w:rFonts w:ascii="Arakom" w:cs="Arakom" w:eastAsia="Arakom" w:hAnsi="Arakom"/>
                 <w:b w:val="false"/>
-                <w:color w:val="595959"/>
-                <w:sz w:val="30"/>
-                <w:szCs w:val="30"/>
-                <w:rtl/>
-                <w:lang w:bidi="ar-SA"/>
-              </w:rPr>
-              <w:t xml:space="preserve">   ·   </w:t>
-            </w:r>
-            <w:r>
-              <w:rPr>
-                <w:rFonts w:ascii="Arakom" w:cs="Arakom" w:eastAsia="Arakom" w:hAnsi="Arakom"/>
-                <w:b/>
-                <w:bCs/>
                 <w:color w:val="595959"/>
                 <w:sz w:val="28"/>
                 <w:szCs w:val="28"/>
                 <w:rtl/>
                 <w:lang w:bidi="ar-SA"/>
               </w:rPr>
+              <w:t xml:space="preserve">   ·   </w:t>
+            </w:r>
+            <w:r>
+              <w:rPr>
+                <w:rFonts w:ascii="Arakom" w:cs="Arakom" w:eastAsia="Arakom" w:hAnsi="Arakom"/>
+                <w:b/>
+                <w:bCs/>
+                <w:color w:val="595959"/>
+                <w:sz w:val="26"/>
+                <w:szCs w:val="26"/>
+                <w:rtl/>
+                <w:lang w:bidi="ar-SA"/>
+              </w:rPr>
               <w:t xml:space="preserve">٢  </w:t>
             </w:r>
             <w:r>
@@ -4325,74 +4306,74 @@
                 <w:b/>
                 <w:bCs/>
                 <w:color w:val="000000"/>
-                <w:sz w:val="30"/>
-                <w:szCs w:val="30"/>
-                <w:rtl/>
-                <w:lang w:bidi="ar-SA"/>
-              </w:rPr>
-              <w:t xml:space="preserve">مَتى</w:t>
-            </w:r>
-            <w:r>
-              <w:rPr>
-                <w:rFonts w:ascii="Arakom" w:cs="Arakom" w:eastAsia="Arakom" w:hAnsi="Arakom"/>
-                <w:b w:val="false"/>
-                <w:color w:val="595959"/>
-                <w:sz w:val="30"/>
-                <w:szCs w:val="30"/>
-                <w:rtl/>
-                <w:lang w:bidi="ar-SA"/>
-              </w:rPr>
-              <w:t xml:space="preserve">   ·   </w:t>
-            </w:r>
-            <w:r>
-              <w:rPr>
-                <w:rFonts w:ascii="Arakom" w:cs="Arakom" w:eastAsia="Arakom" w:hAnsi="Arakom"/>
-                <w:b/>
-                <w:bCs/>
-                <w:color w:val="595959"/>
                 <w:sz w:val="28"/>
                 <w:szCs w:val="28"/>
                 <w:rtl/>
                 <w:lang w:bidi="ar-SA"/>
               </w:rPr>
-              <w:t xml:space="preserve">٣  </w:t>
-            </w:r>
-            <w:r>
-              <w:rPr>
-                <w:rFonts w:ascii="Arakom" w:cs="Arakom" w:eastAsia="Arakom" w:hAnsi="Arakom"/>
-                <w:b/>
-                <w:bCs/>
-                <w:color w:val="000000"/>
-                <w:sz w:val="30"/>
-                <w:szCs w:val="30"/>
-                <w:rtl/>
-                <w:lang w:bidi="ar-SA"/>
-              </w:rPr>
-              <w:t xml:space="preserve">كَيْفَ</w:t>
-            </w:r>
-            <w:r>
-              <w:rPr>
-                <w:rFonts w:ascii="Arakom" w:cs="Arakom" w:eastAsia="Arakom" w:hAnsi="Arakom"/>
-                <w:b w:val="false"/>
-                <w:color w:val="595959"/>
-                <w:sz w:val="30"/>
-                <w:szCs w:val="30"/>
-                <w:rtl/>
-                <w:lang w:bidi="ar-SA"/>
-              </w:rPr>
-              <w:t xml:space="preserve">   ·   </w:t>
-            </w:r>
-            <w:r>
-              <w:rPr>
-                <w:rFonts w:ascii="Arakom" w:cs="Arakom" w:eastAsia="Arakom" w:hAnsi="Arakom"/>
-                <w:b/>
-                <w:bCs/>
+              <w:t xml:space="preserve">مَتى</w:t>
+            </w:r>
+            <w:r>
+              <w:rPr>
+                <w:rFonts w:ascii="Arakom" w:cs="Arakom" w:eastAsia="Arakom" w:hAnsi="Arakom"/>
+                <w:b w:val="false"/>
                 <w:color w:val="595959"/>
                 <w:sz w:val="28"/>
                 <w:szCs w:val="28"/>
                 <w:rtl/>
                 <w:lang w:bidi="ar-SA"/>
               </w:rPr>
+              <w:t xml:space="preserve">   ·   </w:t>
+            </w:r>
+            <w:r>
+              <w:rPr>
+                <w:rFonts w:ascii="Arakom" w:cs="Arakom" w:eastAsia="Arakom" w:hAnsi="Arakom"/>
+                <w:b/>
+                <w:bCs/>
+                <w:color w:val="595959"/>
+                <w:sz w:val="26"/>
+                <w:szCs w:val="26"/>
+                <w:rtl/>
+                <w:lang w:bidi="ar-SA"/>
+              </w:rPr>
+              <w:t xml:space="preserve">٣  </w:t>
+            </w:r>
+            <w:r>
+              <w:rPr>
+                <w:rFonts w:ascii="Arakom" w:cs="Arakom" w:eastAsia="Arakom" w:hAnsi="Arakom"/>
+                <w:b/>
+                <w:bCs/>
+                <w:color w:val="000000"/>
+                <w:sz w:val="28"/>
+                <w:szCs w:val="28"/>
+                <w:rtl/>
+                <w:lang w:bidi="ar-SA"/>
+              </w:rPr>
+              <w:t xml:space="preserve">كَيْفَ</w:t>
+            </w:r>
+            <w:r>
+              <w:rPr>
+                <w:rFonts w:ascii="Arakom" w:cs="Arakom" w:eastAsia="Arakom" w:hAnsi="Arakom"/>
+                <w:b w:val="false"/>
+                <w:color w:val="595959"/>
+                <w:sz w:val="28"/>
+                <w:szCs w:val="28"/>
+                <w:rtl/>
+                <w:lang w:bidi="ar-SA"/>
+              </w:rPr>
+              <w:t xml:space="preserve">   ·   </w:t>
+            </w:r>
+            <w:r>
+              <w:rPr>
+                <w:rFonts w:ascii="Arakom" w:cs="Arakom" w:eastAsia="Arakom" w:hAnsi="Arakom"/>
+                <w:b/>
+                <w:bCs/>
+                <w:color w:val="595959"/>
+                <w:sz w:val="26"/>
+                <w:szCs w:val="26"/>
+                <w:rtl/>
+                <w:lang w:bidi="ar-SA"/>
+              </w:rPr>
               <w:t xml:space="preserve">٤  </w:t>
             </w:r>
             <w:r>
@@ -4401,8 +4382,8 @@
                 <w:b/>
                 <w:bCs/>
                 <w:color w:val="000000"/>
-                <w:sz w:val="30"/>
-                <w:szCs w:val="30"/>
+                <w:sz w:val="28"/>
+                <w:szCs w:val="28"/>
                 <w:rtl/>
                 <w:lang w:bidi="ar-SA"/>
               </w:rPr>
@@ -4442,8 +4423,8 @@
                 <w:i w:val="false"/>
                 <w:iCs w:val="false"/>
                 <w:color w:val="595959"/>
-                <w:sz w:val="18"/>
-                <w:szCs w:val="18"/>
+                <w:sz w:val="16"/>
+                <w:szCs w:val="16"/>
               </w:rPr>
               <w:t xml:space="preserve">4 × 3 = 12</w:t>
             </w:r>
@@ -4487,8 +4468,8 @@
                 <w:i w:val="false"/>
                 <w:iCs w:val="false"/>
                 <w:color w:val="000000"/>
-                <w:sz w:val="22"/>
-                <w:szCs w:val="22"/>
+                <w:sz w:val="20"/>
+                <w:szCs w:val="20"/>
               </w:rPr>
               <w:t xml:space="preserve">5</w:t>
             </w:r>
@@ -4524,49 +4505,49 @@
                 <w:b/>
                 <w:bCs/>
                 <w:color w:val="595959"/>
+                <w:sz w:val="26"/>
+                <w:szCs w:val="26"/>
+                <w:rtl/>
+                <w:lang w:bidi="ar-SA"/>
+              </w:rPr>
+              <w:t xml:space="preserve">١  </w:t>
+            </w:r>
+            <w:r>
+              <w:rPr>
+                <w:rFonts w:ascii="Arakom" w:cs="Arakom" w:eastAsia="Arakom" w:hAnsi="Arakom"/>
+                <w:b/>
+                <w:bCs/>
+                <w:color w:val="000000"/>
                 <w:sz w:val="28"/>
                 <w:szCs w:val="28"/>
                 <w:rtl/>
                 <w:lang w:bidi="ar-SA"/>
               </w:rPr>
-              <w:t xml:space="preserve">١  </w:t>
-            </w:r>
-            <w:r>
-              <w:rPr>
-                <w:rFonts w:ascii="Arakom" w:cs="Arakom" w:eastAsia="Arakom" w:hAnsi="Arakom"/>
-                <w:b/>
-                <w:bCs/>
-                <w:color w:val="000000"/>
-                <w:sz w:val="30"/>
-                <w:szCs w:val="30"/>
-                <w:rtl/>
-                <w:lang w:bidi="ar-SA"/>
-              </w:rPr>
               <w:t xml:space="preserve">الخامِسَة والنِّصْف</w:t>
             </w:r>
             <w:r>
               <w:rPr>
                 <w:rFonts w:ascii="Arakom" w:cs="Arakom" w:eastAsia="Arakom" w:hAnsi="Arakom"/>
                 <w:b w:val="false"/>
-                <w:color w:val="595959"/>
-                <w:sz w:val="30"/>
-                <w:szCs w:val="30"/>
-                <w:rtl/>
-                <w:lang w:bidi="ar-SA"/>
-              </w:rPr>
-              <w:t xml:space="preserve">   ·   </w:t>
-            </w:r>
-            <w:r>
-              <w:rPr>
-                <w:rFonts w:ascii="Arakom" w:cs="Arakom" w:eastAsia="Arakom" w:hAnsi="Arakom"/>
-                <w:b/>
-                <w:bCs/>
                 <w:color w:val="595959"/>
                 <w:sz w:val="28"/>
                 <w:szCs w:val="28"/>
                 <w:rtl/>
                 <w:lang w:bidi="ar-SA"/>
               </w:rPr>
+              <w:t xml:space="preserve">   ·   </w:t>
+            </w:r>
+            <w:r>
+              <w:rPr>
+                <w:rFonts w:ascii="Arakom" w:cs="Arakom" w:eastAsia="Arakom" w:hAnsi="Arakom"/>
+                <w:b/>
+                <w:bCs/>
+                <w:color w:val="595959"/>
+                <w:sz w:val="26"/>
+                <w:szCs w:val="26"/>
+                <w:rtl/>
+                <w:lang w:bidi="ar-SA"/>
+              </w:rPr>
               <w:t xml:space="preserve">٢  </w:t>
             </w:r>
             <w:r>
@@ -4575,8 +4556,8 @@
                 <w:b/>
                 <w:bCs/>
                 <w:color w:val="000000"/>
-                <w:sz w:val="30"/>
-                <w:szCs w:val="30"/>
+                <w:sz w:val="28"/>
+                <w:szCs w:val="28"/>
                 <w:rtl/>
                 <w:lang w:bidi="ar-SA"/>
               </w:rPr>
@@ -4587,7 +4568,7 @@
             <w:pPr>
               <w:keepNext w:val="false"/>
               <w:keepLines/>
-              <w:spacing w:after="0" w:before="30"/>
+              <w:spacing w:after="0" w:before="15"/>
               <w:jc w:val="left"/>
             </w:pPr>
             <w:r>
@@ -4598,8 +4579,8 @@
                 <w:i w:val="false"/>
                 <w:iCs w:val="false"/>
                 <w:color w:val="000000"/>
-                <w:sz w:val="21"/>
-                <w:szCs w:val="21"/>
+                <w:sz w:val="19"/>
+                <w:szCs w:val="19"/>
               </w:rPr>
               <w:t xml:space="preserve">3) </w:t>
             </w:r>
@@ -4611,8 +4592,8 @@
                 <w:i w:val="false"/>
                 <w:iCs w:val="false"/>
                 <w:color w:val="000000"/>
-                <w:sz w:val="21"/>
-                <w:szCs w:val="21"/>
+                <w:sz w:val="19"/>
+                <w:szCs w:val="19"/>
               </w:rPr>
               <w:t xml:space="preserve">1:15  (13:15)</w:t>
             </w:r>
@@ -4624,8 +4605,8 @@
                 <w:i w:val="false"/>
                 <w:iCs w:val="false"/>
                 <w:color w:val="595959"/>
-                <w:sz w:val="21"/>
-                <w:szCs w:val="21"/>
+                <w:sz w:val="19"/>
+                <w:szCs w:val="19"/>
               </w:rPr>
               <w:t xml:space="preserve">   ·   </w:t>
             </w:r>
@@ -4637,8 +4618,8 @@
                 <w:i w:val="false"/>
                 <w:iCs w:val="false"/>
                 <w:color w:val="000000"/>
-                <w:sz w:val="21"/>
-                <w:szCs w:val="21"/>
+                <w:sz w:val="19"/>
+                <w:szCs w:val="19"/>
               </w:rPr>
               <w:t xml:space="preserve">4) </w:t>
             </w:r>
@@ -4650,8 +4631,8 @@
                 <w:i w:val="false"/>
                 <w:iCs w:val="false"/>
                 <w:color w:val="000000"/>
-                <w:sz w:val="21"/>
-                <w:szCs w:val="21"/>
+                <w:sz w:val="19"/>
+                <w:szCs w:val="19"/>
               </w:rPr>
               <w:t xml:space="preserve">4:30  (16:30)</w:t>
             </w:r>
@@ -4689,8 +4670,8 @@
                 <w:i w:val="false"/>
                 <w:iCs w:val="false"/>
                 <w:color w:val="595959"/>
-                <w:sz w:val="18"/>
-                <w:szCs w:val="18"/>
+                <w:sz w:val="16"/>
+                <w:szCs w:val="16"/>
               </w:rPr>
               <w:t xml:space="preserve">4 × 3 = 12</w:t>
             </w:r>
@@ -4734,8 +4715,8 @@
                 <w:i w:val="false"/>
                 <w:iCs w:val="false"/>
                 <w:color w:val="000000"/>
-                <w:sz w:val="22"/>
-                <w:szCs w:val="22"/>
+                <w:sz w:val="20"/>
+                <w:szCs w:val="20"/>
               </w:rPr>
               <w:t xml:space="preserve">6</w:t>
             </w:r>
@@ -4771,49 +4752,49 @@
                 <w:b/>
                 <w:bCs/>
                 <w:color w:val="595959"/>
+                <w:sz w:val="26"/>
+                <w:szCs w:val="26"/>
+                <w:rtl/>
+                <w:lang w:bidi="ar-SA"/>
+              </w:rPr>
+              <w:t xml:space="preserve">١  </w:t>
+            </w:r>
+            <w:r>
+              <w:rPr>
+                <w:rFonts w:ascii="Arakom" w:cs="Arakom" w:eastAsia="Arakom" w:hAnsi="Arakom"/>
+                <w:b/>
+                <w:bCs/>
+                <w:color w:val="000000"/>
                 <w:sz w:val="28"/>
                 <w:szCs w:val="28"/>
                 <w:rtl/>
                 <w:lang w:bidi="ar-SA"/>
               </w:rPr>
-              <w:t xml:space="preserve">١  </w:t>
-            </w:r>
-            <w:r>
-              <w:rPr>
-                <w:rFonts w:ascii="Arakom" w:cs="Arakom" w:eastAsia="Arakom" w:hAnsi="Arakom"/>
-                <w:b/>
-                <w:bCs/>
-                <w:color w:val="000000"/>
-                <w:sz w:val="30"/>
-                <w:szCs w:val="30"/>
-                <w:rtl/>
-                <w:lang w:bidi="ar-SA"/>
-              </w:rPr>
               <w:t xml:space="preserve">شَرْق</w:t>
             </w:r>
             <w:r>
               <w:rPr>
                 <w:rFonts w:ascii="Arakom" w:cs="Arakom" w:eastAsia="Arakom" w:hAnsi="Arakom"/>
                 <w:b w:val="false"/>
-                <w:color w:val="595959"/>
-                <w:sz w:val="30"/>
-                <w:szCs w:val="30"/>
-                <w:rtl/>
-                <w:lang w:bidi="ar-SA"/>
-              </w:rPr>
-              <w:t xml:space="preserve">   ·   </w:t>
-            </w:r>
-            <w:r>
-              <w:rPr>
-                <w:rFonts w:ascii="Arakom" w:cs="Arakom" w:eastAsia="Arakom" w:hAnsi="Arakom"/>
-                <w:b/>
-                <w:bCs/>
                 <w:color w:val="595959"/>
                 <w:sz w:val="28"/>
                 <w:szCs w:val="28"/>
                 <w:rtl/>
                 <w:lang w:bidi="ar-SA"/>
               </w:rPr>
+              <w:t xml:space="preserve">   ·   </w:t>
+            </w:r>
+            <w:r>
+              <w:rPr>
+                <w:rFonts w:ascii="Arakom" w:cs="Arakom" w:eastAsia="Arakom" w:hAnsi="Arakom"/>
+                <w:b/>
+                <w:bCs/>
+                <w:color w:val="595959"/>
+                <w:sz w:val="26"/>
+                <w:szCs w:val="26"/>
+                <w:rtl/>
+                <w:lang w:bidi="ar-SA"/>
+              </w:rPr>
               <w:t xml:space="preserve">٢  </w:t>
             </w:r>
             <w:r>
@@ -4822,8 +4803,8 @@
                 <w:b/>
                 <w:bCs/>
                 <w:color w:val="000000"/>
-                <w:sz w:val="30"/>
-                <w:szCs w:val="30"/>
+                <w:sz w:val="28"/>
+                <w:szCs w:val="28"/>
                 <w:rtl/>
                 <w:lang w:bidi="ar-SA"/>
               </w:rPr>
@@ -4834,7 +4815,7 @@
             <w:pPr>
               <w:keepNext w:val="false"/>
               <w:keepLines/>
-              <w:spacing w:after="0" w:before="30"/>
+              <w:spacing w:after="0" w:before="15"/>
               <w:jc w:val="left"/>
             </w:pPr>
             <w:r>
@@ -4845,8 +4826,8 @@
                 <w:i w:val="false"/>
                 <w:iCs w:val="false"/>
                 <w:color w:val="000000"/>
-                <w:sz w:val="21"/>
-                <w:szCs w:val="21"/>
+                <w:sz w:val="19"/>
+                <w:szCs w:val="19"/>
               </w:rPr>
               <w:t xml:space="preserve">3) </w:t>
             </w:r>
@@ -4858,8 +4839,8 @@
                 <w:i/>
                 <w:iCs/>
                 <w:color w:val="000000"/>
-                <w:sz w:val="21"/>
-                <w:szCs w:val="21"/>
+                <w:sz w:val="19"/>
+                <w:szCs w:val="19"/>
               </w:rPr>
               <w:t xml:space="preserve">İleri git, sonra sola dön, onu karşında bulacaksın.</w:t>
             </w:r>
@@ -4871,8 +4852,8 @@
                 <w:i w:val="false"/>
                 <w:iCs w:val="false"/>
                 <w:color w:val="595959"/>
-                <w:sz w:val="17"/>
-                <w:szCs w:val="17"/>
+                <w:sz w:val="15"/>
+                <w:szCs w:val="15"/>
               </w:rPr>
               <w:t xml:space="preserve">   (her bölüm 2 puan)</w:t>
             </w:r>
@@ -4910,8 +4891,8 @@
                 <w:i w:val="false"/>
                 <w:iCs w:val="false"/>
                 <w:color w:val="595959"/>
-                <w:sz w:val="18"/>
-                <w:szCs w:val="18"/>
+                <w:sz w:val="16"/>
+                <w:szCs w:val="16"/>
               </w:rPr>
               <w:t xml:space="preserve">3 + 3 + 6 = 12</w:t>
             </w:r>
@@ -4955,8 +4936,8 @@
                 <w:i w:val="false"/>
                 <w:iCs w:val="false"/>
                 <w:color w:val="000000"/>
-                <w:sz w:val="22"/>
-                <w:szCs w:val="22"/>
+                <w:sz w:val="20"/>
+                <w:szCs w:val="20"/>
               </w:rPr>
               <w:t xml:space="preserve">7</w:t>
             </w:r>
@@ -4994,8 +4975,8 @@
                 <w:i w:val="false"/>
                 <w:iCs w:val="false"/>
                 <w:color w:val="000000"/>
-                <w:sz w:val="21"/>
-                <w:szCs w:val="21"/>
+                <w:sz w:val="19"/>
+                <w:szCs w:val="19"/>
               </w:rPr>
               <w:t xml:space="preserve">1) </w:t>
             </w:r>
@@ -5007,8 +4988,8 @@
                 <w:i w:val="false"/>
                 <w:iCs w:val="false"/>
                 <w:color w:val="000000"/>
-                <w:sz w:val="21"/>
-                <w:szCs w:val="21"/>
+                <w:sz w:val="19"/>
+                <w:szCs w:val="19"/>
               </w:rPr>
               <w:t xml:space="preserve">Arkadaşıyla dekoru hazırladı.</w:t>
             </w:r>
@@ -5017,7 +4998,7 @@
             <w:pPr>
               <w:keepNext w:val="false"/>
               <w:keepLines/>
-              <w:spacing w:after="0" w:before="30"/>
+              <w:spacing w:after="0" w:before="15"/>
               <w:jc w:val="left"/>
             </w:pPr>
             <w:r>
@@ -5028,8 +5009,8 @@
                 <w:i w:val="false"/>
                 <w:iCs w:val="false"/>
                 <w:color w:val="000000"/>
-                <w:sz w:val="21"/>
-                <w:szCs w:val="21"/>
+                <w:sz w:val="19"/>
+                <w:szCs w:val="19"/>
               </w:rPr>
               <w:t xml:space="preserve">2) </w:t>
             </w:r>
@@ -5041,8 +5022,8 @@
                 <w:i w:val="false"/>
                 <w:iCs w:val="false"/>
                 <w:color w:val="000000"/>
-                <w:sz w:val="21"/>
-                <w:szCs w:val="21"/>
+                <w:sz w:val="19"/>
+                <w:szCs w:val="19"/>
               </w:rPr>
               <w:t xml:space="preserve">İkindi namazını Sultanahmet Camii'nde kıldım.</w:t>
             </w:r>
@@ -5080,8 +5061,8 @@
                 <w:i w:val="false"/>
                 <w:iCs w:val="false"/>
                 <w:color w:val="595959"/>
-                <w:sz w:val="18"/>
-                <w:szCs w:val="18"/>
+                <w:sz w:val="16"/>
+                <w:szCs w:val="16"/>
               </w:rPr>
               <w:t xml:space="preserve">2 × 4 = 8</w:t>
             </w:r>
@@ -5125,8 +5106,8 @@
                 <w:i w:val="false"/>
                 <w:iCs w:val="false"/>
                 <w:color w:val="000000"/>
-                <w:sz w:val="22"/>
-                <w:szCs w:val="22"/>
+                <w:sz w:val="20"/>
+                <w:szCs w:val="20"/>
               </w:rPr>
               <w:t xml:space="preserve">8</w:t>
             </w:r>
@@ -5164,8 +5145,8 @@
                 <w:i/>
                 <w:iCs/>
                 <w:color w:val="595959"/>
-                <w:sz w:val="18"/>
-                <w:szCs w:val="18"/>
+                <w:sz w:val="16"/>
+                <w:szCs w:val="16"/>
               </w:rPr>
               <w:t xml:space="preserve">Örnek cevaplar (öğrencinin kendi cümlesi dereceli puanlama anahtarıyla puanlanır):</w:t>
             </w:r>
@@ -5221,8 +5202,8 @@
                       <w:rFonts w:ascii="Arakom" w:cs="Arakom" w:eastAsia="Arakom" w:hAnsi="Arakom"/>
                       <w:b w:val="false"/>
                       <w:color w:val="000000"/>
-                      <w:sz w:val="30"/>
-                      <w:szCs w:val="30"/>
+                      <w:sz w:val="28"/>
+                      <w:szCs w:val="28"/>
                       <w:rtl/>
                       <w:lang w:bidi="ar-SA"/>
                     </w:rPr>
@@ -5262,8 +5243,8 @@
                       <w:i w:val="false"/>
                       <w:iCs w:val="false"/>
                       <w:color w:val="000000"/>
-                      <w:sz w:val="21"/>
-                      <w:szCs w:val="21"/>
+                      <w:sz w:val="19"/>
+                      <w:szCs w:val="19"/>
                     </w:rPr>
                     <w:t xml:space="preserve">a)</w:t>
                   </w:r>
@@ -5303,8 +5284,8 @@
                       <w:rFonts w:ascii="Arakom" w:cs="Arakom" w:eastAsia="Arakom" w:hAnsi="Arakom"/>
                       <w:b w:val="false"/>
                       <w:color w:val="000000"/>
-                      <w:sz w:val="30"/>
-                      <w:szCs w:val="30"/>
+                      <w:sz w:val="28"/>
+                      <w:szCs w:val="28"/>
                       <w:rtl/>
                       <w:lang w:bidi="ar-SA"/>
                     </w:rPr>
@@ -5344,8 +5325,8 @@
                       <w:i w:val="false"/>
                       <w:iCs w:val="false"/>
                       <w:color w:val="000000"/>
-                      <w:sz w:val="21"/>
-                      <w:szCs w:val="21"/>
+                      <w:sz w:val="19"/>
+                      <w:szCs w:val="19"/>
                     </w:rPr>
                     <w:t xml:space="preserve">b)</w:t>
                   </w:r>
@@ -5385,8 +5366,8 @@
                       <w:rFonts w:ascii="Arakom" w:cs="Arakom" w:eastAsia="Arakom" w:hAnsi="Arakom"/>
                       <w:b w:val="false"/>
                       <w:color w:val="000000"/>
-                      <w:sz w:val="30"/>
-                      <w:szCs w:val="30"/>
+                      <w:sz w:val="28"/>
+                      <w:szCs w:val="28"/>
                       <w:rtl/>
                       <w:lang w:bidi="ar-SA"/>
                     </w:rPr>
@@ -5426,8 +5407,8 @@
                       <w:i w:val="false"/>
                       <w:iCs w:val="false"/>
                       <w:color w:val="000000"/>
-                      <w:sz w:val="21"/>
-                      <w:szCs w:val="21"/>
+                      <w:sz w:val="19"/>
+                      <w:szCs w:val="19"/>
                     </w:rPr>
                     <w:t xml:space="preserve">c)</w:t>
                   </w:r>
@@ -5469,8 +5450,8 @@
                 <w:i w:val="false"/>
                 <w:iCs w:val="false"/>
                 <w:color w:val="595959"/>
-                <w:sz w:val="18"/>
-                <w:szCs w:val="18"/>
+                <w:sz w:val="16"/>
+                <w:szCs w:val="16"/>
               </w:rPr>
               <w:t xml:space="preserve">3 × 4 = 12</w:t>
             </w:r>
@@ -5480,7 +5461,7 @@
     </w:tbl>
     <w:p>
       <w:pPr>
-        <w:spacing w:after="0" w:before="0" w:line="260" w:lineRule="exact"/>
+        <w:spacing w:after="0" w:before="0" w:line="230" w:lineRule="exact"/>
       </w:pPr>
       <w:r>
         <w:rPr>
@@ -5490,27 +5471,8 @@
           <w:i w:val="false"/>
           <w:iCs w:val="false"/>
           <w:color w:val="000000"/>
-          <w:sz w:val="4"/>
-          <w:szCs w:val="4"/>
-        </w:rPr>
-        <w:t xml:space="preserve"/>
-      </w:r>
-    </w:p>
-    <w:p>
-      <w:pPr>
-        <w:pageBreakBefore/>
-        <w:spacing w:after="0" w:before="0" w:line="20" w:lineRule="exact"/>
-      </w:pPr>
-      <w:r>
-        <w:rPr>
-          <w:rFonts w:ascii="Calibri" w:cs="Calibri" w:eastAsia="Calibri" w:hAnsi="Calibri"/>
-          <w:b w:val="false"/>
-          <w:bCs w:val="false"/>
-          <w:i w:val="false"/>
-          <w:iCs w:val="false"/>
-          <w:color w:val="000000"/>
-          <w:sz w:val="4"/>
-          <w:szCs w:val="4"/>
+          <w:sz w:val="12"/>
+          <w:szCs w:val="12"/>
         </w:rPr>
         <w:t xml:space="preserve"/>
       </w:r>
@@ -5569,8 +5531,8 @@
                 <w:i w:val="false"/>
                 <w:iCs w:val="false"/>
                 <w:color w:val="FFFFFF"/>
-                <w:sz w:val="24"/>
-                <w:szCs w:val="24"/>
+                <w:sz w:val="22"/>
+                <w:szCs w:val="22"/>
               </w:rPr>
               <w:t xml:space="preserve">C GRUBU</w:t>
             </w:r>
@@ -5590,8 +5552,8 @@
           <w:i w:val="false"/>
           <w:iCs w:val="false"/>
           <w:color w:val="000000"/>
-          <w:sz w:val="4"/>
-          <w:szCs w:val="4"/>
+          <w:sz w:val="12"/>
+          <w:szCs w:val="12"/>
         </w:rPr>
         <w:t xml:space="preserve"/>
       </w:r>
@@ -5652,8 +5614,8 @@
                 <w:i w:val="false"/>
                 <w:iCs w:val="false"/>
                 <w:color w:val="000000"/>
-                <w:sz w:val="18"/>
-                <w:szCs w:val="18"/>
+                <w:sz w:val="16"/>
+                <w:szCs w:val="16"/>
               </w:rPr>
               <w:t xml:space="preserve">Soru</w:t>
             </w:r>
@@ -5692,8 +5654,8 @@
                 <w:i w:val="false"/>
                 <w:iCs w:val="false"/>
                 <w:color w:val="000000"/>
-                <w:sz w:val="18"/>
-                <w:szCs w:val="18"/>
+                <w:sz w:val="16"/>
+                <w:szCs w:val="16"/>
               </w:rPr>
               <w:t xml:space="preserve">Cevap</w:t>
             </w:r>
@@ -5732,8 +5694,8 @@
                 <w:i w:val="false"/>
                 <w:iCs w:val="false"/>
                 <w:color w:val="000000"/>
-                <w:sz w:val="18"/>
-                <w:szCs w:val="18"/>
+                <w:sz w:val="16"/>
+                <w:szCs w:val="16"/>
               </w:rPr>
               <w:t xml:space="preserve">Puan</w:t>
             </w:r>
@@ -5777,8 +5739,8 @@
                 <w:i w:val="false"/>
                 <w:iCs w:val="false"/>
                 <w:color w:val="000000"/>
-                <w:sz w:val="22"/>
-                <w:szCs w:val="22"/>
+                <w:sz w:val="20"/>
+                <w:szCs w:val="20"/>
               </w:rPr>
               <w:t xml:space="preserve">1</w:t>
             </w:r>
@@ -5816,8 +5778,8 @@
                 <w:i w:val="false"/>
                 <w:iCs w:val="false"/>
                 <w:color w:val="000000"/>
-                <w:sz w:val="21"/>
-                <w:szCs w:val="21"/>
+                <w:sz w:val="19"/>
+                <w:szCs w:val="19"/>
               </w:rPr>
               <w:t xml:space="preserve">Tablo: </w:t>
             </w:r>
@@ -5829,8 +5791,8 @@
                 <w:i w:val="false"/>
                 <w:iCs w:val="false"/>
                 <w:color w:val="000000"/>
-                <w:sz w:val="21"/>
-                <w:szCs w:val="21"/>
+                <w:sz w:val="19"/>
+                <w:szCs w:val="19"/>
               </w:rPr>
               <w:t xml:space="preserve">Elif: </w:t>
             </w:r>
@@ -5842,8 +5804,8 @@
                 <w:i w:val="false"/>
                 <w:iCs w:val="false"/>
                 <w:color w:val="000000"/>
-                <w:sz w:val="21"/>
-                <w:szCs w:val="21"/>
+                <w:sz w:val="19"/>
+                <w:szCs w:val="19"/>
               </w:rPr>
               <w:t xml:space="preserve">resim — resim kulübü</w:t>
             </w:r>
@@ -5855,8 +5817,8 @@
                 <w:i w:val="false"/>
                 <w:iCs w:val="false"/>
                 <w:color w:val="595959"/>
-                <w:sz w:val="21"/>
-                <w:szCs w:val="21"/>
+                <w:sz w:val="19"/>
+                <w:szCs w:val="19"/>
               </w:rPr>
               <w:t xml:space="preserve">   ·   </w:t>
             </w:r>
@@ -5868,8 +5830,8 @@
                 <w:i w:val="false"/>
                 <w:iCs w:val="false"/>
                 <w:color w:val="000000"/>
-                <w:sz w:val="21"/>
-                <w:szCs w:val="21"/>
+                <w:sz w:val="19"/>
+                <w:szCs w:val="19"/>
               </w:rPr>
               <w:t xml:space="preserve">Ahmet: </w:t>
             </w:r>
@@ -5881,8 +5843,8 @@
                 <w:i w:val="false"/>
                 <w:iCs w:val="false"/>
                 <w:color w:val="000000"/>
-                <w:sz w:val="21"/>
-                <w:szCs w:val="21"/>
+                <w:sz w:val="19"/>
+                <w:szCs w:val="19"/>
               </w:rPr>
               <w:t xml:space="preserve">futbol — teknoloji kulübü</w:t>
             </w:r>
@@ -5894,8 +5856,8 @@
                 <w:i w:val="false"/>
                 <w:iCs w:val="false"/>
                 <w:color w:val="595959"/>
-                <w:sz w:val="21"/>
-                <w:szCs w:val="21"/>
+                <w:sz w:val="19"/>
+                <w:szCs w:val="19"/>
               </w:rPr>
               <w:t xml:space="preserve">   ·   </w:t>
             </w:r>
@@ -5907,8 +5869,8 @@
                 <w:i w:val="false"/>
                 <w:iCs w:val="false"/>
                 <w:color w:val="000000"/>
-                <w:sz w:val="21"/>
-                <w:szCs w:val="21"/>
+                <w:sz w:val="19"/>
+                <w:szCs w:val="19"/>
               </w:rPr>
               <w:t xml:space="preserve">Zeynep: </w:t>
             </w:r>
@@ -5920,8 +5882,8 @@
                 <w:i w:val="false"/>
                 <w:iCs w:val="false"/>
                 <w:color w:val="000000"/>
-                <w:sz w:val="21"/>
-                <w:szCs w:val="21"/>
+                <w:sz w:val="19"/>
+                <w:szCs w:val="19"/>
               </w:rPr>
               <w:t xml:space="preserve">spor — müzik kulübü</w:t>
             </w:r>
@@ -5933,8 +5895,8 @@
                 <w:i w:val="false"/>
                 <w:iCs w:val="false"/>
                 <w:color w:val="595959"/>
-                <w:sz w:val="21"/>
-                <w:szCs w:val="21"/>
+                <w:sz w:val="19"/>
+                <w:szCs w:val="19"/>
               </w:rPr>
               <w:t xml:space="preserve">   ·   </w:t>
             </w:r>
@@ -5946,8 +5908,8 @@
                 <w:i w:val="false"/>
                 <w:iCs w:val="false"/>
                 <w:color w:val="000000"/>
-                <w:sz w:val="21"/>
-                <w:szCs w:val="21"/>
+                <w:sz w:val="19"/>
+                <w:szCs w:val="19"/>
               </w:rPr>
               <w:t xml:space="preserve">Hâlid: </w:t>
             </w:r>
@@ -5959,8 +5921,8 @@
                 <w:i w:val="false"/>
                 <w:iCs w:val="false"/>
                 <w:color w:val="000000"/>
-                <w:sz w:val="21"/>
-                <w:szCs w:val="21"/>
+                <w:sz w:val="19"/>
+                <w:szCs w:val="19"/>
               </w:rPr>
               <w:t xml:space="preserve">satranç — satranç kulübü</w:t>
             </w:r>
@@ -5969,7 +5931,7 @@
             <w:pPr>
               <w:keepNext w:val="false"/>
               <w:keepLines/>
-              <w:spacing w:after="0" w:before="40"/>
+              <w:spacing w:after="0" w:before="20"/>
               <w:jc w:val="left"/>
             </w:pPr>
             <w:r>
@@ -5980,8 +5942,8 @@
                 <w:i w:val="false"/>
                 <w:iCs w:val="false"/>
                 <w:color w:val="000000"/>
-                <w:sz w:val="21"/>
-                <w:szCs w:val="21"/>
+                <w:sz w:val="19"/>
+                <w:szCs w:val="19"/>
               </w:rPr>
               <w:t xml:space="preserve">Soru: </w:t>
             </w:r>
@@ -5993,8 +5955,8 @@
                 <w:i w:val="false"/>
                 <w:iCs w:val="false"/>
                 <w:color w:val="000000"/>
-                <w:sz w:val="21"/>
-                <w:szCs w:val="21"/>
+                <w:sz w:val="19"/>
+                <w:szCs w:val="19"/>
               </w:rPr>
               <w:t xml:space="preserve">Doğa kulübünü seçiyor (2); çünkü doğayı seviyor (2).</w:t>
             </w:r>
@@ -6032,8 +5994,8 @@
                 <w:i w:val="false"/>
                 <w:iCs w:val="false"/>
                 <w:color w:val="595959"/>
-                <w:sz w:val="18"/>
-                <w:szCs w:val="18"/>
+                <w:sz w:val="16"/>
+                <w:szCs w:val="16"/>
               </w:rPr>
               <w:t xml:space="preserve">8 × 2 + 4 = 20</w:t>
             </w:r>
@@ -6077,8 +6039,8 @@
                 <w:i w:val="false"/>
                 <w:iCs w:val="false"/>
                 <w:color w:val="000000"/>
-                <w:sz w:val="22"/>
-                <w:szCs w:val="22"/>
+                <w:sz w:val="20"/>
+                <w:szCs w:val="20"/>
               </w:rPr>
               <w:t xml:space="preserve">2</w:t>
             </w:r>
@@ -6157,8 +6119,8 @@
                       <w:rFonts w:ascii="Arakom" w:cs="Arakom" w:eastAsia="Arakom" w:hAnsi="Arakom"/>
                       <w:b w:val="false"/>
                       <w:color w:val="000000"/>
-                      <w:sz w:val="30"/>
-                      <w:szCs w:val="30"/>
+                      <w:sz w:val="28"/>
+                      <w:szCs w:val="28"/>
                       <w:rtl/>
                       <w:lang w:bidi="ar-SA"/>
                     </w:rPr>
@@ -6180,8 +6142,8 @@
                       <w:i w:val="false"/>
                       <w:iCs w:val="false"/>
                       <w:color w:val="000000"/>
-                      <w:sz w:val="18"/>
-                      <w:szCs w:val="18"/>
+                      <w:sz w:val="16"/>
+                      <w:szCs w:val="16"/>
                     </w:rPr>
                     <w:t xml:space="preserve">aletler</w:t>
                   </w:r>
@@ -6217,8 +6179,8 @@
                       <w:rFonts w:ascii="Arakom" w:cs="Arakom" w:eastAsia="Arakom" w:hAnsi="Arakom"/>
                       <w:b w:val="false"/>
                       <w:color w:val="000000"/>
-                      <w:sz w:val="30"/>
-                      <w:szCs w:val="30"/>
+                      <w:sz w:val="28"/>
+                      <w:szCs w:val="28"/>
                       <w:rtl/>
                       <w:lang w:bidi="ar-SA"/>
                     </w:rPr>
@@ -6240,8 +6202,8 @@
                       <w:i w:val="false"/>
                       <w:iCs w:val="false"/>
                       <w:color w:val="000000"/>
-                      <w:sz w:val="18"/>
-                      <w:szCs w:val="18"/>
+                      <w:sz w:val="16"/>
+                      <w:szCs w:val="16"/>
                     </w:rPr>
                     <w:t xml:space="preserve">erken</w:t>
                   </w:r>
@@ -6277,8 +6239,8 @@
                       <w:rFonts w:ascii="Arakom" w:cs="Arakom" w:eastAsia="Arakom" w:hAnsi="Arakom"/>
                       <w:b w:val="false"/>
                       <w:color w:val="000000"/>
-                      <w:sz w:val="30"/>
-                      <w:szCs w:val="30"/>
+                      <w:sz w:val="28"/>
+                      <w:szCs w:val="28"/>
                       <w:rtl/>
                       <w:lang w:bidi="ar-SA"/>
                     </w:rPr>
@@ -6300,8 +6262,8 @@
                       <w:i w:val="false"/>
                       <w:iCs w:val="false"/>
                       <w:color w:val="000000"/>
-                      <w:sz w:val="18"/>
-                      <w:szCs w:val="18"/>
+                      <w:sz w:val="16"/>
+                      <w:szCs w:val="16"/>
                     </w:rPr>
                     <w:t xml:space="preserve">oyuncu</w:t>
                   </w:r>
@@ -6337,8 +6299,8 @@
                       <w:rFonts w:ascii="Arakom" w:cs="Arakom" w:eastAsia="Arakom" w:hAnsi="Arakom"/>
                       <w:b w:val="false"/>
                       <w:color w:val="000000"/>
-                      <w:sz w:val="30"/>
-                      <w:szCs w:val="30"/>
+                      <w:sz w:val="28"/>
+                      <w:szCs w:val="28"/>
                       <w:rtl/>
                       <w:lang w:bidi="ar-SA"/>
                     </w:rPr>
@@ -6360,8 +6322,8 @@
                       <w:i w:val="false"/>
                       <w:iCs w:val="false"/>
                       <w:color w:val="000000"/>
-                      <w:sz w:val="18"/>
-                      <w:szCs w:val="18"/>
+                      <w:sz w:val="16"/>
+                      <w:szCs w:val="16"/>
                     </w:rPr>
                     <w:t xml:space="preserve">tiyatro (bina)</w:t>
                   </w:r>
@@ -6397,8 +6359,8 @@
                       <w:rFonts w:ascii="Arakom" w:cs="Arakom" w:eastAsia="Arakom" w:hAnsi="Arakom"/>
                       <w:b w:val="false"/>
                       <w:color w:val="000000"/>
-                      <w:sz w:val="30"/>
-                      <w:szCs w:val="30"/>
+                      <w:sz w:val="28"/>
+                      <w:szCs w:val="28"/>
                       <w:rtl/>
                       <w:lang w:bidi="ar-SA"/>
                     </w:rPr>
@@ -6420,8 +6382,8 @@
                       <w:i w:val="false"/>
                       <w:iCs w:val="false"/>
                       <w:color w:val="000000"/>
-                      <w:sz w:val="18"/>
-                      <w:szCs w:val="18"/>
+                      <w:sz w:val="16"/>
+                      <w:szCs w:val="16"/>
                     </w:rPr>
                     <w:t xml:space="preserve">yol</w:t>
                   </w:r>
@@ -6457,8 +6419,8 @@
                       <w:rFonts w:ascii="Arakom" w:cs="Arakom" w:eastAsia="Arakom" w:hAnsi="Arakom"/>
                       <w:b w:val="false"/>
                       <w:color w:val="000000"/>
-                      <w:sz w:val="30"/>
-                      <w:szCs w:val="30"/>
+                      <w:sz w:val="28"/>
+                      <w:szCs w:val="28"/>
                       <w:rtl/>
                       <w:lang w:bidi="ar-SA"/>
                     </w:rPr>
@@ -6480,8 +6442,8 @@
                       <w:i w:val="false"/>
                       <w:iCs w:val="false"/>
                       <w:color w:val="000000"/>
-                      <w:sz w:val="18"/>
-                      <w:szCs w:val="18"/>
+                      <w:sz w:val="16"/>
+                      <w:szCs w:val="16"/>
                     </w:rPr>
                     <w:t xml:space="preserve">harita</w:t>
                   </w:r>
@@ -6523,8 +6485,8 @@
                 <w:i w:val="false"/>
                 <w:iCs w:val="false"/>
                 <w:color w:val="595959"/>
-                <w:sz w:val="18"/>
-                <w:szCs w:val="18"/>
+                <w:sz w:val="16"/>
+                <w:szCs w:val="16"/>
               </w:rPr>
               <w:t xml:space="preserve">6 × 2 = 12</w:t>
             </w:r>
@@ -6568,8 +6530,8 @@
                 <w:i w:val="false"/>
                 <w:iCs w:val="false"/>
                 <w:color w:val="000000"/>
-                <w:sz w:val="22"/>
-                <w:szCs w:val="22"/>
+                <w:sz w:val="20"/>
+                <w:szCs w:val="20"/>
               </w:rPr>
               <w:t xml:space="preserve">3</w:t>
             </w:r>
@@ -6605,49 +6567,49 @@
                 <w:b/>
                 <w:bCs/>
                 <w:color w:val="595959"/>
+                <w:sz w:val="26"/>
+                <w:szCs w:val="26"/>
+                <w:rtl/>
+                <w:lang w:bidi="ar-SA"/>
+              </w:rPr>
+              <w:t xml:space="preserve">١  </w:t>
+            </w:r>
+            <w:r>
+              <w:rPr>
+                <w:rFonts w:ascii="Arakom" w:cs="Arakom" w:eastAsia="Arakom" w:hAnsi="Arakom"/>
+                <w:b/>
+                <w:bCs/>
+                <w:color w:val="000000"/>
                 <w:sz w:val="28"/>
                 <w:szCs w:val="28"/>
                 <w:rtl/>
                 <w:lang w:bidi="ar-SA"/>
               </w:rPr>
-              <w:t xml:space="preserve">١  </w:t>
-            </w:r>
-            <w:r>
-              <w:rPr>
-                <w:rFonts w:ascii="Arakom" w:cs="Arakom" w:eastAsia="Arakom" w:hAnsi="Arakom"/>
-                <w:b/>
-                <w:bCs/>
-                <w:color w:val="000000"/>
-                <w:sz w:val="30"/>
-                <w:szCs w:val="30"/>
-                <w:rtl/>
-                <w:lang w:bidi="ar-SA"/>
-              </w:rPr>
               <w:t xml:space="preserve">لِأَنَّني</w:t>
             </w:r>
             <w:r>
               <w:rPr>
                 <w:rFonts w:ascii="Arakom" w:cs="Arakom" w:eastAsia="Arakom" w:hAnsi="Arakom"/>
                 <w:b w:val="false"/>
-                <w:color w:val="595959"/>
-                <w:sz w:val="30"/>
-                <w:szCs w:val="30"/>
-                <w:rtl/>
-                <w:lang w:bidi="ar-SA"/>
-              </w:rPr>
-              <w:t xml:space="preserve">   ·   </w:t>
-            </w:r>
-            <w:r>
-              <w:rPr>
-                <w:rFonts w:ascii="Arakom" w:cs="Arakom" w:eastAsia="Arakom" w:hAnsi="Arakom"/>
-                <w:b/>
-                <w:bCs/>
                 <w:color w:val="595959"/>
                 <w:sz w:val="28"/>
                 <w:szCs w:val="28"/>
                 <w:rtl/>
                 <w:lang w:bidi="ar-SA"/>
               </w:rPr>
+              <w:t xml:space="preserve">   ·   </w:t>
+            </w:r>
+            <w:r>
+              <w:rPr>
+                <w:rFonts w:ascii="Arakom" w:cs="Arakom" w:eastAsia="Arakom" w:hAnsi="Arakom"/>
+                <w:b/>
+                <w:bCs/>
+                <w:color w:val="595959"/>
+                <w:sz w:val="26"/>
+                <w:szCs w:val="26"/>
+                <w:rtl/>
+                <w:lang w:bidi="ar-SA"/>
+              </w:rPr>
               <w:t xml:space="preserve">٢  </w:t>
             </w:r>
             <w:r>
@@ -6656,74 +6618,74 @@
                 <w:b/>
                 <w:bCs/>
                 <w:color w:val="000000"/>
-                <w:sz w:val="30"/>
-                <w:szCs w:val="30"/>
-                <w:rtl/>
-                <w:lang w:bidi="ar-SA"/>
-              </w:rPr>
-              <w:t xml:space="preserve">لِذَلِكَ</w:t>
-            </w:r>
-            <w:r>
-              <w:rPr>
-                <w:rFonts w:ascii="Arakom" w:cs="Arakom" w:eastAsia="Arakom" w:hAnsi="Arakom"/>
-                <w:b w:val="false"/>
-                <w:color w:val="595959"/>
-                <w:sz w:val="30"/>
-                <w:szCs w:val="30"/>
-                <w:rtl/>
-                <w:lang w:bidi="ar-SA"/>
-              </w:rPr>
-              <w:t xml:space="preserve">   ·   </w:t>
-            </w:r>
-            <w:r>
-              <w:rPr>
-                <w:rFonts w:ascii="Arakom" w:cs="Arakom" w:eastAsia="Arakom" w:hAnsi="Arakom"/>
-                <w:b/>
-                <w:bCs/>
-                <w:color w:val="595959"/>
                 <w:sz w:val="28"/>
                 <w:szCs w:val="28"/>
                 <w:rtl/>
                 <w:lang w:bidi="ar-SA"/>
               </w:rPr>
-              <w:t xml:space="preserve">٣  </w:t>
-            </w:r>
-            <w:r>
-              <w:rPr>
-                <w:rFonts w:ascii="Arakom" w:cs="Arakom" w:eastAsia="Arakom" w:hAnsi="Arakom"/>
-                <w:b/>
-                <w:bCs/>
-                <w:color w:val="000000"/>
-                <w:sz w:val="30"/>
-                <w:szCs w:val="30"/>
-                <w:rtl/>
-                <w:lang w:bidi="ar-SA"/>
-              </w:rPr>
-              <w:t xml:space="preserve">أَوْ</w:t>
-            </w:r>
-            <w:r>
-              <w:rPr>
-                <w:rFonts w:ascii="Arakom" w:cs="Arakom" w:eastAsia="Arakom" w:hAnsi="Arakom"/>
-                <w:b w:val="false"/>
-                <w:color w:val="595959"/>
-                <w:sz w:val="30"/>
-                <w:szCs w:val="30"/>
-                <w:rtl/>
-                <w:lang w:bidi="ar-SA"/>
-              </w:rPr>
-              <w:t xml:space="preserve">   ·   </w:t>
-            </w:r>
-            <w:r>
-              <w:rPr>
-                <w:rFonts w:ascii="Arakom" w:cs="Arakom" w:eastAsia="Arakom" w:hAnsi="Arakom"/>
-                <w:b/>
-                <w:bCs/>
+              <w:t xml:space="preserve">لِذَلِكَ</w:t>
+            </w:r>
+            <w:r>
+              <w:rPr>
+                <w:rFonts w:ascii="Arakom" w:cs="Arakom" w:eastAsia="Arakom" w:hAnsi="Arakom"/>
+                <w:b w:val="false"/>
                 <w:color w:val="595959"/>
                 <w:sz w:val="28"/>
                 <w:szCs w:val="28"/>
                 <w:rtl/>
                 <w:lang w:bidi="ar-SA"/>
               </w:rPr>
+              <w:t xml:space="preserve">   ·   </w:t>
+            </w:r>
+            <w:r>
+              <w:rPr>
+                <w:rFonts w:ascii="Arakom" w:cs="Arakom" w:eastAsia="Arakom" w:hAnsi="Arakom"/>
+                <w:b/>
+                <w:bCs/>
+                <w:color w:val="595959"/>
+                <w:sz w:val="26"/>
+                <w:szCs w:val="26"/>
+                <w:rtl/>
+                <w:lang w:bidi="ar-SA"/>
+              </w:rPr>
+              <w:t xml:space="preserve">٣  </w:t>
+            </w:r>
+            <w:r>
+              <w:rPr>
+                <w:rFonts w:ascii="Arakom" w:cs="Arakom" w:eastAsia="Arakom" w:hAnsi="Arakom"/>
+                <w:b/>
+                <w:bCs/>
+                <w:color w:val="000000"/>
+                <w:sz w:val="28"/>
+                <w:szCs w:val="28"/>
+                <w:rtl/>
+                <w:lang w:bidi="ar-SA"/>
+              </w:rPr>
+              <w:t xml:space="preserve">أَوْ</w:t>
+            </w:r>
+            <w:r>
+              <w:rPr>
+                <w:rFonts w:ascii="Arakom" w:cs="Arakom" w:eastAsia="Arakom" w:hAnsi="Arakom"/>
+                <w:b w:val="false"/>
+                <w:color w:val="595959"/>
+                <w:sz w:val="28"/>
+                <w:szCs w:val="28"/>
+                <w:rtl/>
+                <w:lang w:bidi="ar-SA"/>
+              </w:rPr>
+              <w:t xml:space="preserve">   ·   </w:t>
+            </w:r>
+            <w:r>
+              <w:rPr>
+                <w:rFonts w:ascii="Arakom" w:cs="Arakom" w:eastAsia="Arakom" w:hAnsi="Arakom"/>
+                <w:b/>
+                <w:bCs/>
+                <w:color w:val="595959"/>
+                <w:sz w:val="26"/>
+                <w:szCs w:val="26"/>
+                <w:rtl/>
+                <w:lang w:bidi="ar-SA"/>
+              </w:rPr>
               <w:t xml:space="preserve">٤  </w:t>
             </w:r>
             <w:r>
@@ -6732,8 +6694,8 @@
                 <w:b/>
                 <w:bCs/>
                 <w:color w:val="000000"/>
-                <w:sz w:val="30"/>
-                <w:szCs w:val="30"/>
+                <w:sz w:val="28"/>
+                <w:szCs w:val="28"/>
                 <w:rtl/>
                 <w:lang w:bidi="ar-SA"/>
               </w:rPr>
@@ -6773,8 +6735,8 @@
                 <w:i w:val="false"/>
                 <w:iCs w:val="false"/>
                 <w:color w:val="595959"/>
-                <w:sz w:val="18"/>
-                <w:szCs w:val="18"/>
+                <w:sz w:val="16"/>
+                <w:szCs w:val="16"/>
               </w:rPr>
               <w:t xml:space="preserve">4 × 3 = 12</w:t>
             </w:r>
@@ -6818,8 +6780,8 @@
                 <w:i w:val="false"/>
                 <w:iCs w:val="false"/>
                 <w:color w:val="000000"/>
-                <w:sz w:val="22"/>
-                <w:szCs w:val="22"/>
+                <w:sz w:val="20"/>
+                <w:szCs w:val="20"/>
               </w:rPr>
               <w:t xml:space="preserve">4</w:t>
             </w:r>
@@ -6855,49 +6817,49 @@
                 <w:b/>
                 <w:bCs/>
                 <w:color w:val="595959"/>
+                <w:sz w:val="26"/>
+                <w:szCs w:val="26"/>
+                <w:rtl/>
+                <w:lang w:bidi="ar-SA"/>
+              </w:rPr>
+              <w:t xml:space="preserve">١  </w:t>
+            </w:r>
+            <w:r>
+              <w:rPr>
+                <w:rFonts w:ascii="Arakom" w:cs="Arakom" w:eastAsia="Arakom" w:hAnsi="Arakom"/>
+                <w:b/>
+                <w:bCs/>
+                <w:color w:val="000000"/>
                 <w:sz w:val="28"/>
                 <w:szCs w:val="28"/>
                 <w:rtl/>
                 <w:lang w:bidi="ar-SA"/>
               </w:rPr>
-              <w:t xml:space="preserve">١  </w:t>
-            </w:r>
-            <w:r>
-              <w:rPr>
-                <w:rFonts w:ascii="Arakom" w:cs="Arakom" w:eastAsia="Arakom" w:hAnsi="Arakom"/>
-                <w:b/>
-                <w:bCs/>
-                <w:color w:val="000000"/>
-                <w:sz w:val="30"/>
-                <w:szCs w:val="30"/>
-                <w:rtl/>
-                <w:lang w:bidi="ar-SA"/>
-              </w:rPr>
               <w:t xml:space="preserve">مَنْ</w:t>
             </w:r>
             <w:r>
               <w:rPr>
                 <w:rFonts w:ascii="Arakom" w:cs="Arakom" w:eastAsia="Arakom" w:hAnsi="Arakom"/>
                 <w:b w:val="false"/>
-                <w:color w:val="595959"/>
-                <w:sz w:val="30"/>
-                <w:szCs w:val="30"/>
-                <w:rtl/>
-                <w:lang w:bidi="ar-SA"/>
-              </w:rPr>
-              <w:t xml:space="preserve">   ·   </w:t>
-            </w:r>
-            <w:r>
-              <w:rPr>
-                <w:rFonts w:ascii="Arakom" w:cs="Arakom" w:eastAsia="Arakom" w:hAnsi="Arakom"/>
-                <w:b/>
-                <w:bCs/>
                 <w:color w:val="595959"/>
                 <w:sz w:val="28"/>
                 <w:szCs w:val="28"/>
                 <w:rtl/>
                 <w:lang w:bidi="ar-SA"/>
               </w:rPr>
+              <w:t xml:space="preserve">   ·   </w:t>
+            </w:r>
+            <w:r>
+              <w:rPr>
+                <w:rFonts w:ascii="Arakom" w:cs="Arakom" w:eastAsia="Arakom" w:hAnsi="Arakom"/>
+                <w:b/>
+                <w:bCs/>
+                <w:color w:val="595959"/>
+                <w:sz w:val="26"/>
+                <w:szCs w:val="26"/>
+                <w:rtl/>
+                <w:lang w:bidi="ar-SA"/>
+              </w:rPr>
               <w:t xml:space="preserve">٢  </w:t>
             </w:r>
             <w:r>
@@ -6906,74 +6868,74 @@
                 <w:b/>
                 <w:bCs/>
                 <w:color w:val="000000"/>
-                <w:sz w:val="30"/>
-                <w:szCs w:val="30"/>
-                <w:rtl/>
-                <w:lang w:bidi="ar-SA"/>
-              </w:rPr>
-              <w:t xml:space="preserve">مَتى</w:t>
-            </w:r>
-            <w:r>
-              <w:rPr>
-                <w:rFonts w:ascii="Arakom" w:cs="Arakom" w:eastAsia="Arakom" w:hAnsi="Arakom"/>
-                <w:b w:val="false"/>
-                <w:color w:val="595959"/>
-                <w:sz w:val="30"/>
-                <w:szCs w:val="30"/>
-                <w:rtl/>
-                <w:lang w:bidi="ar-SA"/>
-              </w:rPr>
-              <w:t xml:space="preserve">   ·   </w:t>
-            </w:r>
-            <w:r>
-              <w:rPr>
-                <w:rFonts w:ascii="Arakom" w:cs="Arakom" w:eastAsia="Arakom" w:hAnsi="Arakom"/>
-                <w:b/>
-                <w:bCs/>
-                <w:color w:val="595959"/>
                 <w:sz w:val="28"/>
                 <w:szCs w:val="28"/>
                 <w:rtl/>
                 <w:lang w:bidi="ar-SA"/>
               </w:rPr>
-              <w:t xml:space="preserve">٣  </w:t>
-            </w:r>
-            <w:r>
-              <w:rPr>
-                <w:rFonts w:ascii="Arakom" w:cs="Arakom" w:eastAsia="Arakom" w:hAnsi="Arakom"/>
-                <w:b/>
-                <w:bCs/>
-                <w:color w:val="000000"/>
-                <w:sz w:val="30"/>
-                <w:szCs w:val="30"/>
-                <w:rtl/>
-                <w:lang w:bidi="ar-SA"/>
-              </w:rPr>
-              <w:t xml:space="preserve">أَيْنَ</w:t>
-            </w:r>
-            <w:r>
-              <w:rPr>
-                <w:rFonts w:ascii="Arakom" w:cs="Arakom" w:eastAsia="Arakom" w:hAnsi="Arakom"/>
-                <w:b w:val="false"/>
-                <w:color w:val="595959"/>
-                <w:sz w:val="30"/>
-                <w:szCs w:val="30"/>
-                <w:rtl/>
-                <w:lang w:bidi="ar-SA"/>
-              </w:rPr>
-              <w:t xml:space="preserve">   ·   </w:t>
-            </w:r>
-            <w:r>
-              <w:rPr>
-                <w:rFonts w:ascii="Arakom" w:cs="Arakom" w:eastAsia="Arakom" w:hAnsi="Arakom"/>
-                <w:b/>
-                <w:bCs/>
+              <w:t xml:space="preserve">مَتى</w:t>
+            </w:r>
+            <w:r>
+              <w:rPr>
+                <w:rFonts w:ascii="Arakom" w:cs="Arakom" w:eastAsia="Arakom" w:hAnsi="Arakom"/>
+                <w:b w:val="false"/>
                 <w:color w:val="595959"/>
                 <w:sz w:val="28"/>
                 <w:szCs w:val="28"/>
                 <w:rtl/>
                 <w:lang w:bidi="ar-SA"/>
               </w:rPr>
+              <w:t xml:space="preserve">   ·   </w:t>
+            </w:r>
+            <w:r>
+              <w:rPr>
+                <w:rFonts w:ascii="Arakom" w:cs="Arakom" w:eastAsia="Arakom" w:hAnsi="Arakom"/>
+                <w:b/>
+                <w:bCs/>
+                <w:color w:val="595959"/>
+                <w:sz w:val="26"/>
+                <w:szCs w:val="26"/>
+                <w:rtl/>
+                <w:lang w:bidi="ar-SA"/>
+              </w:rPr>
+              <w:t xml:space="preserve">٣  </w:t>
+            </w:r>
+            <w:r>
+              <w:rPr>
+                <w:rFonts w:ascii="Arakom" w:cs="Arakom" w:eastAsia="Arakom" w:hAnsi="Arakom"/>
+                <w:b/>
+                <w:bCs/>
+                <w:color w:val="000000"/>
+                <w:sz w:val="28"/>
+                <w:szCs w:val="28"/>
+                <w:rtl/>
+                <w:lang w:bidi="ar-SA"/>
+              </w:rPr>
+              <w:t xml:space="preserve">أَيْنَ</w:t>
+            </w:r>
+            <w:r>
+              <w:rPr>
+                <w:rFonts w:ascii="Arakom" w:cs="Arakom" w:eastAsia="Arakom" w:hAnsi="Arakom"/>
+                <w:b w:val="false"/>
+                <w:color w:val="595959"/>
+                <w:sz w:val="28"/>
+                <w:szCs w:val="28"/>
+                <w:rtl/>
+                <w:lang w:bidi="ar-SA"/>
+              </w:rPr>
+              <w:t xml:space="preserve">   ·   </w:t>
+            </w:r>
+            <w:r>
+              <w:rPr>
+                <w:rFonts w:ascii="Arakom" w:cs="Arakom" w:eastAsia="Arakom" w:hAnsi="Arakom"/>
+                <w:b/>
+                <w:bCs/>
+                <w:color w:val="595959"/>
+                <w:sz w:val="26"/>
+                <w:szCs w:val="26"/>
+                <w:rtl/>
+                <w:lang w:bidi="ar-SA"/>
+              </w:rPr>
               <w:t xml:space="preserve">٤  </w:t>
             </w:r>
             <w:r>
@@ -6982,8 +6944,8 @@
                 <w:b/>
                 <w:bCs/>
                 <w:color w:val="000000"/>
-                <w:sz w:val="30"/>
-                <w:szCs w:val="30"/>
+                <w:sz w:val="28"/>
+                <w:szCs w:val="28"/>
                 <w:rtl/>
                 <w:lang w:bidi="ar-SA"/>
               </w:rPr>
@@ -7023,8 +6985,8 @@
                 <w:i w:val="false"/>
                 <w:iCs w:val="false"/>
                 <w:color w:val="595959"/>
-                <w:sz w:val="18"/>
-                <w:szCs w:val="18"/>
+                <w:sz w:val="16"/>
+                <w:szCs w:val="16"/>
               </w:rPr>
               <w:t xml:space="preserve">4 × 3 = 12</w:t>
             </w:r>
@@ -7068,8 +7030,8 @@
                 <w:i w:val="false"/>
                 <w:iCs w:val="false"/>
                 <w:color w:val="000000"/>
-                <w:sz w:val="22"/>
-                <w:szCs w:val="22"/>
+                <w:sz w:val="20"/>
+                <w:szCs w:val="20"/>
               </w:rPr>
               <w:t xml:space="preserve">5</w:t>
             </w:r>
@@ -7105,49 +7067,49 @@
                 <w:b/>
                 <w:bCs/>
                 <w:color w:val="595959"/>
+                <w:sz w:val="26"/>
+                <w:szCs w:val="26"/>
+                <w:rtl/>
+                <w:lang w:bidi="ar-SA"/>
+              </w:rPr>
+              <w:t xml:space="preserve">١  </w:t>
+            </w:r>
+            <w:r>
+              <w:rPr>
+                <w:rFonts w:ascii="Arakom" w:cs="Arakom" w:eastAsia="Arakom" w:hAnsi="Arakom"/>
+                <w:b/>
+                <w:bCs/>
+                <w:color w:val="000000"/>
                 <w:sz w:val="28"/>
                 <w:szCs w:val="28"/>
                 <w:rtl/>
                 <w:lang w:bidi="ar-SA"/>
               </w:rPr>
-              <w:t xml:space="preserve">١  </w:t>
-            </w:r>
-            <w:r>
-              <w:rPr>
-                <w:rFonts w:ascii="Arakom" w:cs="Arakom" w:eastAsia="Arakom" w:hAnsi="Arakom"/>
-                <w:b/>
-                <w:bCs/>
-                <w:color w:val="000000"/>
-                <w:sz w:val="30"/>
-                <w:szCs w:val="30"/>
-                <w:rtl/>
-                <w:lang w:bidi="ar-SA"/>
-              </w:rPr>
               <w:t xml:space="preserve">الثّامِنَة إِلّا رُبْعًا</w:t>
             </w:r>
             <w:r>
               <w:rPr>
                 <w:rFonts w:ascii="Arakom" w:cs="Arakom" w:eastAsia="Arakom" w:hAnsi="Arakom"/>
                 <w:b w:val="false"/>
-                <w:color w:val="595959"/>
-                <w:sz w:val="30"/>
-                <w:szCs w:val="30"/>
-                <w:rtl/>
-                <w:lang w:bidi="ar-SA"/>
-              </w:rPr>
-              <w:t xml:space="preserve">   ·   </w:t>
-            </w:r>
-            <w:r>
-              <w:rPr>
-                <w:rFonts w:ascii="Arakom" w:cs="Arakom" w:eastAsia="Arakom" w:hAnsi="Arakom"/>
-                <w:b/>
-                <w:bCs/>
                 <w:color w:val="595959"/>
                 <w:sz w:val="28"/>
                 <w:szCs w:val="28"/>
                 <w:rtl/>
                 <w:lang w:bidi="ar-SA"/>
               </w:rPr>
+              <w:t xml:space="preserve">   ·   </w:t>
+            </w:r>
+            <w:r>
+              <w:rPr>
+                <w:rFonts w:ascii="Arakom" w:cs="Arakom" w:eastAsia="Arakom" w:hAnsi="Arakom"/>
+                <w:b/>
+                <w:bCs/>
+                <w:color w:val="595959"/>
+                <w:sz w:val="26"/>
+                <w:szCs w:val="26"/>
+                <w:rtl/>
+                <w:lang w:bidi="ar-SA"/>
+              </w:rPr>
               <w:t xml:space="preserve">٢  </w:t>
             </w:r>
             <w:r>
@@ -7156,8 +7118,8 @@
                 <w:b/>
                 <w:bCs/>
                 <w:color w:val="000000"/>
-                <w:sz w:val="30"/>
-                <w:szCs w:val="30"/>
+                <w:sz w:val="28"/>
+                <w:szCs w:val="28"/>
                 <w:rtl/>
                 <w:lang w:bidi="ar-SA"/>
               </w:rPr>
@@ -7168,7 +7130,7 @@
             <w:pPr>
               <w:keepNext w:val="false"/>
               <w:keepLines/>
-              <w:spacing w:after="0" w:before="30"/>
+              <w:spacing w:after="0" w:before="15"/>
               <w:jc w:val="left"/>
             </w:pPr>
             <w:r>
@@ -7179,8 +7141,8 @@
                 <w:i w:val="false"/>
                 <w:iCs w:val="false"/>
                 <w:color w:val="000000"/>
-                <w:sz w:val="21"/>
-                <w:szCs w:val="21"/>
+                <w:sz w:val="19"/>
+                <w:szCs w:val="19"/>
               </w:rPr>
               <w:t xml:space="preserve">3) </w:t>
             </w:r>
@@ -7192,8 +7154,8 @@
                 <w:i w:val="false"/>
                 <w:iCs w:val="false"/>
                 <w:color w:val="000000"/>
-                <w:sz w:val="21"/>
-                <w:szCs w:val="21"/>
+                <w:sz w:val="19"/>
+                <w:szCs w:val="19"/>
               </w:rPr>
               <w:t xml:space="preserve">1:30  (13:30)</w:t>
             </w:r>
@@ -7205,8 +7167,8 @@
                 <w:i w:val="false"/>
                 <w:iCs w:val="false"/>
                 <w:color w:val="595959"/>
-                <w:sz w:val="21"/>
-                <w:szCs w:val="21"/>
+                <w:sz w:val="19"/>
+                <w:szCs w:val="19"/>
               </w:rPr>
               <w:t xml:space="preserve">   ·   </w:t>
             </w:r>
@@ -7218,8 +7180,8 @@
                 <w:i w:val="false"/>
                 <w:iCs w:val="false"/>
                 <w:color w:val="000000"/>
-                <w:sz w:val="21"/>
-                <w:szCs w:val="21"/>
+                <w:sz w:val="19"/>
+                <w:szCs w:val="19"/>
               </w:rPr>
               <w:t xml:space="preserve">4) </w:t>
             </w:r>
@@ -7231,8 +7193,8 @@
                 <w:i w:val="false"/>
                 <w:iCs w:val="false"/>
                 <w:color w:val="000000"/>
-                <w:sz w:val="21"/>
-                <w:szCs w:val="21"/>
+                <w:sz w:val="19"/>
+                <w:szCs w:val="19"/>
               </w:rPr>
               <w:t xml:space="preserve">4:15  (16:15)</w:t>
             </w:r>
@@ -7270,8 +7232,8 @@
                 <w:i w:val="false"/>
                 <w:iCs w:val="false"/>
                 <w:color w:val="595959"/>
-                <w:sz w:val="18"/>
-                <w:szCs w:val="18"/>
+                <w:sz w:val="16"/>
+                <w:szCs w:val="16"/>
               </w:rPr>
               <w:t xml:space="preserve">4 × 3 = 12</w:t>
             </w:r>
@@ -7315,8 +7277,8 @@
                 <w:i w:val="false"/>
                 <w:iCs w:val="false"/>
                 <w:color w:val="000000"/>
-                <w:sz w:val="22"/>
-                <w:szCs w:val="22"/>
+                <w:sz w:val="20"/>
+                <w:szCs w:val="20"/>
               </w:rPr>
               <w:t xml:space="preserve">6</w:t>
             </w:r>
@@ -7352,49 +7314,49 @@
                 <w:b/>
                 <w:bCs/>
                 <w:color w:val="595959"/>
+                <w:sz w:val="26"/>
+                <w:szCs w:val="26"/>
+                <w:rtl/>
+                <w:lang w:bidi="ar-SA"/>
+              </w:rPr>
+              <w:t xml:space="preserve">١  </w:t>
+            </w:r>
+            <w:r>
+              <w:rPr>
+                <w:rFonts w:ascii="Arakom" w:cs="Arakom" w:eastAsia="Arakom" w:hAnsi="Arakom"/>
+                <w:b/>
+                <w:bCs/>
+                <w:color w:val="000000"/>
                 <w:sz w:val="28"/>
                 <w:szCs w:val="28"/>
                 <w:rtl/>
                 <w:lang w:bidi="ar-SA"/>
               </w:rPr>
-              <w:t xml:space="preserve">١  </w:t>
-            </w:r>
-            <w:r>
-              <w:rPr>
-                <w:rFonts w:ascii="Arakom" w:cs="Arakom" w:eastAsia="Arakom" w:hAnsi="Arakom"/>
-                <w:b/>
-                <w:bCs/>
-                <w:color w:val="000000"/>
-                <w:sz w:val="30"/>
-                <w:szCs w:val="30"/>
-                <w:rtl/>
-                <w:lang w:bidi="ar-SA"/>
-              </w:rPr>
               <w:t xml:space="preserve">غَرْب</w:t>
             </w:r>
             <w:r>
               <w:rPr>
                 <w:rFonts w:ascii="Arakom" w:cs="Arakom" w:eastAsia="Arakom" w:hAnsi="Arakom"/>
                 <w:b w:val="false"/>
-                <w:color w:val="595959"/>
-                <w:sz w:val="30"/>
-                <w:szCs w:val="30"/>
-                <w:rtl/>
-                <w:lang w:bidi="ar-SA"/>
-              </w:rPr>
-              <w:t xml:space="preserve">   ·   </w:t>
-            </w:r>
-            <w:r>
-              <w:rPr>
-                <w:rFonts w:ascii="Arakom" w:cs="Arakom" w:eastAsia="Arakom" w:hAnsi="Arakom"/>
-                <w:b/>
-                <w:bCs/>
                 <w:color w:val="595959"/>
                 <w:sz w:val="28"/>
                 <w:szCs w:val="28"/>
                 <w:rtl/>
                 <w:lang w:bidi="ar-SA"/>
               </w:rPr>
+              <w:t xml:space="preserve">   ·   </w:t>
+            </w:r>
+            <w:r>
+              <w:rPr>
+                <w:rFonts w:ascii="Arakom" w:cs="Arakom" w:eastAsia="Arakom" w:hAnsi="Arakom"/>
+                <w:b/>
+                <w:bCs/>
+                <w:color w:val="595959"/>
+                <w:sz w:val="26"/>
+                <w:szCs w:val="26"/>
+                <w:rtl/>
+                <w:lang w:bidi="ar-SA"/>
+              </w:rPr>
               <w:t xml:space="preserve">٢  </w:t>
             </w:r>
             <w:r>
@@ -7403,8 +7365,8 @@
                 <w:b/>
                 <w:bCs/>
                 <w:color w:val="000000"/>
-                <w:sz w:val="30"/>
-                <w:szCs w:val="30"/>
+                <w:sz w:val="28"/>
+                <w:szCs w:val="28"/>
                 <w:rtl/>
                 <w:lang w:bidi="ar-SA"/>
               </w:rPr>
@@ -7415,7 +7377,7 @@
             <w:pPr>
               <w:keepNext w:val="false"/>
               <w:keepLines/>
-              <w:spacing w:after="0" w:before="30"/>
+              <w:spacing w:after="0" w:before="15"/>
               <w:jc w:val="left"/>
             </w:pPr>
             <w:r>
@@ -7426,8 +7388,8 @@
                 <w:i w:val="false"/>
                 <w:iCs w:val="false"/>
                 <w:color w:val="000000"/>
-                <w:sz w:val="21"/>
-                <w:szCs w:val="21"/>
+                <w:sz w:val="19"/>
+                <w:szCs w:val="19"/>
               </w:rPr>
               <w:t xml:space="preserve">3) </w:t>
             </w:r>
@@ -7439,8 +7401,8 @@
                 <w:i/>
                 <w:iCs/>
                 <w:color w:val="000000"/>
-                <w:sz w:val="21"/>
-                <w:szCs w:val="21"/>
+                <w:sz w:val="19"/>
+                <w:szCs w:val="19"/>
               </w:rPr>
               <w:t xml:space="preserve">İleri git, sonra sağa dön, onu karşında bulacaksın.</w:t>
             </w:r>
@@ -7452,8 +7414,8 @@
                 <w:i w:val="false"/>
                 <w:iCs w:val="false"/>
                 <w:color w:val="595959"/>
-                <w:sz w:val="17"/>
-                <w:szCs w:val="17"/>
+                <w:sz w:val="15"/>
+                <w:szCs w:val="15"/>
               </w:rPr>
               <w:t xml:space="preserve">   (her bölüm 2 puan)</w:t>
             </w:r>
@@ -7491,8 +7453,8 @@
                 <w:i w:val="false"/>
                 <w:iCs w:val="false"/>
                 <w:color w:val="595959"/>
-                <w:sz w:val="18"/>
-                <w:szCs w:val="18"/>
+                <w:sz w:val="16"/>
+                <w:szCs w:val="16"/>
               </w:rPr>
               <w:t xml:space="preserve">3 + 3 + 6 = 12</w:t>
             </w:r>
@@ -7536,8 +7498,8 @@
                 <w:i w:val="false"/>
                 <w:iCs w:val="false"/>
                 <w:color w:val="000000"/>
-                <w:sz w:val="22"/>
-                <w:szCs w:val="22"/>
+                <w:sz w:val="20"/>
+                <w:szCs w:val="20"/>
               </w:rPr>
               <w:t xml:space="preserve">7</w:t>
             </w:r>
@@ -7575,8 +7537,8 @@
                 <w:i w:val="false"/>
                 <w:iCs w:val="false"/>
                 <w:color w:val="000000"/>
-                <w:sz w:val="21"/>
-                <w:szCs w:val="21"/>
+                <w:sz w:val="19"/>
+                <w:szCs w:val="19"/>
               </w:rPr>
               <w:t xml:space="preserve">1) </w:t>
             </w:r>
@@ -7588,8 +7550,8 @@
                 <w:i w:val="false"/>
                 <w:iCs w:val="false"/>
                 <w:color w:val="000000"/>
-                <w:sz w:val="21"/>
-                <w:szCs w:val="21"/>
+                <w:sz w:val="19"/>
+                <w:szCs w:val="19"/>
               </w:rPr>
               <w:t xml:space="preserve">Sonunda arkadaşıyla bir afiş hazırladı.</w:t>
             </w:r>
@@ -7598,7 +7560,7 @@
             <w:pPr>
               <w:keepNext w:val="false"/>
               <w:keepLines/>
-              <w:spacing w:after="0" w:before="30"/>
+              <w:spacing w:after="0" w:before="15"/>
               <w:jc w:val="left"/>
             </w:pPr>
             <w:r>
@@ -7609,8 +7571,8 @@
                 <w:i w:val="false"/>
                 <w:iCs w:val="false"/>
                 <w:color w:val="000000"/>
-                <w:sz w:val="21"/>
-                <w:szCs w:val="21"/>
+                <w:sz w:val="19"/>
+                <w:szCs w:val="19"/>
               </w:rPr>
               <w:t xml:space="preserve">2) </w:t>
             </w:r>
@@ -7622,8 +7584,8 @@
                 <w:i w:val="false"/>
                 <w:iCs w:val="false"/>
                 <w:color w:val="000000"/>
-                <w:sz w:val="21"/>
-                <w:szCs w:val="21"/>
+                <w:sz w:val="19"/>
+                <w:szCs w:val="19"/>
               </w:rPr>
               <w:t xml:space="preserve">Öğle namazından sonra Gülhane Parkı'nı ziyaret ettim.</w:t>
             </w:r>
@@ -7661,8 +7623,8 @@
                 <w:i w:val="false"/>
                 <w:iCs w:val="false"/>
                 <w:color w:val="595959"/>
-                <w:sz w:val="18"/>
-                <w:szCs w:val="18"/>
+                <w:sz w:val="16"/>
+                <w:szCs w:val="16"/>
               </w:rPr>
               <w:t xml:space="preserve">2 × 4 = 8</w:t>
             </w:r>
@@ -7706,8 +7668,8 @@
                 <w:i w:val="false"/>
                 <w:iCs w:val="false"/>
                 <w:color w:val="000000"/>
-                <w:sz w:val="22"/>
-                <w:szCs w:val="22"/>
+                <w:sz w:val="20"/>
+                <w:szCs w:val="20"/>
               </w:rPr>
               <w:t xml:space="preserve">8</w:t>
             </w:r>
@@ -7745,8 +7707,8 @@
                 <w:i/>
                 <w:iCs/>
                 <w:color w:val="595959"/>
-                <w:sz w:val="18"/>
-                <w:szCs w:val="18"/>
+                <w:sz w:val="16"/>
+                <w:szCs w:val="16"/>
               </w:rPr>
               <w:t xml:space="preserve">Örnek cevaplar (öğrencinin kendi cümlesi dereceli puanlama anahtarıyla puanlanır):</w:t>
             </w:r>
@@ -7802,8 +7764,8 @@
                       <w:rFonts w:ascii="Arakom" w:cs="Arakom" w:eastAsia="Arakom" w:hAnsi="Arakom"/>
                       <w:b w:val="false"/>
                       <w:color w:val="000000"/>
-                      <w:sz w:val="30"/>
-                      <w:szCs w:val="30"/>
+                      <w:sz w:val="28"/>
+                      <w:szCs w:val="28"/>
                       <w:rtl/>
                       <w:lang w:bidi="ar-SA"/>
                     </w:rPr>
@@ -7843,8 +7805,8 @@
                       <w:i w:val="false"/>
                       <w:iCs w:val="false"/>
                       <w:color w:val="000000"/>
-                      <w:sz w:val="21"/>
-                      <w:szCs w:val="21"/>
+                      <w:sz w:val="19"/>
+                      <w:szCs w:val="19"/>
                     </w:rPr>
                     <w:t xml:space="preserve">a)</w:t>
                   </w:r>
@@ -7884,8 +7846,8 @@
                       <w:rFonts w:ascii="Arakom" w:cs="Arakom" w:eastAsia="Arakom" w:hAnsi="Arakom"/>
                       <w:b w:val="false"/>
                       <w:color w:val="000000"/>
-                      <w:sz w:val="30"/>
-                      <w:szCs w:val="30"/>
+                      <w:sz w:val="28"/>
+                      <w:szCs w:val="28"/>
                       <w:rtl/>
                       <w:lang w:bidi="ar-SA"/>
                     </w:rPr>
@@ -7925,8 +7887,8 @@
                       <w:i w:val="false"/>
                       <w:iCs w:val="false"/>
                       <w:color w:val="000000"/>
-                      <w:sz w:val="21"/>
-                      <w:szCs w:val="21"/>
+                      <w:sz w:val="19"/>
+                      <w:szCs w:val="19"/>
                     </w:rPr>
                     <w:t xml:space="preserve">b)</w:t>
                   </w:r>
@@ -7966,8 +7928,8 @@
                       <w:rFonts w:ascii="Arakom" w:cs="Arakom" w:eastAsia="Arakom" w:hAnsi="Arakom"/>
                       <w:b w:val="false"/>
                       <w:color w:val="000000"/>
-                      <w:sz w:val="30"/>
-                      <w:szCs w:val="30"/>
+                      <w:sz w:val="28"/>
+                      <w:szCs w:val="28"/>
                       <w:rtl/>
                       <w:lang w:bidi="ar-SA"/>
                     </w:rPr>
@@ -8007,8 +7969,8 @@
                       <w:i w:val="false"/>
                       <w:iCs w:val="false"/>
                       <w:color w:val="000000"/>
-                      <w:sz w:val="21"/>
-                      <w:szCs w:val="21"/>
+                      <w:sz w:val="19"/>
+                      <w:szCs w:val="19"/>
                     </w:rPr>
                     <w:t xml:space="preserve">c)</w:t>
                   </w:r>
@@ -8050,8 +8012,8 @@
                 <w:i w:val="false"/>
                 <w:iCs w:val="false"/>
                 <w:color w:val="595959"/>
-                <w:sz w:val="18"/>
-                <w:szCs w:val="18"/>
+                <w:sz w:val="16"/>
+                <w:szCs w:val="16"/>
               </w:rPr>
               <w:t xml:space="preserve">3 × 4 = 12</w:t>
             </w:r>
@@ -8061,7 +8023,7 @@
     </w:tbl>
     <w:p>
       <w:pPr>
-        <w:spacing w:after="0" w:before="0" w:line="260" w:lineRule="exact"/>
+        <w:spacing w:after="0" w:before="0" w:line="230" w:lineRule="exact"/>
       </w:pPr>
       <w:r>
         <w:rPr>
@@ -8071,27 +8033,8 @@
           <w:i w:val="false"/>
           <w:iCs w:val="false"/>
           <w:color w:val="000000"/>
-          <w:sz w:val="4"/>
-          <w:szCs w:val="4"/>
-        </w:rPr>
-        <w:t xml:space="preserve"/>
-      </w:r>
-    </w:p>
-    <w:p>
-      <w:pPr>
-        <w:pageBreakBefore/>
-        <w:spacing w:after="0" w:before="0" w:line="20" w:lineRule="exact"/>
-      </w:pPr>
-      <w:r>
-        <w:rPr>
-          <w:rFonts w:ascii="Calibri" w:cs="Calibri" w:eastAsia="Calibri" w:hAnsi="Calibri"/>
-          <w:b w:val="false"/>
-          <w:bCs w:val="false"/>
-          <w:i w:val="false"/>
-          <w:iCs w:val="false"/>
-          <w:color w:val="000000"/>
-          <w:sz w:val="4"/>
-          <w:szCs w:val="4"/>
+          <w:sz w:val="12"/>
+          <w:szCs w:val="12"/>
         </w:rPr>
         <w:t xml:space="preserve"/>
       </w:r>
@@ -8150,8 +8093,8 @@
                 <w:i w:val="false"/>
                 <w:iCs w:val="false"/>
                 <w:color w:val="FFFFFF"/>
-                <w:sz w:val="24"/>
-                <w:szCs w:val="24"/>
+                <w:sz w:val="22"/>
+                <w:szCs w:val="22"/>
               </w:rPr>
               <w:t xml:space="preserve">D GRUBU</w:t>
             </w:r>
@@ -8171,8 +8114,8 @@
           <w:i w:val="false"/>
           <w:iCs w:val="false"/>
           <w:color w:val="000000"/>
-          <w:sz w:val="4"/>
-          <w:szCs w:val="4"/>
+          <w:sz w:val="12"/>
+          <w:szCs w:val="12"/>
         </w:rPr>
         <w:t xml:space="preserve"/>
       </w:r>
@@ -8233,8 +8176,8 @@
                 <w:i w:val="false"/>
                 <w:iCs w:val="false"/>
                 <w:color w:val="000000"/>
-                <w:sz w:val="18"/>
-                <w:szCs w:val="18"/>
+                <w:sz w:val="16"/>
+                <w:szCs w:val="16"/>
               </w:rPr>
               <w:t xml:space="preserve">Soru</w:t>
             </w:r>
@@ -8273,8 +8216,8 @@
                 <w:i w:val="false"/>
                 <w:iCs w:val="false"/>
                 <w:color w:val="000000"/>
-                <w:sz w:val="18"/>
-                <w:szCs w:val="18"/>
+                <w:sz w:val="16"/>
+                <w:szCs w:val="16"/>
               </w:rPr>
               <w:t xml:space="preserve">Cevap</w:t>
             </w:r>
@@ -8313,8 +8256,8 @@
                 <w:i w:val="false"/>
                 <w:iCs w:val="false"/>
                 <w:color w:val="000000"/>
-                <w:sz w:val="18"/>
-                <w:szCs w:val="18"/>
+                <w:sz w:val="16"/>
+                <w:szCs w:val="16"/>
               </w:rPr>
               <w:t xml:space="preserve">Puan</w:t>
             </w:r>
@@ -8358,8 +8301,8 @@
                 <w:i w:val="false"/>
                 <w:iCs w:val="false"/>
                 <w:color w:val="000000"/>
-                <w:sz w:val="22"/>
-                <w:szCs w:val="22"/>
+                <w:sz w:val="20"/>
+                <w:szCs w:val="20"/>
               </w:rPr>
               <w:t xml:space="preserve">1</w:t>
             </w:r>
@@ -8397,8 +8340,8 @@
                 <w:i w:val="false"/>
                 <w:iCs w:val="false"/>
                 <w:color w:val="000000"/>
-                <w:sz w:val="21"/>
-                <w:szCs w:val="21"/>
+                <w:sz w:val="19"/>
+                <w:szCs w:val="19"/>
               </w:rPr>
               <w:t xml:space="preserve">Tablo: </w:t>
             </w:r>
@@ -8410,8 +8353,8 @@
                 <w:i w:val="false"/>
                 <w:iCs w:val="false"/>
                 <w:color w:val="000000"/>
-                <w:sz w:val="21"/>
-                <w:szCs w:val="21"/>
+                <w:sz w:val="19"/>
+                <w:szCs w:val="19"/>
               </w:rPr>
               <w:t xml:space="preserve">Büşra: </w:t>
             </w:r>
@@ -8423,8 +8366,8 @@
                 <w:i w:val="false"/>
                 <w:iCs w:val="false"/>
                 <w:color w:val="000000"/>
-                <w:sz w:val="21"/>
-                <w:szCs w:val="21"/>
+                <w:sz w:val="19"/>
+                <w:szCs w:val="19"/>
               </w:rPr>
               <w:t xml:space="preserve">müzik — müzik kulübü</w:t>
             </w:r>
@@ -8436,8 +8379,8 @@
                 <w:i w:val="false"/>
                 <w:iCs w:val="false"/>
                 <w:color w:val="595959"/>
-                <w:sz w:val="21"/>
-                <w:szCs w:val="21"/>
+                <w:sz w:val="19"/>
+                <w:szCs w:val="19"/>
               </w:rPr>
               <w:t xml:space="preserve">   ·   </w:t>
             </w:r>
@@ -8449,8 +8392,8 @@
                 <w:i w:val="false"/>
                 <w:iCs w:val="false"/>
                 <w:color w:val="000000"/>
-                <w:sz w:val="21"/>
-                <w:szCs w:val="21"/>
+                <w:sz w:val="19"/>
+                <w:szCs w:val="19"/>
               </w:rPr>
               <w:t xml:space="preserve">Sümeyye: </w:t>
             </w:r>
@@ -8462,8 +8405,8 @@
                 <w:i w:val="false"/>
                 <w:iCs w:val="false"/>
                 <w:color w:val="000000"/>
-                <w:sz w:val="21"/>
-                <w:szCs w:val="21"/>
+                <w:sz w:val="19"/>
+                <w:szCs w:val="19"/>
               </w:rPr>
               <w:t xml:space="preserve">satranç — doğa kulübü</w:t>
             </w:r>
@@ -8475,8 +8418,8 @@
                 <w:i w:val="false"/>
                 <w:iCs w:val="false"/>
                 <w:color w:val="595959"/>
-                <w:sz w:val="21"/>
-                <w:szCs w:val="21"/>
+                <w:sz w:val="19"/>
+                <w:szCs w:val="19"/>
               </w:rPr>
               <w:t xml:space="preserve">   ·   </w:t>
             </w:r>
@@ -8488,8 +8431,8 @@
                 <w:i w:val="false"/>
                 <w:iCs w:val="false"/>
                 <w:color w:val="000000"/>
-                <w:sz w:val="21"/>
-                <w:szCs w:val="21"/>
+                <w:sz w:val="19"/>
+                <w:szCs w:val="19"/>
               </w:rPr>
               <w:t xml:space="preserve">Furkan: </w:t>
             </w:r>
@@ -8501,8 +8444,8 @@
                 <w:i w:val="false"/>
                 <w:iCs w:val="false"/>
                 <w:color w:val="000000"/>
-                <w:sz w:val="21"/>
-                <w:szCs w:val="21"/>
+                <w:sz w:val="19"/>
+                <w:szCs w:val="19"/>
               </w:rPr>
               <w:t xml:space="preserve">resim — teknoloji kulübü</w:t>
             </w:r>
@@ -8514,8 +8457,8 @@
                 <w:i w:val="false"/>
                 <w:iCs w:val="false"/>
                 <w:color w:val="595959"/>
-                <w:sz w:val="21"/>
-                <w:szCs w:val="21"/>
+                <w:sz w:val="19"/>
+                <w:szCs w:val="19"/>
               </w:rPr>
               <w:t xml:space="preserve">   ·   </w:t>
             </w:r>
@@ -8527,8 +8470,8 @@
                 <w:i w:val="false"/>
                 <w:iCs w:val="false"/>
                 <w:color w:val="000000"/>
-                <w:sz w:val="21"/>
-                <w:szCs w:val="21"/>
+                <w:sz w:val="19"/>
+                <w:szCs w:val="19"/>
               </w:rPr>
               <w:t xml:space="preserve">Ömer: </w:t>
             </w:r>
@@ -8540,8 +8483,8 @@
                 <w:i w:val="false"/>
                 <w:iCs w:val="false"/>
                 <w:color w:val="000000"/>
-                <w:sz w:val="21"/>
-                <w:szCs w:val="21"/>
+                <w:sz w:val="19"/>
+                <w:szCs w:val="19"/>
               </w:rPr>
               <w:t xml:space="preserve">spor — spor kulübü</w:t>
             </w:r>
@@ -8550,7 +8493,7 @@
             <w:pPr>
               <w:keepNext w:val="false"/>
               <w:keepLines/>
-              <w:spacing w:after="0" w:before="40"/>
+              <w:spacing w:after="0" w:before="20"/>
               <w:jc w:val="left"/>
             </w:pPr>
             <w:r>
@@ -8561,8 +8504,8 @@
                 <w:i w:val="false"/>
                 <w:iCs w:val="false"/>
                 <w:color w:val="000000"/>
-                <w:sz w:val="21"/>
-                <w:szCs w:val="21"/>
+                <w:sz w:val="19"/>
+                <w:szCs w:val="19"/>
               </w:rPr>
               <w:t xml:space="preserve">Soru: </w:t>
             </w:r>
@@ -8574,8 +8517,8 @@
                 <w:i w:val="false"/>
                 <w:iCs w:val="false"/>
                 <w:color w:val="000000"/>
-                <w:sz w:val="21"/>
-                <w:szCs w:val="21"/>
+                <w:sz w:val="19"/>
+                <w:szCs w:val="19"/>
               </w:rPr>
               <w:t xml:space="preserve">Tiyatro kulübünü seçiyor (2); çünkü tiyatroyu seviyor (2).</w:t>
             </w:r>
@@ -8613,8 +8556,8 @@
                 <w:i w:val="false"/>
                 <w:iCs w:val="false"/>
                 <w:color w:val="595959"/>
-                <w:sz w:val="18"/>
-                <w:szCs w:val="18"/>
+                <w:sz w:val="16"/>
+                <w:szCs w:val="16"/>
               </w:rPr>
               <w:t xml:space="preserve">8 × 2 + 4 = 20</w:t>
             </w:r>
@@ -8658,8 +8601,8 @@
                 <w:i w:val="false"/>
                 <w:iCs w:val="false"/>
                 <w:color w:val="000000"/>
-                <w:sz w:val="22"/>
-                <w:szCs w:val="22"/>
+                <w:sz w:val="20"/>
+                <w:szCs w:val="20"/>
               </w:rPr>
               <w:t xml:space="preserve">2</w:t>
             </w:r>
@@ -8738,8 +8681,8 @@
                       <w:rFonts w:ascii="Arakom" w:cs="Arakom" w:eastAsia="Arakom" w:hAnsi="Arakom"/>
                       <w:b w:val="false"/>
                       <w:color w:val="000000"/>
-                      <w:sz w:val="30"/>
-                      <w:szCs w:val="30"/>
+                      <w:sz w:val="28"/>
+                      <w:szCs w:val="28"/>
                       <w:rtl/>
                       <w:lang w:bidi="ar-SA"/>
                     </w:rPr>
@@ -8761,8 +8704,8 @@
                       <w:i w:val="false"/>
                       <w:iCs w:val="false"/>
                       <w:color w:val="000000"/>
-                      <w:sz w:val="18"/>
-                      <w:szCs w:val="18"/>
+                      <w:sz w:val="16"/>
+                      <w:szCs w:val="16"/>
                     </w:rPr>
                     <w:t xml:space="preserve">sorumluluk</w:t>
                   </w:r>
@@ -8798,8 +8741,8 @@
                       <w:rFonts w:ascii="Arakom" w:cs="Arakom" w:eastAsia="Arakom" w:hAnsi="Arakom"/>
                       <w:b w:val="false"/>
                       <w:color w:val="000000"/>
-                      <w:sz w:val="30"/>
-                      <w:szCs w:val="30"/>
+                      <w:sz w:val="28"/>
+                      <w:szCs w:val="28"/>
                       <w:rtl/>
                       <w:lang w:bidi="ar-SA"/>
                     </w:rPr>
@@ -8821,8 +8764,8 @@
                       <w:i w:val="false"/>
                       <w:iCs w:val="false"/>
                       <w:color w:val="000000"/>
-                      <w:sz w:val="18"/>
-                      <w:szCs w:val="18"/>
+                      <w:sz w:val="16"/>
+                      <w:szCs w:val="16"/>
                     </w:rPr>
                     <w:t xml:space="preserve">her zaman</w:t>
                   </w:r>
@@ -8858,8 +8801,8 @@
                       <w:rFonts w:ascii="Arakom" w:cs="Arakom" w:eastAsia="Arakom" w:hAnsi="Arakom"/>
                       <w:b w:val="false"/>
                       <w:color w:val="000000"/>
-                      <w:sz w:val="30"/>
-                      <w:szCs w:val="30"/>
+                      <w:sz w:val="28"/>
+                      <w:szCs w:val="28"/>
                       <w:rtl/>
                       <w:lang w:bidi="ar-SA"/>
                     </w:rPr>
@@ -8881,8 +8824,8 @@
                       <w:i w:val="false"/>
                       <w:iCs w:val="false"/>
                       <w:color w:val="000000"/>
-                      <w:sz w:val="18"/>
-                      <w:szCs w:val="18"/>
+                      <w:sz w:val="16"/>
+                      <w:szCs w:val="16"/>
                     </w:rPr>
                     <w:t xml:space="preserve">sonunda</w:t>
                   </w:r>
@@ -8918,8 +8861,8 @@
                       <w:rFonts w:ascii="Arakom" w:cs="Arakom" w:eastAsia="Arakom" w:hAnsi="Arakom"/>
                       <w:b w:val="false"/>
                       <w:color w:val="000000"/>
-                      <w:sz w:val="30"/>
-                      <w:szCs w:val="30"/>
+                      <w:sz w:val="28"/>
+                      <w:szCs w:val="28"/>
                       <w:rtl/>
                       <w:lang w:bidi="ar-SA"/>
                     </w:rPr>
@@ -8941,8 +8884,8 @@
                       <w:i w:val="false"/>
                       <w:iCs w:val="false"/>
                       <w:color w:val="000000"/>
-                      <w:sz w:val="18"/>
-                      <w:szCs w:val="18"/>
+                      <w:sz w:val="16"/>
+                      <w:szCs w:val="16"/>
                     </w:rPr>
                     <w:t xml:space="preserve">dikkatle</w:t>
                   </w:r>
@@ -8978,8 +8921,8 @@
                       <w:rFonts w:ascii="Arakom" w:cs="Arakom" w:eastAsia="Arakom" w:hAnsi="Arakom"/>
                       <w:b w:val="false"/>
                       <w:color w:val="000000"/>
-                      <w:sz w:val="30"/>
-                      <w:szCs w:val="30"/>
+                      <w:sz w:val="28"/>
+                      <w:szCs w:val="28"/>
                       <w:rtl/>
                       <w:lang w:bidi="ar-SA"/>
                     </w:rPr>
@@ -9001,8 +8944,8 @@
                       <w:i w:val="false"/>
                       <w:iCs w:val="false"/>
                       <w:color w:val="000000"/>
-                      <w:sz w:val="18"/>
-                      <w:szCs w:val="18"/>
+                      <w:sz w:val="16"/>
+                      <w:szCs w:val="16"/>
                     </w:rPr>
                     <w:t xml:space="preserve">müze</w:t>
                   </w:r>
@@ -9038,8 +8981,8 @@
                       <w:rFonts w:ascii="Arakom" w:cs="Arakom" w:eastAsia="Arakom" w:hAnsi="Arakom"/>
                       <w:b w:val="false"/>
                       <w:color w:val="000000"/>
-                      <w:sz w:val="30"/>
-                      <w:szCs w:val="30"/>
+                      <w:sz w:val="28"/>
+                      <w:szCs w:val="28"/>
                       <w:rtl/>
                       <w:lang w:bidi="ar-SA"/>
                     </w:rPr>
@@ -9061,8 +9004,8 @@
                       <w:i w:val="false"/>
                       <w:iCs w:val="false"/>
                       <w:color w:val="000000"/>
-                      <w:sz w:val="18"/>
-                      <w:szCs w:val="18"/>
+                      <w:sz w:val="16"/>
+                      <w:szCs w:val="16"/>
                     </w:rPr>
                     <w:t xml:space="preserve">gezi, yolculuk</w:t>
                   </w:r>
@@ -9104,8 +9047,8 @@
                 <w:i w:val="false"/>
                 <w:iCs w:val="false"/>
                 <w:color w:val="595959"/>
-                <w:sz w:val="18"/>
-                <w:szCs w:val="18"/>
+                <w:sz w:val="16"/>
+                <w:szCs w:val="16"/>
               </w:rPr>
               <w:t xml:space="preserve">6 × 2 = 12</w:t>
             </w:r>
@@ -9149,8 +9092,8 @@
                 <w:i w:val="false"/>
                 <w:iCs w:val="false"/>
                 <w:color w:val="000000"/>
-                <w:sz w:val="22"/>
-                <w:szCs w:val="22"/>
+                <w:sz w:val="20"/>
+                <w:szCs w:val="20"/>
               </w:rPr>
               <w:t xml:space="preserve">3</w:t>
             </w:r>
@@ -9186,49 +9129,49 @@
                 <w:b/>
                 <w:bCs/>
                 <w:color w:val="595959"/>
+                <w:sz w:val="26"/>
+                <w:szCs w:val="26"/>
+                <w:rtl/>
+                <w:lang w:bidi="ar-SA"/>
+              </w:rPr>
+              <w:t xml:space="preserve">١  </w:t>
+            </w:r>
+            <w:r>
+              <w:rPr>
+                <w:rFonts w:ascii="Arakom" w:cs="Arakom" w:eastAsia="Arakom" w:hAnsi="Arakom"/>
+                <w:b/>
+                <w:bCs/>
+                <w:color w:val="000000"/>
                 <w:sz w:val="28"/>
                 <w:szCs w:val="28"/>
                 <w:rtl/>
                 <w:lang w:bidi="ar-SA"/>
               </w:rPr>
-              <w:t xml:space="preserve">١  </w:t>
-            </w:r>
-            <w:r>
-              <w:rPr>
-                <w:rFonts w:ascii="Arakom" w:cs="Arakom" w:eastAsia="Arakom" w:hAnsi="Arakom"/>
-                <w:b/>
-                <w:bCs/>
-                <w:color w:val="000000"/>
-                <w:sz w:val="30"/>
-                <w:szCs w:val="30"/>
-                <w:rtl/>
-                <w:lang w:bidi="ar-SA"/>
-              </w:rPr>
               <w:t xml:space="preserve">لَكِنْ</w:t>
             </w:r>
             <w:r>
               <w:rPr>
                 <w:rFonts w:ascii="Arakom" w:cs="Arakom" w:eastAsia="Arakom" w:hAnsi="Arakom"/>
                 <w:b w:val="false"/>
-                <w:color w:val="595959"/>
-                <w:sz w:val="30"/>
-                <w:szCs w:val="30"/>
-                <w:rtl/>
-                <w:lang w:bidi="ar-SA"/>
-              </w:rPr>
-              <w:t xml:space="preserve">   ·   </w:t>
-            </w:r>
-            <w:r>
-              <w:rPr>
-                <w:rFonts w:ascii="Arakom" w:cs="Arakom" w:eastAsia="Arakom" w:hAnsi="Arakom"/>
-                <w:b/>
-                <w:bCs/>
                 <w:color w:val="595959"/>
                 <w:sz w:val="28"/>
                 <w:szCs w:val="28"/>
                 <w:rtl/>
                 <w:lang w:bidi="ar-SA"/>
               </w:rPr>
+              <w:t xml:space="preserve">   ·   </w:t>
+            </w:r>
+            <w:r>
+              <w:rPr>
+                <w:rFonts w:ascii="Arakom" w:cs="Arakom" w:eastAsia="Arakom" w:hAnsi="Arakom"/>
+                <w:b/>
+                <w:bCs/>
+                <w:color w:val="595959"/>
+                <w:sz w:val="26"/>
+                <w:szCs w:val="26"/>
+                <w:rtl/>
+                <w:lang w:bidi="ar-SA"/>
+              </w:rPr>
               <w:t xml:space="preserve">٢  </w:t>
             </w:r>
             <w:r>
@@ -9237,74 +9180,74 @@
                 <w:b/>
                 <w:bCs/>
                 <w:color w:val="000000"/>
-                <w:sz w:val="30"/>
-                <w:szCs w:val="30"/>
-                <w:rtl/>
-                <w:lang w:bidi="ar-SA"/>
-              </w:rPr>
-              <w:t xml:space="preserve">أَوْ</w:t>
-            </w:r>
-            <w:r>
-              <w:rPr>
-                <w:rFonts w:ascii="Arakom" w:cs="Arakom" w:eastAsia="Arakom" w:hAnsi="Arakom"/>
-                <w:b w:val="false"/>
-                <w:color w:val="595959"/>
-                <w:sz w:val="30"/>
-                <w:szCs w:val="30"/>
-                <w:rtl/>
-                <w:lang w:bidi="ar-SA"/>
-              </w:rPr>
-              <w:t xml:space="preserve">   ·   </w:t>
-            </w:r>
-            <w:r>
-              <w:rPr>
-                <w:rFonts w:ascii="Arakom" w:cs="Arakom" w:eastAsia="Arakom" w:hAnsi="Arakom"/>
-                <w:b/>
-                <w:bCs/>
-                <w:color w:val="595959"/>
                 <w:sz w:val="28"/>
                 <w:szCs w:val="28"/>
                 <w:rtl/>
                 <w:lang w:bidi="ar-SA"/>
               </w:rPr>
-              <w:t xml:space="preserve">٣  </w:t>
-            </w:r>
-            <w:r>
-              <w:rPr>
-                <w:rFonts w:ascii="Arakom" w:cs="Arakom" w:eastAsia="Arakom" w:hAnsi="Arakom"/>
-                <w:b/>
-                <w:bCs/>
-                <w:color w:val="000000"/>
-                <w:sz w:val="30"/>
-                <w:szCs w:val="30"/>
-                <w:rtl/>
-                <w:lang w:bidi="ar-SA"/>
-              </w:rPr>
-              <w:t xml:space="preserve">لِأَنَّني</w:t>
-            </w:r>
-            <w:r>
-              <w:rPr>
-                <w:rFonts w:ascii="Arakom" w:cs="Arakom" w:eastAsia="Arakom" w:hAnsi="Arakom"/>
-                <w:b w:val="false"/>
-                <w:color w:val="595959"/>
-                <w:sz w:val="30"/>
-                <w:szCs w:val="30"/>
-                <w:rtl/>
-                <w:lang w:bidi="ar-SA"/>
-              </w:rPr>
-              <w:t xml:space="preserve">   ·   </w:t>
-            </w:r>
-            <w:r>
-              <w:rPr>
-                <w:rFonts w:ascii="Arakom" w:cs="Arakom" w:eastAsia="Arakom" w:hAnsi="Arakom"/>
-                <w:b/>
-                <w:bCs/>
+              <w:t xml:space="preserve">أَوْ</w:t>
+            </w:r>
+            <w:r>
+              <w:rPr>
+                <w:rFonts w:ascii="Arakom" w:cs="Arakom" w:eastAsia="Arakom" w:hAnsi="Arakom"/>
+                <w:b w:val="false"/>
                 <w:color w:val="595959"/>
                 <w:sz w:val="28"/>
                 <w:szCs w:val="28"/>
                 <w:rtl/>
                 <w:lang w:bidi="ar-SA"/>
               </w:rPr>
+              <w:t xml:space="preserve">   ·   </w:t>
+            </w:r>
+            <w:r>
+              <w:rPr>
+                <w:rFonts w:ascii="Arakom" w:cs="Arakom" w:eastAsia="Arakom" w:hAnsi="Arakom"/>
+                <w:b/>
+                <w:bCs/>
+                <w:color w:val="595959"/>
+                <w:sz w:val="26"/>
+                <w:szCs w:val="26"/>
+                <w:rtl/>
+                <w:lang w:bidi="ar-SA"/>
+              </w:rPr>
+              <w:t xml:space="preserve">٣  </w:t>
+            </w:r>
+            <w:r>
+              <w:rPr>
+                <w:rFonts w:ascii="Arakom" w:cs="Arakom" w:eastAsia="Arakom" w:hAnsi="Arakom"/>
+                <w:b/>
+                <w:bCs/>
+                <w:color w:val="000000"/>
+                <w:sz w:val="28"/>
+                <w:szCs w:val="28"/>
+                <w:rtl/>
+                <w:lang w:bidi="ar-SA"/>
+              </w:rPr>
+              <w:t xml:space="preserve">لِأَنَّني</w:t>
+            </w:r>
+            <w:r>
+              <w:rPr>
+                <w:rFonts w:ascii="Arakom" w:cs="Arakom" w:eastAsia="Arakom" w:hAnsi="Arakom"/>
+                <w:b w:val="false"/>
+                <w:color w:val="595959"/>
+                <w:sz w:val="28"/>
+                <w:szCs w:val="28"/>
+                <w:rtl/>
+                <w:lang w:bidi="ar-SA"/>
+              </w:rPr>
+              <w:t xml:space="preserve">   ·   </w:t>
+            </w:r>
+            <w:r>
+              <w:rPr>
+                <w:rFonts w:ascii="Arakom" w:cs="Arakom" w:eastAsia="Arakom" w:hAnsi="Arakom"/>
+                <w:b/>
+                <w:bCs/>
+                <w:color w:val="595959"/>
+                <w:sz w:val="26"/>
+                <w:szCs w:val="26"/>
+                <w:rtl/>
+                <w:lang w:bidi="ar-SA"/>
+              </w:rPr>
               <w:t xml:space="preserve">٤  </w:t>
             </w:r>
             <w:r>
@@ -9313,8 +9256,8 @@
                 <w:b/>
                 <w:bCs/>
                 <w:color w:val="000000"/>
-                <w:sz w:val="30"/>
-                <w:szCs w:val="30"/>
+                <w:sz w:val="28"/>
+                <w:szCs w:val="28"/>
                 <w:rtl/>
                 <w:lang w:bidi="ar-SA"/>
               </w:rPr>
@@ -9354,8 +9297,8 @@
                 <w:i w:val="false"/>
                 <w:iCs w:val="false"/>
                 <w:color w:val="595959"/>
-                <w:sz w:val="18"/>
-                <w:szCs w:val="18"/>
+                <w:sz w:val="16"/>
+                <w:szCs w:val="16"/>
               </w:rPr>
               <w:t xml:space="preserve">4 × 3 = 12</w:t>
             </w:r>
@@ -9399,8 +9342,8 @@
                 <w:i w:val="false"/>
                 <w:iCs w:val="false"/>
                 <w:color w:val="000000"/>
-                <w:sz w:val="22"/>
-                <w:szCs w:val="22"/>
+                <w:sz w:val="20"/>
+                <w:szCs w:val="20"/>
               </w:rPr>
               <w:t xml:space="preserve">4</w:t>
             </w:r>
@@ -9436,49 +9379,49 @@
                 <w:b/>
                 <w:bCs/>
                 <w:color w:val="595959"/>
+                <w:sz w:val="26"/>
+                <w:szCs w:val="26"/>
+                <w:rtl/>
+                <w:lang w:bidi="ar-SA"/>
+              </w:rPr>
+              <w:t xml:space="preserve">١  </w:t>
+            </w:r>
+            <w:r>
+              <w:rPr>
+                <w:rFonts w:ascii="Arakom" w:cs="Arakom" w:eastAsia="Arakom" w:hAnsi="Arakom"/>
+                <w:b/>
+                <w:bCs/>
+                <w:color w:val="000000"/>
                 <w:sz w:val="28"/>
                 <w:szCs w:val="28"/>
                 <w:rtl/>
                 <w:lang w:bidi="ar-SA"/>
               </w:rPr>
-              <w:t xml:space="preserve">١  </w:t>
-            </w:r>
-            <w:r>
-              <w:rPr>
-                <w:rFonts w:ascii="Arakom" w:cs="Arakom" w:eastAsia="Arakom" w:hAnsi="Arakom"/>
-                <w:b/>
-                <w:bCs/>
-                <w:color w:val="000000"/>
-                <w:sz w:val="30"/>
-                <w:szCs w:val="30"/>
-                <w:rtl/>
-                <w:lang w:bidi="ar-SA"/>
-              </w:rPr>
               <w:t xml:space="preserve">مَنْ</w:t>
             </w:r>
             <w:r>
               <w:rPr>
                 <w:rFonts w:ascii="Arakom" w:cs="Arakom" w:eastAsia="Arakom" w:hAnsi="Arakom"/>
                 <w:b w:val="false"/>
-                <w:color w:val="595959"/>
-                <w:sz w:val="30"/>
-                <w:szCs w:val="30"/>
-                <w:rtl/>
-                <w:lang w:bidi="ar-SA"/>
-              </w:rPr>
-              <w:t xml:space="preserve">   ·   </w:t>
-            </w:r>
-            <w:r>
-              <w:rPr>
-                <w:rFonts w:ascii="Arakom" w:cs="Arakom" w:eastAsia="Arakom" w:hAnsi="Arakom"/>
-                <w:b/>
-                <w:bCs/>
                 <w:color w:val="595959"/>
                 <w:sz w:val="28"/>
                 <w:szCs w:val="28"/>
                 <w:rtl/>
                 <w:lang w:bidi="ar-SA"/>
               </w:rPr>
+              <w:t xml:space="preserve">   ·   </w:t>
+            </w:r>
+            <w:r>
+              <w:rPr>
+                <w:rFonts w:ascii="Arakom" w:cs="Arakom" w:eastAsia="Arakom" w:hAnsi="Arakom"/>
+                <w:b/>
+                <w:bCs/>
+                <w:color w:val="595959"/>
+                <w:sz w:val="26"/>
+                <w:szCs w:val="26"/>
+                <w:rtl/>
+                <w:lang w:bidi="ar-SA"/>
+              </w:rPr>
               <w:t xml:space="preserve">٢  </w:t>
             </w:r>
             <w:r>
@@ -9487,74 +9430,74 @@
                 <w:b/>
                 <w:bCs/>
                 <w:color w:val="000000"/>
-                <w:sz w:val="30"/>
-                <w:szCs w:val="30"/>
-                <w:rtl/>
-                <w:lang w:bidi="ar-SA"/>
-              </w:rPr>
-              <w:t xml:space="preserve">مَتى</w:t>
-            </w:r>
-            <w:r>
-              <w:rPr>
-                <w:rFonts w:ascii="Arakom" w:cs="Arakom" w:eastAsia="Arakom" w:hAnsi="Arakom"/>
-                <w:b w:val="false"/>
-                <w:color w:val="595959"/>
-                <w:sz w:val="30"/>
-                <w:szCs w:val="30"/>
-                <w:rtl/>
-                <w:lang w:bidi="ar-SA"/>
-              </w:rPr>
-              <w:t xml:space="preserve">   ·   </w:t>
-            </w:r>
-            <w:r>
-              <w:rPr>
-                <w:rFonts w:ascii="Arakom" w:cs="Arakom" w:eastAsia="Arakom" w:hAnsi="Arakom"/>
-                <w:b/>
-                <w:bCs/>
-                <w:color w:val="595959"/>
                 <w:sz w:val="28"/>
                 <w:szCs w:val="28"/>
                 <w:rtl/>
                 <w:lang w:bidi="ar-SA"/>
               </w:rPr>
-              <w:t xml:space="preserve">٣  </w:t>
-            </w:r>
-            <w:r>
-              <w:rPr>
-                <w:rFonts w:ascii="Arakom" w:cs="Arakom" w:eastAsia="Arakom" w:hAnsi="Arakom"/>
-                <w:b/>
-                <w:bCs/>
-                <w:color w:val="000000"/>
-                <w:sz w:val="30"/>
-                <w:szCs w:val="30"/>
-                <w:rtl/>
-                <w:lang w:bidi="ar-SA"/>
-              </w:rPr>
-              <w:t xml:space="preserve">كَيْفَ</w:t>
-            </w:r>
-            <w:r>
-              <w:rPr>
-                <w:rFonts w:ascii="Arakom" w:cs="Arakom" w:eastAsia="Arakom" w:hAnsi="Arakom"/>
-                <w:b w:val="false"/>
-                <w:color w:val="595959"/>
-                <w:sz w:val="30"/>
-                <w:szCs w:val="30"/>
-                <w:rtl/>
-                <w:lang w:bidi="ar-SA"/>
-              </w:rPr>
-              <w:t xml:space="preserve">   ·   </w:t>
-            </w:r>
-            <w:r>
-              <w:rPr>
-                <w:rFonts w:ascii="Arakom" w:cs="Arakom" w:eastAsia="Arakom" w:hAnsi="Arakom"/>
-                <w:b/>
-                <w:bCs/>
+              <w:t xml:space="preserve">مَتى</w:t>
+            </w:r>
+            <w:r>
+              <w:rPr>
+                <w:rFonts w:ascii="Arakom" w:cs="Arakom" w:eastAsia="Arakom" w:hAnsi="Arakom"/>
+                <w:b w:val="false"/>
                 <w:color w:val="595959"/>
                 <w:sz w:val="28"/>
                 <w:szCs w:val="28"/>
                 <w:rtl/>
                 <w:lang w:bidi="ar-SA"/>
               </w:rPr>
+              <w:t xml:space="preserve">   ·   </w:t>
+            </w:r>
+            <w:r>
+              <w:rPr>
+                <w:rFonts w:ascii="Arakom" w:cs="Arakom" w:eastAsia="Arakom" w:hAnsi="Arakom"/>
+                <w:b/>
+                <w:bCs/>
+                <w:color w:val="595959"/>
+                <w:sz w:val="26"/>
+                <w:szCs w:val="26"/>
+                <w:rtl/>
+                <w:lang w:bidi="ar-SA"/>
+              </w:rPr>
+              <w:t xml:space="preserve">٣  </w:t>
+            </w:r>
+            <w:r>
+              <w:rPr>
+                <w:rFonts w:ascii="Arakom" w:cs="Arakom" w:eastAsia="Arakom" w:hAnsi="Arakom"/>
+                <w:b/>
+                <w:bCs/>
+                <w:color w:val="000000"/>
+                <w:sz w:val="28"/>
+                <w:szCs w:val="28"/>
+                <w:rtl/>
+                <w:lang w:bidi="ar-SA"/>
+              </w:rPr>
+              <w:t xml:space="preserve">كَيْفَ</w:t>
+            </w:r>
+            <w:r>
+              <w:rPr>
+                <w:rFonts w:ascii="Arakom" w:cs="Arakom" w:eastAsia="Arakom" w:hAnsi="Arakom"/>
+                <w:b w:val="false"/>
+                <w:color w:val="595959"/>
+                <w:sz w:val="28"/>
+                <w:szCs w:val="28"/>
+                <w:rtl/>
+                <w:lang w:bidi="ar-SA"/>
+              </w:rPr>
+              <w:t xml:space="preserve">   ·   </w:t>
+            </w:r>
+            <w:r>
+              <w:rPr>
+                <w:rFonts w:ascii="Arakom" w:cs="Arakom" w:eastAsia="Arakom" w:hAnsi="Arakom"/>
+                <w:b/>
+                <w:bCs/>
+                <w:color w:val="595959"/>
+                <w:sz w:val="26"/>
+                <w:szCs w:val="26"/>
+                <w:rtl/>
+                <w:lang w:bidi="ar-SA"/>
+              </w:rPr>
               <w:t xml:space="preserve">٤  </w:t>
             </w:r>
             <w:r>
@@ -9563,8 +9506,8 @@
                 <w:b/>
                 <w:bCs/>
                 <w:color w:val="000000"/>
-                <w:sz w:val="30"/>
-                <w:szCs w:val="30"/>
+                <w:sz w:val="28"/>
+                <w:szCs w:val="28"/>
                 <w:rtl/>
                 <w:lang w:bidi="ar-SA"/>
               </w:rPr>
@@ -9604,8 +9547,8 @@
                 <w:i w:val="false"/>
                 <w:iCs w:val="false"/>
                 <w:color w:val="595959"/>
-                <w:sz w:val="18"/>
-                <w:szCs w:val="18"/>
+                <w:sz w:val="16"/>
+                <w:szCs w:val="16"/>
               </w:rPr>
               <w:t xml:space="preserve">4 × 3 = 12</w:t>
             </w:r>
@@ -9649,8 +9592,8 @@
                 <w:i w:val="false"/>
                 <w:iCs w:val="false"/>
                 <w:color w:val="000000"/>
-                <w:sz w:val="22"/>
-                <w:szCs w:val="22"/>
+                <w:sz w:val="20"/>
+                <w:szCs w:val="20"/>
               </w:rPr>
               <w:t xml:space="preserve">5</w:t>
             </w:r>
@@ -9686,49 +9629,49 @@
                 <w:b/>
                 <w:bCs/>
                 <w:color w:val="595959"/>
+                <w:sz w:val="26"/>
+                <w:szCs w:val="26"/>
+                <w:rtl/>
+                <w:lang w:bidi="ar-SA"/>
+              </w:rPr>
+              <w:t xml:space="preserve">١  </w:t>
+            </w:r>
+            <w:r>
+              <w:rPr>
+                <w:rFonts w:ascii="Arakom" w:cs="Arakom" w:eastAsia="Arakom" w:hAnsi="Arakom"/>
+                <w:b/>
+                <w:bCs/>
+                <w:color w:val="000000"/>
                 <w:sz w:val="28"/>
                 <w:szCs w:val="28"/>
                 <w:rtl/>
                 <w:lang w:bidi="ar-SA"/>
               </w:rPr>
-              <w:t xml:space="preserve">١  </w:t>
-            </w:r>
-            <w:r>
-              <w:rPr>
-                <w:rFonts w:ascii="Arakom" w:cs="Arakom" w:eastAsia="Arakom" w:hAnsi="Arakom"/>
-                <w:b/>
-                <w:bCs/>
-                <w:color w:val="000000"/>
-                <w:sz w:val="30"/>
-                <w:szCs w:val="30"/>
-                <w:rtl/>
-                <w:lang w:bidi="ar-SA"/>
-              </w:rPr>
               <w:t xml:space="preserve">الخامِسَة والنِّصْف</w:t>
             </w:r>
             <w:r>
               <w:rPr>
                 <w:rFonts w:ascii="Arakom" w:cs="Arakom" w:eastAsia="Arakom" w:hAnsi="Arakom"/>
                 <w:b w:val="false"/>
-                <w:color w:val="595959"/>
-                <w:sz w:val="30"/>
-                <w:szCs w:val="30"/>
-                <w:rtl/>
-                <w:lang w:bidi="ar-SA"/>
-              </w:rPr>
-              <w:t xml:space="preserve">   ·   </w:t>
-            </w:r>
-            <w:r>
-              <w:rPr>
-                <w:rFonts w:ascii="Arakom" w:cs="Arakom" w:eastAsia="Arakom" w:hAnsi="Arakom"/>
-                <w:b/>
-                <w:bCs/>
                 <w:color w:val="595959"/>
                 <w:sz w:val="28"/>
                 <w:szCs w:val="28"/>
                 <w:rtl/>
                 <w:lang w:bidi="ar-SA"/>
               </w:rPr>
+              <w:t xml:space="preserve">   ·   </w:t>
+            </w:r>
+            <w:r>
+              <w:rPr>
+                <w:rFonts w:ascii="Arakom" w:cs="Arakom" w:eastAsia="Arakom" w:hAnsi="Arakom"/>
+                <w:b/>
+                <w:bCs/>
+                <w:color w:val="595959"/>
+                <w:sz w:val="26"/>
+                <w:szCs w:val="26"/>
+                <w:rtl/>
+                <w:lang w:bidi="ar-SA"/>
+              </w:rPr>
               <w:t xml:space="preserve">٢  </w:t>
             </w:r>
             <w:r>
@@ -9737,8 +9680,8 @@
                 <w:b/>
                 <w:bCs/>
                 <w:color w:val="000000"/>
-                <w:sz w:val="30"/>
-                <w:szCs w:val="30"/>
+                <w:sz w:val="28"/>
+                <w:szCs w:val="28"/>
                 <w:rtl/>
                 <w:lang w:bidi="ar-SA"/>
               </w:rPr>
@@ -9749,7 +9692,7 @@
             <w:pPr>
               <w:keepNext w:val="false"/>
               <w:keepLines/>
-              <w:spacing w:after="0" w:before="30"/>
+              <w:spacing w:after="0" w:before="15"/>
               <w:jc w:val="left"/>
             </w:pPr>
             <w:r>
@@ -9760,8 +9703,8 @@
                 <w:i w:val="false"/>
                 <w:iCs w:val="false"/>
                 <w:color w:val="000000"/>
-                <w:sz w:val="21"/>
-                <w:szCs w:val="21"/>
+                <w:sz w:val="19"/>
+                <w:szCs w:val="19"/>
               </w:rPr>
               <w:t xml:space="preserve">3) </w:t>
             </w:r>
@@ -9773,8 +9716,8 @@
                 <w:i w:val="false"/>
                 <w:iCs w:val="false"/>
                 <w:color w:val="000000"/>
-                <w:sz w:val="21"/>
-                <w:szCs w:val="21"/>
+                <w:sz w:val="19"/>
+                <w:szCs w:val="19"/>
               </w:rPr>
               <w:t xml:space="preserve">2:15  (14:15)</w:t>
             </w:r>
@@ -9786,8 +9729,8 @@
                 <w:i w:val="false"/>
                 <w:iCs w:val="false"/>
                 <w:color w:val="595959"/>
-                <w:sz w:val="21"/>
-                <w:szCs w:val="21"/>
+                <w:sz w:val="19"/>
+                <w:szCs w:val="19"/>
               </w:rPr>
               <w:t xml:space="preserve">   ·   </w:t>
             </w:r>
@@ -9799,8 +9742,8 @@
                 <w:i w:val="false"/>
                 <w:iCs w:val="false"/>
                 <w:color w:val="000000"/>
-                <w:sz w:val="21"/>
-                <w:szCs w:val="21"/>
+                <w:sz w:val="19"/>
+                <w:szCs w:val="19"/>
               </w:rPr>
               <w:t xml:space="preserve">4) </w:t>
             </w:r>
@@ -9812,8 +9755,8 @@
                 <w:i w:val="false"/>
                 <w:iCs w:val="false"/>
                 <w:color w:val="000000"/>
-                <w:sz w:val="21"/>
-                <w:szCs w:val="21"/>
+                <w:sz w:val="19"/>
+                <w:szCs w:val="19"/>
               </w:rPr>
               <w:t xml:space="preserve">6:30  (18:30)</w:t>
             </w:r>
@@ -9851,8 +9794,8 @@
                 <w:i w:val="false"/>
                 <w:iCs w:val="false"/>
                 <w:color w:val="595959"/>
-                <w:sz w:val="18"/>
-                <w:szCs w:val="18"/>
+                <w:sz w:val="16"/>
+                <w:szCs w:val="16"/>
               </w:rPr>
               <w:t xml:space="preserve">4 × 3 = 12</w:t>
             </w:r>
@@ -9896,8 +9839,8 @@
                 <w:i w:val="false"/>
                 <w:iCs w:val="false"/>
                 <w:color w:val="000000"/>
-                <w:sz w:val="22"/>
-                <w:szCs w:val="22"/>
+                <w:sz w:val="20"/>
+                <w:szCs w:val="20"/>
               </w:rPr>
               <w:t xml:space="preserve">6</w:t>
             </w:r>
@@ -9933,49 +9876,49 @@
                 <w:b/>
                 <w:bCs/>
                 <w:color w:val="595959"/>
+                <w:sz w:val="26"/>
+                <w:szCs w:val="26"/>
+                <w:rtl/>
+                <w:lang w:bidi="ar-SA"/>
+              </w:rPr>
+              <w:t xml:space="preserve">١  </w:t>
+            </w:r>
+            <w:r>
+              <w:rPr>
+                <w:rFonts w:ascii="Arakom" w:cs="Arakom" w:eastAsia="Arakom" w:hAnsi="Arakom"/>
+                <w:b/>
+                <w:bCs/>
+                <w:color w:val="000000"/>
                 <w:sz w:val="28"/>
                 <w:szCs w:val="28"/>
                 <w:rtl/>
                 <w:lang w:bidi="ar-SA"/>
               </w:rPr>
-              <w:t xml:space="preserve">١  </w:t>
-            </w:r>
-            <w:r>
-              <w:rPr>
-                <w:rFonts w:ascii="Arakom" w:cs="Arakom" w:eastAsia="Arakom" w:hAnsi="Arakom"/>
-                <w:b/>
-                <w:bCs/>
-                <w:color w:val="000000"/>
-                <w:sz w:val="30"/>
-                <w:szCs w:val="30"/>
-                <w:rtl/>
-                <w:lang w:bidi="ar-SA"/>
-              </w:rPr>
               <w:t xml:space="preserve">جَنوب</w:t>
             </w:r>
             <w:r>
               <w:rPr>
                 <w:rFonts w:ascii="Arakom" w:cs="Arakom" w:eastAsia="Arakom" w:hAnsi="Arakom"/>
                 <w:b w:val="false"/>
-                <w:color w:val="595959"/>
-                <w:sz w:val="30"/>
-                <w:szCs w:val="30"/>
-                <w:rtl/>
-                <w:lang w:bidi="ar-SA"/>
-              </w:rPr>
-              <w:t xml:space="preserve">   ·   </w:t>
-            </w:r>
-            <w:r>
-              <w:rPr>
-                <w:rFonts w:ascii="Arakom" w:cs="Arakom" w:eastAsia="Arakom" w:hAnsi="Arakom"/>
-                <w:b/>
-                <w:bCs/>
                 <w:color w:val="595959"/>
                 <w:sz w:val="28"/>
                 <w:szCs w:val="28"/>
                 <w:rtl/>
                 <w:lang w:bidi="ar-SA"/>
               </w:rPr>
+              <w:t xml:space="preserve">   ·   </w:t>
+            </w:r>
+            <w:r>
+              <w:rPr>
+                <w:rFonts w:ascii="Arakom" w:cs="Arakom" w:eastAsia="Arakom" w:hAnsi="Arakom"/>
+                <w:b/>
+                <w:bCs/>
+                <w:color w:val="595959"/>
+                <w:sz w:val="26"/>
+                <w:szCs w:val="26"/>
+                <w:rtl/>
+                <w:lang w:bidi="ar-SA"/>
+              </w:rPr>
               <w:t xml:space="preserve">٢  </w:t>
             </w:r>
             <w:r>
@@ -9984,8 +9927,8 @@
                 <w:b/>
                 <w:bCs/>
                 <w:color w:val="000000"/>
-                <w:sz w:val="30"/>
-                <w:szCs w:val="30"/>
+                <w:sz w:val="28"/>
+                <w:szCs w:val="28"/>
                 <w:rtl/>
                 <w:lang w:bidi="ar-SA"/>
               </w:rPr>
@@ -9996,7 +9939,7 @@
             <w:pPr>
               <w:keepNext w:val="false"/>
               <w:keepLines/>
-              <w:spacing w:after="0" w:before="30"/>
+              <w:spacing w:after="0" w:before="15"/>
               <w:jc w:val="left"/>
             </w:pPr>
             <w:r>
@@ -10007,8 +9950,8 @@
                 <w:i w:val="false"/>
                 <w:iCs w:val="false"/>
                 <w:color w:val="000000"/>
-                <w:sz w:val="21"/>
-                <w:szCs w:val="21"/>
+                <w:sz w:val="19"/>
+                <w:szCs w:val="19"/>
               </w:rPr>
               <w:t xml:space="preserve">3) </w:t>
             </w:r>
@@ -10020,8 +9963,8 @@
                 <w:i/>
                 <w:iCs/>
                 <w:color w:val="000000"/>
-                <w:sz w:val="21"/>
-                <w:szCs w:val="21"/>
+                <w:sz w:val="19"/>
+                <w:szCs w:val="19"/>
               </w:rPr>
               <w:t xml:space="preserve">Yolu geç, sonra sola dön, onu karşında bulacaksın.</w:t>
             </w:r>
@@ -10033,8 +9976,8 @@
                 <w:i w:val="false"/>
                 <w:iCs w:val="false"/>
                 <w:color w:val="595959"/>
-                <w:sz w:val="17"/>
-                <w:szCs w:val="17"/>
+                <w:sz w:val="15"/>
+                <w:szCs w:val="15"/>
               </w:rPr>
               <w:t xml:space="preserve">   (her bölüm 2 puan)</w:t>
             </w:r>
@@ -10072,8 +10015,8 @@
                 <w:i w:val="false"/>
                 <w:iCs w:val="false"/>
                 <w:color w:val="595959"/>
-                <w:sz w:val="18"/>
-                <w:szCs w:val="18"/>
+                <w:sz w:val="16"/>
+                <w:szCs w:val="16"/>
               </w:rPr>
               <w:t xml:space="preserve">3 + 3 + 6 = 12</w:t>
             </w:r>
@@ -10117,8 +10060,8 @@
                 <w:i w:val="false"/>
                 <w:iCs w:val="false"/>
                 <w:color w:val="000000"/>
-                <w:sz w:val="22"/>
-                <w:szCs w:val="22"/>
+                <w:sz w:val="20"/>
+                <w:szCs w:val="20"/>
               </w:rPr>
               <w:t xml:space="preserve">7</w:t>
             </w:r>
@@ -10156,8 +10099,8 @@
                 <w:i w:val="false"/>
                 <w:iCs w:val="false"/>
                 <w:color w:val="000000"/>
-                <w:sz w:val="21"/>
-                <w:szCs w:val="21"/>
+                <w:sz w:val="19"/>
+                <w:szCs w:val="19"/>
               </w:rPr>
               <w:t xml:space="preserve">1) </w:t>
             </w:r>
@@ -10169,8 +10112,8 @@
                 <w:i w:val="false"/>
                 <w:iCs w:val="false"/>
                 <w:color w:val="000000"/>
-                <w:sz w:val="21"/>
-                <w:szCs w:val="21"/>
+                <w:sz w:val="19"/>
+                <w:szCs w:val="19"/>
               </w:rPr>
               <w:t xml:space="preserve">Sonra akşam evine döndü.</w:t>
             </w:r>
@@ -10179,7 +10122,7 @@
             <w:pPr>
               <w:keepNext w:val="false"/>
               <w:keepLines/>
-              <w:spacing w:after="0" w:before="30"/>
+              <w:spacing w:after="0" w:before="15"/>
               <w:jc w:val="left"/>
             </w:pPr>
             <w:r>
@@ -10190,8 +10133,8 @@
                 <w:i w:val="false"/>
                 <w:iCs w:val="false"/>
                 <w:color w:val="000000"/>
-                <w:sz w:val="21"/>
-                <w:szCs w:val="21"/>
+                <w:sz w:val="19"/>
+                <w:szCs w:val="19"/>
               </w:rPr>
               <w:t xml:space="preserve">2) </w:t>
             </w:r>
@@ -10203,8 +10146,8 @@
                 <w:i w:val="false"/>
                 <w:iCs w:val="false"/>
                 <w:color w:val="000000"/>
-                <w:sz w:val="21"/>
-                <w:szCs w:val="21"/>
+                <w:sz w:val="19"/>
+                <w:szCs w:val="19"/>
               </w:rPr>
               <w:t xml:space="preserve">Akşam namazından sonra Kapalıçarşı'ya gittim.</w:t>
             </w:r>
@@ -10242,8 +10185,8 @@
                 <w:i w:val="false"/>
                 <w:iCs w:val="false"/>
                 <w:color w:val="595959"/>
-                <w:sz w:val="18"/>
-                <w:szCs w:val="18"/>
+                <w:sz w:val="16"/>
+                <w:szCs w:val="16"/>
               </w:rPr>
               <w:t xml:space="preserve">2 × 4 = 8</w:t>
             </w:r>
@@ -10287,8 +10230,8 @@
                 <w:i w:val="false"/>
                 <w:iCs w:val="false"/>
                 <w:color w:val="000000"/>
-                <w:sz w:val="22"/>
-                <w:szCs w:val="22"/>
+                <w:sz w:val="20"/>
+                <w:szCs w:val="20"/>
               </w:rPr>
               <w:t xml:space="preserve">8</w:t>
             </w:r>
@@ -10326,8 +10269,8 @@
                 <w:i/>
                 <w:iCs/>
                 <w:color w:val="595959"/>
-                <w:sz w:val="18"/>
-                <w:szCs w:val="18"/>
+                <w:sz w:val="16"/>
+                <w:szCs w:val="16"/>
               </w:rPr>
               <w:t xml:space="preserve">Örnek cevaplar (öğrencinin kendi cümlesi dereceli puanlama anahtarıyla puanlanır):</w:t>
             </w:r>
@@ -10383,8 +10326,8 @@
                       <w:rFonts w:ascii="Arakom" w:cs="Arakom" w:eastAsia="Arakom" w:hAnsi="Arakom"/>
                       <w:b w:val="false"/>
                       <w:color w:val="000000"/>
-                      <w:sz w:val="30"/>
-                      <w:szCs w:val="30"/>
+                      <w:sz w:val="28"/>
+                      <w:szCs w:val="28"/>
                       <w:rtl/>
                       <w:lang w:bidi="ar-SA"/>
                     </w:rPr>
@@ -10424,8 +10367,8 @@
                       <w:i w:val="false"/>
                       <w:iCs w:val="false"/>
                       <w:color w:val="000000"/>
-                      <w:sz w:val="21"/>
-                      <w:szCs w:val="21"/>
+                      <w:sz w:val="19"/>
+                      <w:szCs w:val="19"/>
                     </w:rPr>
                     <w:t xml:space="preserve">a)</w:t>
                   </w:r>
@@ -10465,8 +10408,8 @@
                       <w:rFonts w:ascii="Arakom" w:cs="Arakom" w:eastAsia="Arakom" w:hAnsi="Arakom"/>
                       <w:b w:val="false"/>
                       <w:color w:val="000000"/>
-                      <w:sz w:val="30"/>
-                      <w:szCs w:val="30"/>
+                      <w:sz w:val="28"/>
+                      <w:szCs w:val="28"/>
                       <w:rtl/>
                       <w:lang w:bidi="ar-SA"/>
                     </w:rPr>
@@ -10506,8 +10449,8 @@
                       <w:i w:val="false"/>
                       <w:iCs w:val="false"/>
                       <w:color w:val="000000"/>
-                      <w:sz w:val="21"/>
-                      <w:szCs w:val="21"/>
+                      <w:sz w:val="19"/>
+                      <w:szCs w:val="19"/>
                     </w:rPr>
                     <w:t xml:space="preserve">b)</w:t>
                   </w:r>
@@ -10547,8 +10490,8 @@
                       <w:rFonts w:ascii="Arakom" w:cs="Arakom" w:eastAsia="Arakom" w:hAnsi="Arakom"/>
                       <w:b w:val="false"/>
                       <w:color w:val="000000"/>
-                      <w:sz w:val="30"/>
-                      <w:szCs w:val="30"/>
+                      <w:sz w:val="28"/>
+                      <w:szCs w:val="28"/>
                       <w:rtl/>
                       <w:lang w:bidi="ar-SA"/>
                     </w:rPr>
@@ -10588,8 +10531,8 @@
                       <w:i w:val="false"/>
                       <w:iCs w:val="false"/>
                       <w:color w:val="000000"/>
-                      <w:sz w:val="21"/>
-                      <w:szCs w:val="21"/>
+                      <w:sz w:val="19"/>
+                      <w:szCs w:val="19"/>
                     </w:rPr>
                     <w:t xml:space="preserve">c)</w:t>
                   </w:r>
@@ -10631,8 +10574,8 @@
                 <w:i w:val="false"/>
                 <w:iCs w:val="false"/>
                 <w:color w:val="595959"/>
-                <w:sz w:val="18"/>
-                <w:szCs w:val="18"/>
+                <w:sz w:val="16"/>
+                <w:szCs w:val="16"/>
               </w:rPr>
               <w:t xml:space="preserve">3 × 4 = 12</w:t>
             </w:r>
@@ -10642,7 +10585,7 @@
     </w:tbl>
     <w:p>
       <w:pPr>
-        <w:spacing w:after="0" w:before="0" w:line="260" w:lineRule="exact"/>
+        <w:spacing w:after="0" w:before="0" w:line="230" w:lineRule="exact"/>
       </w:pPr>
       <w:r>
         <w:rPr>
@@ -10652,8 +10595,8 @@
           <w:i w:val="false"/>
           <w:iCs w:val="false"/>
           <w:color w:val="000000"/>
-          <w:sz w:val="4"/>
-          <w:szCs w:val="4"/>
+          <w:sz w:val="12"/>
+          <w:szCs w:val="12"/>
         </w:rPr>
         <w:t xml:space="preserve"/>
       </w:r>
@@ -10712,8 +10655,8 @@
                 <w:i w:val="false"/>
                 <w:iCs w:val="false"/>
                 <w:color w:val="FFFFFF"/>
-                <w:sz w:val="24"/>
-                <w:szCs w:val="24"/>
+                <w:sz w:val="22"/>
+                <w:szCs w:val="22"/>
               </w:rPr>
               <w:t xml:space="preserve">8. SORU — DERECELİ PUANLAMA ANAHTARI</w:t>
             </w:r>
@@ -10733,8 +10676,8 @@
                 <w:i w:val="false"/>
                 <w:iCs w:val="false"/>
                 <w:color w:val="E0E0E0"/>
-                <w:sz w:val="17"/>
-                <w:szCs w:val="17"/>
+                <w:sz w:val="15"/>
+                <w:szCs w:val="15"/>
               </w:rPr>
               <w:t xml:space="preserve">Her madde (a, b, c) için ayrı uygulanır.</w:t>
             </w:r>
@@ -10754,8 +10697,8 @@
           <w:i w:val="false"/>
           <w:iCs w:val="false"/>
           <w:color w:val="000000"/>
-          <w:sz w:val="4"/>
-          <w:szCs w:val="4"/>
+          <w:sz w:val="12"/>
+          <w:szCs w:val="12"/>
         </w:rPr>
         <w:t xml:space="preserve"/>
       </w:r>
@@ -10816,8 +10759,8 @@
                 <w:i w:val="false"/>
                 <w:iCs w:val="false"/>
                 <w:color w:val="000000"/>
-                <w:sz w:val="19"/>
-                <w:szCs w:val="19"/>
+                <w:sz w:val="17"/>
+                <w:szCs w:val="17"/>
               </w:rPr>
               <w:t xml:space="preserve">Ölçüt</w:t>
             </w:r>
@@ -10856,8 +10799,8 @@
                 <w:i w:val="false"/>
                 <w:iCs w:val="false"/>
                 <w:color w:val="000000"/>
-                <w:sz w:val="19"/>
-                <w:szCs w:val="19"/>
+                <w:sz w:val="17"/>
+                <w:szCs w:val="17"/>
               </w:rPr>
               <w:t xml:space="preserve">Açıklama</w:t>
             </w:r>
@@ -10896,8 +10839,8 @@
                 <w:i w:val="false"/>
                 <w:iCs w:val="false"/>
                 <w:color w:val="000000"/>
-                <w:sz w:val="19"/>
-                <w:szCs w:val="19"/>
+                <w:sz w:val="17"/>
+                <w:szCs w:val="17"/>
               </w:rPr>
               <w:t xml:space="preserve">Puan</w:t>
             </w:r>
@@ -10940,8 +10883,8 @@
                 <w:i w:val="false"/>
                 <w:iCs w:val="false"/>
                 <w:color w:val="000000"/>
-                <w:sz w:val="19"/>
-                <w:szCs w:val="19"/>
+                <w:sz w:val="17"/>
+                <w:szCs w:val="17"/>
               </w:rPr>
               <w:t xml:space="preserve">Görevi yerine getirme</w:t>
             </w:r>
@@ -10979,8 +10922,8 @@
                 <w:i w:val="false"/>
                 <w:iCs w:val="false"/>
                 <w:color w:val="000000"/>
-                <w:sz w:val="19"/>
-                <w:szCs w:val="19"/>
+                <w:sz w:val="17"/>
+                <w:szCs w:val="17"/>
               </w:rPr>
               <w:t xml:space="preserve">Soruya uygun, anlamlı bir cevap vermiş (kulüp ve nedeni / gezi eşyası / sıklık ifadeli bir etkinlik).</w:t>
             </w:r>
@@ -11018,8 +10961,8 @@
                 <w:i w:val="false"/>
                 <w:iCs w:val="false"/>
                 <w:color w:val="000000"/>
-                <w:sz w:val="19"/>
-                <w:szCs w:val="19"/>
+                <w:sz w:val="17"/>
+                <w:szCs w:val="17"/>
               </w:rPr>
               <w:t xml:space="preserve">1</w:t>
             </w:r>
@@ -11062,8 +11005,8 @@
                 <w:i w:val="false"/>
                 <w:iCs w:val="false"/>
                 <w:color w:val="000000"/>
-                <w:sz w:val="19"/>
-                <w:szCs w:val="19"/>
+                <w:sz w:val="17"/>
+                <w:szCs w:val="17"/>
               </w:rPr>
               <w:t xml:space="preserve">Sözcük seçimi</w:t>
             </w:r>
@@ -11101,8 +11044,8 @@
                 <w:i w:val="false"/>
                 <w:iCs w:val="false"/>
                 <w:color w:val="000000"/>
-                <w:sz w:val="19"/>
-                <w:szCs w:val="19"/>
+                <w:sz w:val="17"/>
+                <w:szCs w:val="17"/>
               </w:rPr>
               <w:t xml:space="preserve">Ünitedeki uygun sözcükleri kullanmış (kulüp adları, gezi eşyaları, etkinlik fiilleri).</w:t>
             </w:r>
@@ -11140,8 +11083,8 @@
                 <w:i w:val="false"/>
                 <w:iCs w:val="false"/>
                 <w:color w:val="000000"/>
-                <w:sz w:val="19"/>
-                <w:szCs w:val="19"/>
+                <w:sz w:val="17"/>
+                <w:szCs w:val="17"/>
               </w:rPr>
               <w:t xml:space="preserve">1</w:t>
             </w:r>
@@ -11184,8 +11127,8 @@
                 <w:i w:val="false"/>
                 <w:iCs w:val="false"/>
                 <w:color w:val="000000"/>
-                <w:sz w:val="19"/>
-                <w:szCs w:val="19"/>
+                <w:sz w:val="17"/>
+                <w:szCs w:val="17"/>
               </w:rPr>
               <w:t xml:space="preserve">Dil yapısı</w:t>
             </w:r>
@@ -11223,8 +11166,8 @@
                 <w:i w:val="false"/>
                 <w:iCs w:val="false"/>
                 <w:color w:val="000000"/>
-                <w:sz w:val="19"/>
-                <w:szCs w:val="19"/>
+                <w:sz w:val="17"/>
+                <w:szCs w:val="17"/>
               </w:rPr>
               <w:t xml:space="preserve">İstenen bağlacı / başlangıcı / sıklık ifadesini doğru yerde kullanmış; fiil ve zamir uyumu doğru (</w:t>
             </w:r>
@@ -11233,8 +11176,8 @@
                 <w:rFonts w:ascii="Arakom" w:cs="Arakom" w:eastAsia="Arakom" w:hAnsi="Arakom"/>
                 <w:b w:val="false"/>
                 <w:color w:val="000000"/>
-                <w:sz w:val="25"/>
-                <w:szCs w:val="25"/>
+                <w:sz w:val="22"/>
+                <w:szCs w:val="22"/>
                 <w:rtl/>
                 <w:lang w:bidi="ar-SA"/>
               </w:rPr>
@@ -11248,8 +11191,8 @@
                 <w:i w:val="false"/>
                 <w:iCs w:val="false"/>
                 <w:color w:val="000000"/>
-                <w:sz w:val="18"/>
-                <w:szCs w:val="18"/>
+                <w:sz w:val="16"/>
+                <w:szCs w:val="16"/>
               </w:rPr>
               <w:t xml:space="preserve">‎</w:t>
             </w:r>
@@ -11261,8 +11204,8 @@
                 <w:i w:val="false"/>
                 <w:iCs w:val="false"/>
                 <w:color w:val="000000"/>
-                <w:sz w:val="19"/>
-                <w:szCs w:val="19"/>
+                <w:sz w:val="17"/>
+                <w:szCs w:val="17"/>
               </w:rPr>
               <w:t xml:space="preserve">).</w:t>
             </w:r>
@@ -11300,8 +11243,8 @@
                 <w:i w:val="false"/>
                 <w:iCs w:val="false"/>
                 <w:color w:val="000000"/>
-                <w:sz w:val="19"/>
-                <w:szCs w:val="19"/>
+                <w:sz w:val="17"/>
+                <w:szCs w:val="17"/>
               </w:rPr>
               <w:t xml:space="preserve">1</w:t>
             </w:r>
@@ -11344,8 +11287,8 @@
                 <w:i w:val="false"/>
                 <w:iCs w:val="false"/>
                 <w:color w:val="000000"/>
-                <w:sz w:val="19"/>
-                <w:szCs w:val="19"/>
+                <w:sz w:val="17"/>
+                <w:szCs w:val="17"/>
               </w:rPr>
               <w:t xml:space="preserve">Yazım</w:t>
             </w:r>
@@ -11383,8 +11326,8 @@
                 <w:i w:val="false"/>
                 <w:iCs w:val="false"/>
                 <w:color w:val="000000"/>
-                <w:sz w:val="19"/>
-                <w:szCs w:val="19"/>
+                <w:sz w:val="17"/>
+                <w:szCs w:val="17"/>
               </w:rPr>
               <w:t xml:space="preserve">Harfler doğru ve okunaklı; cümle anlaşılır (hareke eksikliği puan kırdırmaz).</w:t>
             </w:r>
@@ -11422,8 +11365,8 @@
                 <w:i w:val="false"/>
                 <w:iCs w:val="false"/>
                 <w:color w:val="000000"/>
-                <w:sz w:val="19"/>
-                <w:szCs w:val="19"/>
+                <w:sz w:val="17"/>
+                <w:szCs w:val="17"/>
               </w:rPr>
               <w:t xml:space="preserve">1</w:t>
             </w:r>
@@ -11467,8 +11410,8 @@
                 <w:i w:val="false"/>
                 <w:iCs w:val="false"/>
                 <w:color w:val="000000"/>
-                <w:sz w:val="19"/>
-                <w:szCs w:val="19"/>
+                <w:sz w:val="17"/>
+                <w:szCs w:val="17"/>
               </w:rPr>
               <w:t xml:space="preserve">Toplam (her madde)</w:t>
             </w:r>
@@ -11507,8 +11450,8 @@
                 <w:i w:val="false"/>
                 <w:iCs w:val="false"/>
                 <w:color w:val="000000"/>
-                <w:sz w:val="19"/>
-                <w:szCs w:val="19"/>
+                <w:sz w:val="17"/>
+                <w:szCs w:val="17"/>
               </w:rPr>
               <w:t xml:space="preserve">a + b + c = 3 madde × 4 puan</w:t>
             </w:r>
@@ -11547,8 +11490,8 @@
                 <w:i w:val="false"/>
                 <w:iCs w:val="false"/>
                 <w:color w:val="000000"/>
-                <w:sz w:val="19"/>
-                <w:szCs w:val="19"/>
+                <w:sz w:val="17"/>
+                <w:szCs w:val="17"/>
               </w:rPr>
               <w:t xml:space="preserve">4 / 12</w:t>
             </w:r>
@@ -11559,7 +11502,7 @@
     <w:sectPr>
       <w:footerReference w:type="default" r:id="rId7"/>
       <w:pgSz w:w="11906" w:h="16838" w:orient="portrait"/>
-      <w:pgMar w:top="737" w:right="851" w:bottom="680" w:left="851" w:header="708" w:footer="284" w:gutter="0"/>
+      <w:pgMar w:top="540" w:right="540" w:bottom="540" w:left="540" w:header="454" w:footer="400" w:gutter="0"/>
       <w:pgNumType/>
       <w:docGrid w:linePitch="360"/>
     </w:sectPr>

--- a/dosyalar/sinavlar/8-sinif/2026-2027-1d1y/arapca-8-1d1y-cevap-anahtari.docx
+++ b/dosyalar/sinavlar/8-sinif/2026-2027-1d1y/arapca-8-1d1y-cevap-anahtari.docx
@@ -1787,7 +1787,7 @@
                 <w:rtl/>
                 <w:lang w:bidi="ar-SA"/>
               </w:rPr>
-              <w:t xml:space="preserve">إلى أَيْنَ</w:t>
+              <w:t xml:space="preserve">إلى أَيْن</w:t>
             </w:r>
             <w:r>
               <w:rPr>
@@ -4349,7 +4349,7 @@
                 <w:rtl/>
                 <w:lang w:bidi="ar-SA"/>
               </w:rPr>
-              <w:t xml:space="preserve">كَيْفَ</w:t>
+              <w:t xml:space="preserve">كَيْف</w:t>
             </w:r>
             <w:r>
               <w:rPr>
@@ -6911,7 +6911,7 @@
                 <w:rtl/>
                 <w:lang w:bidi="ar-SA"/>
               </w:rPr>
-              <w:t xml:space="preserve">أَيْنَ</w:t>
+              <w:t xml:space="preserve">أَيْن</w:t>
             </w:r>
             <w:r>
               <w:rPr>
@@ -9473,7 +9473,7 @@
                 <w:rtl/>
                 <w:lang w:bidi="ar-SA"/>
               </w:rPr>
-              <w:t xml:space="preserve">كَيْفَ</w:t>
+              <w:t xml:space="preserve">كَيْف</w:t>
             </w:r>
             <w:r>
               <w:rPr>
